--- a/src/Angebot-BWT.docx
+++ b/src/Angebot-BWT.docx
@@ -1,15 +1,16 @@
 
 <file path=word/document.xml><?xml version="1.0" encoding="utf-8"?>
-<w:document xmlns:o="urn:schemas-microsoft-com:office:office" xmlns:r="http://schemas.openxmlformats.org/officeDocument/2006/relationships" xmlns:v="urn:schemas-microsoft-com:vml" xmlns:w="http://schemas.openxmlformats.org/wordprocessingml/2006/main" xmlns:w10="urn:schemas-microsoft-com:office:word" xmlns:wp="http://schemas.openxmlformats.org/drawingml/2006/wordprocessingDrawing" xmlns:pic="http://schemas.openxmlformats.org/drawingml/2006/picture" xmlns:wps="http://schemas.microsoft.com/office/word/2010/wordprocessingShape" xmlns:wpg="http://schemas.microsoft.com/office/word/2010/wordprocessingGroup" xmlns:mc="http://schemas.openxmlformats.org/markup-compatibility/2006" xmlns:wp14="http://schemas.microsoft.com/office/word/2010/wordprocessingDrawing" xmlns:w14="http://schemas.microsoft.com/office/word/2010/wordml" xmlns:w15="http://schemas.microsoft.com/office/word/2012/wordml" mc:Ignorable="w14 wp14 w15">
+<w:document xmlns:wpc="http://schemas.microsoft.com/office/word/2010/wordprocessingCanvas" xmlns:mc="http://schemas.openxmlformats.org/markup-compatibility/2006" xmlns:o="urn:schemas-microsoft-com:office:office" xmlns:r="http://schemas.openxmlformats.org/officeDocument/2006/relationships" xmlns:m="http://schemas.openxmlformats.org/officeDocument/2006/math" xmlns:v="urn:schemas-microsoft-com:vml" xmlns:wp14="http://schemas.microsoft.com/office/word/2010/wordprocessingDrawing" xmlns:wp="http://schemas.openxmlformats.org/drawingml/2006/wordprocessingDrawing" xmlns:w10="urn:schemas-microsoft-com:office:word" xmlns:w="http://schemas.openxmlformats.org/wordprocessingml/2006/main" xmlns:w14="http://schemas.microsoft.com/office/word/2010/wordml" xmlns:w15="http://schemas.microsoft.com/office/word/2012/wordml" xmlns:wpg="http://schemas.microsoft.com/office/word/2010/wordprocessingGroup" xmlns:wpi="http://schemas.microsoft.com/office/word/2010/wordprocessingInk" xmlns:wne="http://schemas.microsoft.com/office/word/2006/wordml" xmlns:wps="http://schemas.microsoft.com/office/word/2010/wordprocessingShape" mc:Ignorable="w14 w15 wp14">
   <w:background w:color="FFFFFF"/>
   <w:body>
     <w:p>
       <w:pPr>
+        <w:pBdr/>
         <w:pStyle w:val="Normal"/>
         <w:spacing w:before="171" w:after="0"/>
-        <w:ind w:hanging="0" w:start="0" w:end="0"/>
-        <w:rPr>
-          <w:rFonts w:ascii="Open Sans" w:hAnsi="Open Sans" w:eastAsia="Open Sans" w:cs="Open Sans"/>
+        <w:ind w:left="0" w:right="0" w:firstLine="0"/>
+        <w:rPr>
+          <w:rFonts w:ascii="Open Sans" w:eastAsia="Open Sans" w:hAnsi="Open Sans" w:cs="Open Sans"/>
           <w:color w:val="070707"/>
           <w:sz w:val="17"/>
           <w:szCs w:val="17"/>
@@ -21,46 +22,43 @@
       </w:r>
       <w:r>
         <w:rPr>
-          <w:rFonts w:eastAsia="Open Sans" w:cs="Open Sans" w:ascii="Open Sans" w:hAnsi="Open Sans"/>
+          <w:rFonts w:ascii="Open Sans" w:eastAsia="Open Sans" w:hAnsi="Open Sans" w:cs="Open Sans"/>
           <w:color w:val="070707"/>
           <w:sz w:val="17"/>
           <w:szCs w:val="17"/>
         </w:rPr>
-        <w:t>EmC2 Attila Landgrafe, Waldstraße 5, 95032 Hof</w:t>
+        <w:t xml:space="preserve">EmC2 Attila Landgrafe, Waldstraße 5, 95032 Hof</w:t>
       </w:r>
     </w:p>
     <w:p>
       <w:pPr>
+        <w:pBdr/>
         <w:pStyle w:val="normal1"/>
-        <w:rPr>
-          <w:rFonts w:ascii="Open Sans" w:hAnsi="Open Sans" w:eastAsia="Open Sans" w:cs="Open Sans"/>
+        <w:spacing/>
+        <w:ind/>
+        <w:rPr>
+          <w:rFonts w:ascii="Open Sans" w:eastAsia="Open Sans" w:hAnsi="Open Sans" w:cs="Open Sans"/>
           <w:color w:val="070707"/>
           <w:sz w:val="17"/>
           <w:szCs w:val="17"/>
         </w:rPr>
       </w:pPr>
-      <w:r>
-        <w:rPr>
-          <w:rFonts w:eastAsia="Open Sans" w:cs="Open Sans" w:ascii="Open Sans" w:hAnsi="Open Sans"/>
-          <w:color w:val="070707"/>
-          <w:sz w:val="17"/>
-          <w:szCs w:val="17"/>
-        </w:rPr>
-      </w:r>
     </w:p>
     <w:tbl>
       <w:tblPr>
         <w:tblStyle w:val="Normal Table0"/>
         <w:tblW w:w="10035" w:type="dxa"/>
-        <w:jc w:val="start"/>
+        <w:jc w:val="left"/>
         <w:tblInd w:w="0" w:type="dxa"/>
-        <w:tblLayout w:type="fixed"/>
         <w:tblCellMar>
           <w:top w:w="0" w:type="dxa"/>
-          <w:start w:w="10" w:type="dxa"/>
+          <w:left w:w="10" w:type="dxa"/>
           <w:bottom w:w="0" w:type="dxa"/>
-          <w:end w:w="10" w:type="dxa"/>
+          <w:right w:w="10" w:type="dxa"/>
         </w:tblCellMar>
+        <w:tblBorders/>
+        <w:shd w:fill="auto" w:color="auto"/>
+        <w:tblLayout w:type="fixed"/>
       </w:tblPr>
       <w:tblGrid>
         <w:gridCol w:w="4797"/>
@@ -68,102 +66,109 @@
         <w:gridCol w:w="2970"/>
       </w:tblGrid>
       <w:tr>
+        <w:tblPrEx>
+          <w:tblBorders/>
+          <w:tblCellMar>
+            <w:top w:w="0" w:type="dxa"/>
+            <w:left w:w="10" w:type="dxa"/>
+            <w:bottom w:w="0" w:type="dxa"/>
+            <w:right w:w="10" w:type="dxa"/>
+          </w:tblCellMar>
+        </w:tblPrEx>
         <w:trPr>
-          <w:trHeight w:val="1380" w:hRule="atLeast"/>
+          <w:trHeight w:hRule="atLeast" w:val="1380"/>
         </w:trPr>
         <w:tc>
           <w:tcPr>
             <w:tcW w:w="4797" w:type="dxa"/>
             <w:tcBorders>
-              <w:top w:val="single" w:sz="8" w:space="0" w:color="FFFFFF"/>
-              <w:start w:val="single" w:sz="8" w:space="0" w:color="FFFFFF"/>
-              <w:bottom w:val="single" w:sz="8" w:space="0" w:color="FFFFFF"/>
-              <w:end w:val="single" w:sz="8" w:space="0" w:color="FFFFFF"/>
+              <w:top w:val="single" w:color="FFFFFF" w:sz="8" w:space="0"/>
+              <w:left w:val="single" w:color="FFFFFF" w:sz="8" w:space="0"/>
+              <w:bottom w:val="single" w:color="FFFFFF" w:sz="8" w:space="0"/>
+              <w:right w:val="single" w:color="FFFFFF" w:sz="8" w:space="0"/>
             </w:tcBorders>
-            <w:shd w:color="auto" w:fill="auto" w:val="clear"/>
+            <w:shd w:fill="auto" w:color="auto" w:val="clear"/>
+            <w:vAlign w:val="top"/>
           </w:tcPr>
           <w:p>
             <w:pPr>
+              <w:pBdr/>
               <w:pStyle w:val="Normal"/>
-              <w:keepNext w:val="false"/>
-              <w:keepLines w:val="false"/>
-              <w:suppressAutoHyphens w:val="true"/>
-              <w:spacing w:lineRule="auto" w:line="278" w:before="0" w:after="0"/>
-              <w:ind w:hanging="0" w:start="0" w:end="314"/>
-              <w:jc w:val="start"/>
-              <w:rPr>
-                <w:rFonts w:ascii="Open Sans" w:hAnsi="Open Sans" w:eastAsia="Open Sans" w:cs="Open Sans"/>
-              </w:rPr>
-            </w:pPr>
-            <w:r>
-              <w:rPr>
-                <w:rFonts w:eastAsia="Open Sans" w:cs="Open Sans" w:ascii="Open Sans" w:hAnsi="Open Sans"/>
-                <w:kern w:val="0"/>
+              <w:keepNext w:val="0"/>
+              <w:keepLines w:val="0"/>
+              <w:spacing w:before="0" w:after="0" w:line="278" w:lineRule="auto"/>
+              <w:ind w:left="0" w:right="314" w:firstLine="0"/>
+              <w:jc w:val="left"/>
+              <w:rPr>
+                <w:rFonts w:ascii="Open Sans" w:eastAsia="Open Sans" w:hAnsi="Open Sans" w:cs="Open Sans"/>
+              </w:rPr>
+            </w:pPr>
+            <w:r>
+              <w:rPr>
+                <w:rFonts w:ascii="Open Sans" w:eastAsia="Open Sans" w:hAnsi="Open Sans" w:cs="Open Sans"/>
                 <w:sz w:val="22"/>
                 <w:szCs w:val="22"/>
               </w:rPr>
-              <w:t>{Anrede}</w:t>
-            </w:r>
-          </w:p>
-          <w:p>
-            <w:pPr>
+              <w:t xml:space="preserve">{Anrede}</w:t>
+            </w:r>
+          </w:p>
+          <w:p>
+            <w:pPr>
+              <w:pBdr/>
               <w:pStyle w:val="Normal"/>
-              <w:keepNext w:val="false"/>
-              <w:keepLines w:val="false"/>
-              <w:suppressAutoHyphens w:val="true"/>
-              <w:spacing w:lineRule="auto" w:line="278" w:before="0" w:after="0"/>
-              <w:ind w:hanging="0" w:start="0" w:end="314"/>
-              <w:jc w:val="start"/>
-              <w:rPr>
-                <w:rFonts w:ascii="Open Sans" w:hAnsi="Open Sans" w:eastAsia="Open Sans" w:cs="Open Sans"/>
+              <w:keepNext w:val="0"/>
+              <w:keepLines w:val="0"/>
+              <w:spacing w:before="0" w:after="0" w:line="278" w:lineRule="auto"/>
+              <w:ind w:left="0" w:right="314" w:firstLine="0"/>
+              <w:jc w:val="left"/>
+              <w:rPr>
+                <w:rFonts w:ascii="Open Sans" w:eastAsia="Open Sans" w:hAnsi="Open Sans" w:cs="Open Sans"/>
                 <w:color w:val="1F1F1F"/>
               </w:rPr>
             </w:pPr>
             <w:r>
               <w:rPr>
-                <w:rFonts w:eastAsia="Open Sans" w:cs="Open Sans" w:ascii="Open Sans" w:hAnsi="Open Sans"/>
-                <w:kern w:val="0"/>
+                <w:rFonts w:ascii="Open Sans" w:eastAsia="Open Sans" w:hAnsi="Open Sans" w:cs="Open Sans"/>
                 <w:sz w:val="22"/>
                 <w:szCs w:val="22"/>
               </w:rPr>
-              <w:t>{Vorname} {Nachname}</w:t>
-            </w:r>
-          </w:p>
-          <w:p>
-            <w:pPr>
+              <w:t xml:space="preserve">{Vorname} {Nachname}</w:t>
+            </w:r>
+          </w:p>
+          <w:p>
+            <w:pPr>
+              <w:pBdr/>
               <w:pStyle w:val="Normal"/>
-              <w:keepNext w:val="false"/>
-              <w:keepLines w:val="false"/>
-              <w:suppressAutoHyphens w:val="true"/>
-              <w:spacing w:lineRule="auto" w:line="278" w:before="0" w:after="0"/>
-              <w:ind w:hanging="0" w:start="0" w:end="314"/>
-              <w:jc w:val="start"/>
-              <w:rPr>
-                <w:rFonts w:ascii="Open Sans" w:hAnsi="Open Sans" w:eastAsia="Open Sans" w:cs="Open Sans"/>
+              <w:keepNext w:val="0"/>
+              <w:keepLines w:val="0"/>
+              <w:spacing w:before="0" w:after="0" w:line="278" w:lineRule="auto"/>
+              <w:ind w:left="0" w:right="314" w:firstLine="0"/>
+              <w:jc w:val="left"/>
+              <w:rPr>
+                <w:rFonts w:ascii="Open Sans" w:eastAsia="Open Sans" w:hAnsi="Open Sans" w:cs="Open Sans"/>
                 <w:color w:val="1F1F1F"/>
               </w:rPr>
             </w:pPr>
             <w:r>
               <w:rPr>
-                <w:rFonts w:eastAsia="Open Sans" w:cs="Open Sans" w:ascii="Open Sans" w:hAnsi="Open Sans"/>
-                <w:kern w:val="0"/>
+                <w:rFonts w:ascii="Open Sans" w:eastAsia="Open Sans" w:hAnsi="Open Sans" w:cs="Open Sans"/>
                 <w:sz w:val="22"/>
                 <w:szCs w:val="22"/>
               </w:rPr>
-              <w:t>{Adresse}</w:t>
-            </w:r>
-          </w:p>
-          <w:p>
-            <w:pPr>
+              <w:t xml:space="preserve">{Adresse}</w:t>
+            </w:r>
+          </w:p>
+          <w:p>
+            <w:pPr>
+              <w:pBdr/>
               <w:pStyle w:val="normal1"/>
-              <w:keepNext w:val="false"/>
-              <w:keepLines w:val="false"/>
-              <w:suppressAutoHyphens w:val="true"/>
-              <w:spacing w:lineRule="auto" w:line="278" w:before="0" w:after="0"/>
-              <w:ind w:hanging="0" w:start="0" w:end="314"/>
-              <w:jc w:val="start"/>
-              <w:rPr>
-                <w:rFonts w:ascii="Open Sans" w:hAnsi="Open Sans" w:eastAsia="Open Sans" w:cs="Open Sans"/>
+              <w:keepNext w:val="0"/>
+              <w:keepLines w:val="0"/>
+              <w:spacing w:before="0" w:after="0" w:line="278" w:lineRule="auto"/>
+              <w:ind w:left="0" w:right="314" w:firstLine="0"/>
+              <w:jc w:val="left"/>
+              <w:rPr>
+                <w:rFonts w:ascii="Open Sans" w:eastAsia="Open Sans" w:hAnsi="Open Sans" w:cs="Open Sans"/>
                 <w:color w:val="070707"/>
                 <w:sz w:val="17"/>
                 <w:szCs w:val="17"/>
@@ -171,12 +176,11 @@
             </w:pPr>
             <w:r>
               <w:rPr>
-                <w:rFonts w:eastAsia="Open Sans" w:cs="Open Sans" w:ascii="Open Sans" w:hAnsi="Open Sans"/>
-                <w:kern w:val="0"/>
+                <w:rFonts w:ascii="Open Sans" w:eastAsia="Open Sans" w:hAnsi="Open Sans" w:cs="Open Sans"/>
                 <w:sz w:val="22"/>
                 <w:szCs w:val="22"/>
               </w:rPr>
-              <w:t>{PLZ} {Stadt}</w:t>
+              <w:t xml:space="preserve">{PLZ} {Stadt}</w:t>
             </w:r>
           </w:p>
         </w:tc>
@@ -184,96 +188,93 @@
           <w:tcPr>
             <w:tcW w:w="2268" w:type="dxa"/>
             <w:tcBorders>
-              <w:top w:val="single" w:sz="8" w:space="0" w:color="FFFFFF"/>
-              <w:start w:val="single" w:sz="8" w:space="0" w:color="FFFFFF"/>
-              <w:bottom w:val="single" w:sz="8" w:space="0" w:color="FFFFFF"/>
-              <w:end w:val="single" w:sz="8" w:space="0" w:color="FFFFFF"/>
+              <w:top w:val="single" w:color="FFFFFF" w:sz="8" w:space="0"/>
+              <w:left w:val="single" w:color="FFFFFF" w:sz="8" w:space="0"/>
+              <w:bottom w:val="single" w:color="FFFFFF" w:sz="8" w:space="0"/>
+              <w:right w:val="single" w:color="FFFFFF" w:sz="8" w:space="0"/>
             </w:tcBorders>
-            <w:shd w:color="auto" w:fill="auto" w:val="clear"/>
+            <w:shd w:fill="auto" w:color="auto" w:val="clear"/>
+            <w:vAlign w:val="top"/>
           </w:tcPr>
           <w:p>
             <w:pPr>
+              <w:pBdr/>
               <w:pStyle w:val="Normal"/>
-              <w:keepNext w:val="false"/>
-              <w:keepLines w:val="false"/>
-              <w:suppressAutoHyphens w:val="true"/>
-              <w:spacing w:lineRule="auto" w:line="240" w:before="0" w:after="0"/>
-              <w:ind w:hanging="0" w:start="0" w:end="127"/>
-              <w:jc w:val="start"/>
-              <w:rPr>
-                <w:rFonts w:ascii="Open Sans" w:hAnsi="Open Sans" w:eastAsia="Open Sans" w:cs="Open Sans"/>
+              <w:keepNext w:val="0"/>
+              <w:keepLines w:val="0"/>
+              <w:spacing w:before="0" w:after="0" w:line="240" w:lineRule="auto"/>
+              <w:ind w:left="0" w:right="127" w:firstLine="0"/>
+              <w:jc w:val="left"/>
+              <w:rPr>
+                <w:rFonts w:ascii="Open Sans" w:eastAsia="Open Sans" w:hAnsi="Open Sans" w:cs="Open Sans"/>
                 <w:sz w:val="21"/>
                 <w:szCs w:val="21"/>
               </w:rPr>
             </w:pPr>
             <w:r>
               <w:rPr>
-                <w:rFonts w:eastAsia="Open Sans" w:cs="Open Sans" w:ascii="Open Sans" w:hAnsi="Open Sans"/>
-                <w:color w:val="1F1F1F"/>
-                <w:kern w:val="0"/>
-                <w:sz w:val="21"/>
-                <w:szCs w:val="21"/>
-              </w:rPr>
-              <w:t>Angebotsnummer</w:t>
-            </w:r>
-            <w:r>
-              <w:rPr>
-                <w:rFonts w:eastAsia="Open Sans" w:cs="Open Sans" w:ascii="Open Sans" w:hAnsi="Open Sans"/>
-                <w:kern w:val="0"/>
-                <w:sz w:val="21"/>
-                <w:szCs w:val="21"/>
-              </w:rPr>
-              <w:t xml:space="preserve">        </w:t>
-            </w:r>
-            <w:r>
-              <w:rPr>
-                <w:rFonts w:eastAsia="Open Sans" w:cs="Open Sans" w:ascii="Open Sans" w:hAnsi="Open Sans"/>
-                <w:color w:val="1F1F1F"/>
-                <w:kern w:val="0"/>
-                <w:sz w:val="21"/>
-                <w:szCs w:val="21"/>
-              </w:rPr>
-              <w:t>Datum</w:t>
-            </w:r>
-          </w:p>
-          <w:p>
-            <w:pPr>
-              <w:pStyle w:val="Normal"/>
-              <w:keepNext w:val="false"/>
-              <w:keepLines w:val="false"/>
-              <w:suppressAutoHyphens w:val="true"/>
-              <w:spacing w:lineRule="auto" w:line="240" w:before="0" w:after="0"/>
-              <w:ind w:hanging="0" w:start="0" w:end="127"/>
-              <w:jc w:val="start"/>
-              <w:rPr>
-                <w:rFonts w:ascii="Open Sans" w:hAnsi="Open Sans" w:eastAsia="Open Sans" w:cs="Open Sans"/>
+                <w:rFonts w:ascii="Open Sans" w:eastAsia="Open Sans" w:hAnsi="Open Sans" w:cs="Open Sans"/>
                 <w:color w:val="1F1F1F"/>
                 <w:sz w:val="21"/>
                 <w:szCs w:val="21"/>
               </w:rPr>
-            </w:pPr>
-            <w:r>
-              <w:rPr>
-                <w:rFonts w:eastAsia="Open Sans" w:cs="Open Sans" w:ascii="Open Sans" w:hAnsi="Open Sans"/>
-                <w:color w:val="1F1F1F"/>
-                <w:kern w:val="0"/>
+              <w:t xml:space="preserve">Angebotsnummer</w:t>
+            </w:r>
+            <w:r>
+              <w:rPr>
+                <w:rFonts w:ascii="Open Sans" w:eastAsia="Open Sans" w:hAnsi="Open Sans" w:cs="Open Sans"/>
                 <w:sz w:val="21"/>
                 <w:szCs w:val="21"/>
               </w:rPr>
-              <w:t>Ansprechpartner</w:t>
-            </w:r>
-          </w:p>
-          <w:p>
-            <w:pPr>
+              <w:t xml:space="preserve">        </w:t>
+            </w:r>
+            <w:r>
+              <w:rPr>
+                <w:rFonts w:ascii="Open Sans" w:eastAsia="Open Sans" w:hAnsi="Open Sans" w:cs="Open Sans"/>
+                <w:color w:val="1F1F1F"/>
+                <w:sz w:val="21"/>
+                <w:szCs w:val="21"/>
+              </w:rPr>
+              <w:t xml:space="preserve">Datum</w:t>
+            </w:r>
+          </w:p>
+          <w:p>
+            <w:pPr>
+              <w:pBdr/>
+              <w:pStyle w:val="Normal"/>
+              <w:keepNext w:val="0"/>
+              <w:keepLines w:val="0"/>
+              <w:spacing w:before="0" w:after="0" w:line="240" w:lineRule="auto"/>
+              <w:ind w:left="0" w:right="127" w:firstLine="0"/>
+              <w:jc w:val="left"/>
+              <w:rPr>
+                <w:rFonts w:ascii="Open Sans" w:eastAsia="Open Sans" w:hAnsi="Open Sans" w:cs="Open Sans"/>
+                <w:color w:val="1F1F1F"/>
+                <w:sz w:val="21"/>
+                <w:szCs w:val="21"/>
+              </w:rPr>
+            </w:pPr>
+            <w:r>
+              <w:rPr>
+                <w:rFonts w:ascii="Open Sans" w:eastAsia="Open Sans" w:hAnsi="Open Sans" w:cs="Open Sans"/>
+                <w:color w:val="1F1F1F"/>
+                <w:sz w:val="21"/>
+                <w:szCs w:val="21"/>
+              </w:rPr>
+              <w:t xml:space="preserve">Ansprechpartner</w:t>
+            </w:r>
+          </w:p>
+          <w:p>
+            <w:pPr>
+              <w:pBdr/>
               <w:pStyle w:val="normal1"/>
-              <w:keepNext w:val="false"/>
-              <w:keepLines w:val="false"/>
-              <w:suppressAutoHyphens w:val="true"/>
-              <w:spacing w:lineRule="auto" w:line="240" w:before="0" w:after="0"/>
-              <w:ind w:hanging="0" w:start="0" w:end="127"/>
-              <w:jc w:val="start"/>
-              <w:rPr>
-                <w:rFonts w:ascii="Open Sans" w:hAnsi="Open Sans" w:eastAsia="Open Sans" w:cs="Open Sans"/>
+              <w:keepNext w:val="0"/>
+              <w:keepLines w:val="0"/>
+              <w:spacing w:before="0" w:after="0" w:line="240" w:lineRule="auto"/>
+              <w:ind w:left="0" w:right="127" w:firstLine="0"/>
+              <w:jc w:val="left"/>
+              <w:rPr>
+                <w:rFonts w:ascii="Open Sans" w:eastAsia="Open Sans" w:hAnsi="Open Sans" w:cs="Open Sans"/>
                 <w:color w:val="070707"/>
                 <w:sz w:val="17"/>
                 <w:szCs w:val="17"/>
@@ -281,15 +282,30 @@
             </w:pPr>
             <w:r>
               <w:rPr>
-                <w:rFonts w:eastAsia="Open Sans" w:cs="Open Sans" w:ascii="Open Sans" w:hAnsi="Open Sans"/>
+                <w:rFonts w:ascii="Open Sans" w:eastAsia="Open Sans" w:hAnsi="Open Sans" w:cs="Open Sans"/>
                 <w:color w:val="1F1F1F"/>
-                <w:kern w:val="0"/>
                 <w:sz w:val="21"/>
                 <w:szCs w:val="21"/>
               </w:rPr>
-              <w:t>Telefon</w:t>
+              <w:t xml:space="preserve">Telefon</w:t>
+            </w:r>
+            <w:r>
+              <w:rPr>
+                <w:rFonts w:ascii="Open Sans" w:eastAsia="Open Sans" w:hAnsi="Open Sans" w:cs="Open Sans"/>
+                <w:color w:val="1F1F1F"/>
+                <w:sz w:val="21"/>
+                <w:szCs w:val="21"/>
+              </w:rPr>
               <w:br/>
-              <w:t>E-Mail</w:t>
+            </w:r>
+            <w:r>
+              <w:rPr>
+                <w:rFonts w:ascii="Open Sans" w:eastAsia="Open Sans" w:hAnsi="Open Sans" w:cs="Open Sans"/>
+                <w:color w:val="1F1F1F"/>
+                <w:sz w:val="21"/>
+                <w:szCs w:val="21"/>
+              </w:rPr>
+              <w:t xml:space="preserve">E-Mail</w:t>
             </w:r>
           </w:p>
         </w:tc>
@@ -297,146 +313,135 @@
           <w:tcPr>
             <w:tcW w:w="2970" w:type="dxa"/>
             <w:tcBorders>
-              <w:top w:val="single" w:sz="8" w:space="0" w:color="FFFFFF"/>
-              <w:start w:val="single" w:sz="8" w:space="0" w:color="FFFFFF"/>
-              <w:bottom w:val="single" w:sz="8" w:space="0" w:color="FFFFFF"/>
-              <w:end w:val="single" w:sz="8" w:space="0" w:color="FFFFFF"/>
+              <w:top w:val="single" w:color="FFFFFF" w:sz="8" w:space="0"/>
+              <w:left w:val="single" w:color="FFFFFF" w:sz="8" w:space="0"/>
+              <w:bottom w:val="single" w:color="FFFFFF" w:sz="8" w:space="0"/>
+              <w:right w:val="single" w:color="FFFFFF" w:sz="8" w:space="0"/>
             </w:tcBorders>
-            <w:shd w:color="auto" w:fill="auto" w:val="clear"/>
+            <w:shd w:fill="auto" w:color="auto" w:val="clear"/>
+            <w:vAlign w:val="top"/>
           </w:tcPr>
           <w:p>
             <w:pPr>
+              <w:pBdr/>
               <w:pStyle w:val="Normal"/>
-              <w:keepNext w:val="false"/>
-              <w:keepLines w:val="false"/>
-              <w:suppressAutoHyphens w:val="true"/>
-              <w:spacing w:lineRule="auto" w:line="240" w:before="0" w:after="0"/>
-              <w:ind w:hanging="0" w:start="0" w:end="0"/>
-              <w:jc w:val="end"/>
-              <w:rPr>
-                <w:rFonts w:ascii="Open Sans" w:hAnsi="Open Sans" w:eastAsia="Open Sans" w:cs="Open Sans"/>
-              </w:rPr>
-            </w:pPr>
-            <w:r>
-              <w:rPr>
-                <w:rFonts w:eastAsia="Open Sans" w:cs="Open Sans" w:ascii="Open Sans" w:hAnsi="Open Sans"/>
-                <w:kern w:val="0"/>
+              <w:keepNext w:val="0"/>
+              <w:keepLines w:val="0"/>
+              <w:spacing w:before="0" w:after="0" w:line="240" w:lineRule="auto"/>
+              <w:ind w:left="0" w:right="0" w:firstLine="0"/>
+              <w:jc w:val="right"/>
+              <w:rPr>
+                <w:rFonts w:ascii="Open Sans" w:eastAsia="Open Sans" w:hAnsi="Open Sans" w:cs="Open Sans"/>
+              </w:rPr>
+            </w:pPr>
+            <w:r>
+              <w:rPr>
+                <w:rFonts w:ascii="Open Sans" w:eastAsia="Open Sans" w:hAnsi="Open Sans" w:cs="Open Sans"/>
                 <w:sz w:val="22"/>
                 <w:szCs w:val="22"/>
               </w:rPr>
-              <w:t>{</w:t>
-            </w:r>
-            <w:r>
-              <w:rPr>
-                <w:rFonts w:eastAsia="Open Sans" w:cs="Open Sans" w:ascii="Open Sans" w:hAnsi="Open Sans"/>
-                <w:color w:val="1F1F1F"/>
-                <w:kern w:val="0"/>
-                <w:sz w:val="21"/>
-                <w:szCs w:val="21"/>
-              </w:rPr>
-              <w:t>Angebotsnummer</w:t>
-            </w:r>
-            <w:r>
-              <w:rPr>
-                <w:rFonts w:eastAsia="Open Sans" w:cs="Open Sans" w:ascii="Open Sans" w:hAnsi="Open Sans"/>
-                <w:kern w:val="0"/>
-                <w:sz w:val="22"/>
-                <w:szCs w:val="22"/>
-              </w:rPr>
-              <w:t>}</w:t>
-            </w:r>
-          </w:p>
-          <w:p>
-            <w:pPr>
-              <w:pStyle w:val="Normal"/>
-              <w:keepNext w:val="false"/>
-              <w:keepLines w:val="false"/>
-              <w:suppressAutoHyphens w:val="true"/>
-              <w:spacing w:lineRule="auto" w:line="240" w:before="0" w:after="0"/>
-              <w:ind w:hanging="0" w:start="0" w:end="0"/>
-              <w:jc w:val="end"/>
-              <w:rPr>
-                <w:rFonts w:ascii="Open Sans" w:hAnsi="Open Sans" w:eastAsia="Open Sans" w:cs="Open Sans"/>
+              <w:t xml:space="preserve">{</w:t>
+            </w:r>
+            <w:r>
+              <w:rPr>
+                <w:rFonts w:ascii="Open Sans" w:eastAsia="Open Sans" w:hAnsi="Open Sans" w:cs="Open Sans"/>
                 <w:color w:val="1F1F1F"/>
                 <w:sz w:val="21"/>
                 <w:szCs w:val="21"/>
               </w:rPr>
-            </w:pPr>
-            <w:r>
-              <w:rPr>
-                <w:rFonts w:eastAsia="Open Sans" w:cs="Open Sans" w:ascii="Open Sans" w:hAnsi="Open Sans"/>
-                <w:kern w:val="0"/>
+              <w:t xml:space="preserve">Angebotsnummer</w:t>
+            </w:r>
+            <w:r>
+              <w:rPr>
+                <w:rFonts w:ascii="Open Sans" w:eastAsia="Open Sans" w:hAnsi="Open Sans" w:cs="Open Sans"/>
                 <w:sz w:val="22"/>
                 <w:szCs w:val="22"/>
               </w:rPr>
-              <w:t>{</w:t>
-            </w:r>
-            <w:r>
-              <w:rPr>
-                <w:rFonts w:eastAsia="Open Sans" w:cs="Open Sans" w:ascii="Open Sans" w:hAnsi="Open Sans"/>
+              <w:t xml:space="preserve">}</w:t>
+            </w:r>
+          </w:p>
+          <w:p>
+            <w:pPr>
+              <w:pBdr/>
+              <w:pStyle w:val="Normal"/>
+              <w:keepNext w:val="0"/>
+              <w:keepLines w:val="0"/>
+              <w:spacing w:before="0" w:after="0" w:line="240" w:lineRule="auto"/>
+              <w:ind w:left="0" w:right="0" w:firstLine="0"/>
+              <w:jc w:val="right"/>
+              <w:rPr>
+                <w:rFonts w:ascii="Open Sans" w:eastAsia="Open Sans" w:hAnsi="Open Sans" w:cs="Open Sans"/>
                 <w:color w:val="1F1F1F"/>
-                <w:kern w:val="0"/>
                 <w:sz w:val="21"/>
                 <w:szCs w:val="21"/>
               </w:rPr>
-              <w:t>Datum</w:t>
-            </w:r>
-            <w:r>
-              <w:rPr>
-                <w:rFonts w:eastAsia="Open Sans" w:cs="Open Sans" w:ascii="Open Sans" w:hAnsi="Open Sans"/>
-                <w:kern w:val="0"/>
+            </w:pPr>
+            <w:r>
+              <w:rPr>
+                <w:rFonts w:ascii="Open Sans" w:eastAsia="Open Sans" w:hAnsi="Open Sans" w:cs="Open Sans"/>
                 <w:sz w:val="22"/>
                 <w:szCs w:val="22"/>
               </w:rPr>
-              <w:t>}</w:t>
-            </w:r>
-            <w:r>
-              <w:rPr>
-                <w:kern w:val="0"/>
-                <w:sz w:val="22"/>
-              </w:rPr>
-              <w:br/>
-            </w:r>
-            <w:r>
-              <w:rPr>
-                <w:rFonts w:eastAsia="Open Sans" w:cs="Open Sans" w:ascii="Open Sans" w:hAnsi="Open Sans"/>
-                <w:kern w:val="0"/>
+              <w:t xml:space="preserve">{</w:t>
+            </w:r>
+            <w:r>
+              <w:rPr>
+                <w:rFonts w:ascii="Open Sans" w:eastAsia="Open Sans" w:hAnsi="Open Sans" w:cs="Open Sans"/>
+                <w:color w:val="1F1F1F"/>
+                <w:sz w:val="21"/>
+                <w:szCs w:val="21"/>
+              </w:rPr>
+              <w:t xml:space="preserve">Datum</w:t>
+            </w:r>
+            <w:r>
+              <w:rPr>
+                <w:rFonts w:ascii="Open Sans" w:eastAsia="Open Sans" w:hAnsi="Open Sans" w:cs="Open Sans"/>
                 <w:sz w:val="22"/>
                 <w:szCs w:val="22"/>
               </w:rPr>
-              <w:t>{</w:t>
-            </w:r>
-            <w:r>
-              <w:rPr>
-                <w:rFonts w:eastAsia="Open Sans" w:cs="Open Sans" w:ascii="Open Sans" w:hAnsi="Open Sans"/>
+              <w:t xml:space="preserve">}</w:t>
+            </w:r>
+            <w:r>
+              <w:rPr>
+                <w:sz w:val="22"/>
+              </w:rPr>
+              <w:br/>
+            </w:r>
+            <w:r>
+              <w:rPr>
+                <w:rFonts w:ascii="Open Sans" w:eastAsia="Open Sans" w:hAnsi="Open Sans" w:cs="Open Sans"/>
+                <w:sz w:val="22"/>
+                <w:szCs w:val="22"/>
+              </w:rPr>
+              <w:t xml:space="preserve">{</w:t>
+            </w:r>
+            <w:r>
+              <w:rPr>
+                <w:rFonts w:ascii="Open Sans" w:eastAsia="Open Sans" w:hAnsi="Open Sans" w:cs="Open Sans"/>
                 <w:color w:val="1F1F1F"/>
-                <w:kern w:val="0"/>
                 <w:sz w:val="21"/>
                 <w:szCs w:val="21"/>
               </w:rPr>
-              <w:t>Ansprechpartner</w:t>
-            </w:r>
-            <w:r>
-              <w:rPr>
-                <w:rFonts w:eastAsia="Open Sans" w:cs="Open Sans" w:ascii="Open Sans" w:hAnsi="Open Sans"/>
-                <w:kern w:val="0"/>
+              <w:t xml:space="preserve">Ansprechpartner</w:t>
+            </w:r>
+            <w:r>
+              <w:rPr>
+                <w:rFonts w:ascii="Open Sans" w:eastAsia="Open Sans" w:hAnsi="Open Sans" w:cs="Open Sans"/>
                 <w:sz w:val="22"/>
                 <w:szCs w:val="22"/>
               </w:rPr>
-              <w:t>}</w:t>
-            </w:r>
-            <w:r>
-              <w:rPr>
-                <w:kern w:val="0"/>
+              <w:t xml:space="preserve">}</w:t>
+            </w:r>
+            <w:r>
+              <w:rPr>
                 <w:sz w:val="22"/>
               </w:rPr>
               <w:br/>
             </w:r>
             <w:r>
               <w:rPr>
-                <w:rFonts w:eastAsia="Open Sans" w:cs="Open Sans" w:ascii="Open Sans" w:hAnsi="Open Sans"/>
+                <w:rFonts w:ascii="Open Sans" w:eastAsia="Open Sans" w:hAnsi="Open Sans" w:cs="Open Sans"/>
                 <w:color w:val="1F1F1F"/>
-                <w:kern w:val="0"/>
                 <w:sz w:val="21"/>
                 <w:szCs w:val="21"/>
               </w:rPr>
@@ -445,15 +450,15 @@
           </w:p>
           <w:p>
             <w:pPr>
+              <w:pBdr/>
               <w:pStyle w:val="normal1"/>
-              <w:keepNext w:val="false"/>
-              <w:keepLines w:val="false"/>
-              <w:suppressAutoHyphens w:val="true"/>
-              <w:spacing w:lineRule="auto" w:line="240" w:before="0" w:after="0"/>
-              <w:ind w:hanging="0" w:start="0" w:end="0"/>
-              <w:jc w:val="end"/>
-              <w:rPr>
-                <w:rFonts w:ascii="Open Sans" w:hAnsi="Open Sans" w:eastAsia="Open Sans" w:cs="Open Sans"/>
+              <w:keepNext w:val="0"/>
+              <w:keepLines w:val="0"/>
+              <w:spacing w:before="0" w:after="0" w:line="240" w:lineRule="auto"/>
+              <w:ind w:left="0" w:right="0" w:firstLine="0"/>
+              <w:jc w:val="right"/>
+              <w:rPr>
+                <w:rFonts w:ascii="Open Sans" w:eastAsia="Open Sans" w:hAnsi="Open Sans" w:cs="Open Sans"/>
                 <w:color w:val="070707"/>
                 <w:sz w:val="17"/>
                 <w:szCs w:val="17"/>
@@ -461,81 +466,83 @@
             </w:pPr>
             <w:r>
               <w:rPr>
-                <w:rFonts w:eastAsia="Open Sans" w:cs="Open Sans" w:ascii="Open Sans" w:hAnsi="Open Sans"/>
+                <w:rFonts w:ascii="Open Sans" w:eastAsia="Open Sans" w:hAnsi="Open Sans" w:cs="Open Sans"/>
                 <w:color w:val="1F1F1F"/>
-                <w:kern w:val="0"/>
                 <w:sz w:val="21"/>
                 <w:szCs w:val="21"/>
               </w:rPr>
-              <w:t>service@e-m-c-2.de</w:t>
+              <w:t xml:space="preserve">service@e-m-c-2.de</w:t>
             </w:r>
           </w:p>
         </w:tc>
       </w:tr>
       <w:tr>
+        <w:tblPrEx>
+          <w:tblBorders/>
+          <w:tblCellMar>
+            <w:top w:w="0" w:type="dxa"/>
+            <w:left w:w="10" w:type="dxa"/>
+            <w:bottom w:w="0" w:type="dxa"/>
+            <w:right w:w="10" w:type="dxa"/>
+          </w:tblCellMar>
+        </w:tblPrEx>
         <w:trPr>
-          <w:trHeight w:val="370" w:hRule="atLeast"/>
+          <w:trHeight w:hRule="atLeast" w:val="370"/>
         </w:trPr>
         <w:tc>
           <w:tcPr>
             <w:tcW w:w="4797" w:type="dxa"/>
             <w:tcBorders>
-              <w:top w:val="single" w:sz="8" w:space="0" w:color="FFFFFF"/>
-              <w:start w:val="single" w:sz="8" w:space="0" w:color="FFFFFF"/>
-              <w:bottom w:val="single" w:sz="8" w:space="0" w:color="FFFFFF"/>
-              <w:end w:val="single" w:sz="8" w:space="0" w:color="FFFFFF"/>
+              <w:top w:val="single" w:color="FFFFFF" w:sz="8" w:space="0"/>
+              <w:left w:val="single" w:color="FFFFFF" w:sz="8" w:space="0"/>
+              <w:bottom w:val="single" w:color="FFFFFF" w:sz="8" w:space="0"/>
+              <w:right w:val="single" w:color="FFFFFF" w:sz="8" w:space="0"/>
             </w:tcBorders>
-            <w:shd w:color="auto" w:fill="auto" w:val="clear"/>
+            <w:shd w:fill="auto" w:color="auto" w:val="clear"/>
+            <w:vAlign w:val="top"/>
           </w:tcPr>
           <w:p>
             <w:pPr>
+              <w:pBdr/>
               <w:pStyle w:val="normal1"/>
-              <w:keepNext w:val="false"/>
-              <w:keepLines w:val="false"/>
-              <w:suppressAutoHyphens w:val="true"/>
-              <w:spacing w:lineRule="auto" w:line="240" w:before="0" w:after="0"/>
-              <w:ind w:hanging="0" w:start="0" w:end="0"/>
-              <w:jc w:val="start"/>
-              <w:rPr>
-                <w:rFonts w:ascii="Open Sans" w:hAnsi="Open Sans" w:eastAsia="Open Sans" w:cs="Open Sans"/>
+              <w:keepNext w:val="0"/>
+              <w:keepLines w:val="0"/>
+              <w:spacing w:before="0" w:after="0" w:line="240" w:lineRule="auto"/>
+              <w:ind w:left="0" w:right="0" w:firstLine="0"/>
+              <w:jc w:val="left"/>
+              <w:rPr>
+                <w:rFonts w:ascii="Open Sans" w:eastAsia="Open Sans" w:hAnsi="Open Sans" w:cs="Open Sans"/>
                 <w:color w:val="070707"/>
                 <w:sz w:val="17"/>
                 <w:szCs w:val="17"/>
               </w:rPr>
             </w:pPr>
-            <w:r>
-              <w:rPr>
-                <w:rFonts w:eastAsia="Open Sans" w:cs="Open Sans" w:ascii="Open Sans" w:hAnsi="Open Sans"/>
-                <w:color w:val="070707"/>
-                <w:sz w:val="17"/>
-                <w:szCs w:val="17"/>
-              </w:rPr>
-            </w:r>
           </w:p>
         </w:tc>
         <w:tc>
           <w:tcPr>
             <w:tcW w:w="5238" w:type="dxa"/>
+            <w:tcBorders>
+              <w:top w:val="single" w:color="FFFFFF" w:sz="8" w:space="0"/>
+              <w:left w:val="single" w:color="FFFFFF" w:sz="8" w:space="0"/>
+              <w:bottom w:val="single" w:color="FFFFFF" w:sz="8" w:space="0"/>
+              <w:right w:val="single" w:color="FFFFFF" w:sz="8" w:space="0"/>
+            </w:tcBorders>
+            <w:shd w:fill="auto" w:color="auto" w:val="clear"/>
+            <w:vAlign w:val="top"/>
             <w:gridSpan w:val="2"/>
-            <w:tcBorders>
-              <w:top w:val="single" w:sz="8" w:space="0" w:color="FFFFFF"/>
-              <w:start w:val="single" w:sz="8" w:space="0" w:color="FFFFFF"/>
-              <w:bottom w:val="single" w:sz="8" w:space="0" w:color="FFFFFF"/>
-              <w:end w:val="single" w:sz="8" w:space="0" w:color="FFFFFF"/>
-            </w:tcBorders>
-            <w:shd w:color="auto" w:fill="auto" w:val="clear"/>
           </w:tcPr>
           <w:p>
             <w:pPr>
+              <w:pBdr/>
               <w:pStyle w:val="Normal"/>
-              <w:keepNext w:val="false"/>
-              <w:keepLines w:val="false"/>
-              <w:suppressAutoHyphens w:val="true"/>
-              <w:spacing w:lineRule="auto" w:line="240" w:before="0" w:after="0"/>
-              <w:ind w:hanging="0" w:start="0" w:end="127"/>
-              <w:jc w:val="start"/>
-              <w:rPr>
-                <w:rFonts w:ascii="Open Sans" w:hAnsi="Open Sans" w:eastAsia="Open Sans" w:cs="Open Sans"/>
+              <w:keepNext w:val="0"/>
+              <w:keepLines w:val="0"/>
+              <w:spacing w:before="0" w:after="0" w:line="240" w:lineRule="auto"/>
+              <w:ind w:left="0" w:right="127" w:firstLine="0"/>
+              <w:jc w:val="left"/>
+              <w:rPr>
+                <w:rFonts w:ascii="Open Sans" w:eastAsia="Open Sans" w:hAnsi="Open Sans" w:cs="Open Sans"/>
                 <w:color w:val="070707"/>
                 <w:sz w:val="17"/>
                 <w:szCs w:val="17"/>
@@ -543,31 +550,28 @@
             </w:pPr>
             <w:r>
               <w:rPr>
-                <w:rFonts w:eastAsia="Open Sans" w:cs="Open Sans" w:ascii="Open Sans" w:hAnsi="Open Sans"/>
+                <w:rFonts w:ascii="Open Sans" w:eastAsia="Open Sans" w:hAnsi="Open Sans" w:cs="Open Sans"/>
                 <w:b/>
                 <w:bCs/>
                 <w:color w:val="1F1F1F"/>
-                <w:kern w:val="0"/>
                 <w:sz w:val="21"/>
                 <w:szCs w:val="21"/>
               </w:rPr>
-              <w:t>Referenz</w:t>
-            </w:r>
-            <w:r>
-              <w:rPr>
-                <w:kern w:val="0"/>
+              <w:t xml:space="preserve">Referenz</w:t>
+            </w:r>
+            <w:r>
+              <w:rPr>
                 <w:sz w:val="22"/>
               </w:rPr>
               <w:br/>
             </w:r>
             <w:r>
               <w:rPr>
-                <w:rFonts w:eastAsia="Open Sans" w:cs="Open Sans" w:ascii="Open Sans" w:hAnsi="Open Sans"/>
-                <w:kern w:val="0"/>
+                <w:rFonts w:ascii="Open Sans" w:eastAsia="Open Sans" w:hAnsi="Open Sans" w:cs="Open Sans"/>
                 <w:sz w:val="22"/>
                 <w:szCs w:val="22"/>
               </w:rPr>
-              <w:t>{Kundennummer}</w:t>
+              <w:t xml:space="preserve">{Kundennummer}</w:t>
             </w:r>
           </w:p>
         </w:tc>
@@ -575,25 +579,24 @@
     </w:tbl>
     <w:p>
       <w:pPr>
+        <w:pBdr/>
         <w:pStyle w:val="normal1"/>
-        <w:rPr>
-          <w:rFonts w:ascii="Open Sans" w:hAnsi="Open Sans" w:eastAsia="Open Sans" w:cs="Open Sans"/>
+        <w:spacing/>
+        <w:ind/>
+        <w:rPr>
+          <w:rFonts w:ascii="Open Sans" w:eastAsia="Open Sans" w:hAnsi="Open Sans" w:cs="Open Sans"/>
           <w:color w:val="000000"/>
         </w:rPr>
       </w:pPr>
-      <w:r>
-        <w:rPr>
-          <w:rFonts w:eastAsia="Open Sans" w:cs="Open Sans" w:ascii="Open Sans" w:hAnsi="Open Sans"/>
-          <w:color w:val="000000"/>
-        </w:rPr>
-      </w:r>
     </w:p>
     <w:p>
       <w:pPr>
+        <w:pBdr/>
         <w:pStyle w:val="Normal"/>
         <w:spacing w:before="156" w:after="0"/>
-        <w:rPr>
-          <w:rFonts w:ascii="arial" w:hAnsi="arial" w:eastAsia="arial" w:cs="arial"/>
+        <w:ind/>
+        <w:rPr>
+          <w:rFonts w:ascii="arial" w:eastAsia="arial" w:hAnsi="arial" w:cs="arial"/>
           <w:b/>
           <w:bCs/>
           <w:color w:val="000000"/>
@@ -603,49 +606,33 @@
       </w:pPr>
       <w:r>
         <w:rPr>
-          <w:rFonts w:eastAsia="arial" w:cs="arial" w:ascii="arial" w:hAnsi="arial"/>
+          <w:rFonts w:ascii="arial" w:eastAsia="arial" w:hAnsi="arial" w:cs="arial"/>
           <w:b/>
           <w:bCs/>
           <w:color w:val="000000"/>
           <w:sz w:val="24"/>
           <w:szCs w:val="24"/>
         </w:rPr>
-        <w:t xml:space="preserve">  </w:t>
-      </w:r>
-      <w:r>
-        <w:rPr>
-          <w:rFonts w:eastAsia="arial" w:cs="arial" w:ascii="arial" w:hAnsi="arial"/>
-          <w:b/>
-          <w:bCs/>
-          <w:color w:val="000000"/>
-          <w:sz w:val="24"/>
-          <w:szCs w:val="24"/>
-        </w:rPr>
-        <w:t>Ihr Angebot {Angebotsnummer}</w:t>
+        <w:t xml:space="preserve">  Ihr Angebot {Angebotsnummer}</w:t>
       </w:r>
     </w:p>
     <w:p>
       <w:pPr>
+        <w:pBdr/>
         <w:pStyle w:val="Normal"/>
         <w:spacing w:before="156" w:after="0"/>
-        <w:rPr>
-          <w:rFonts w:ascii="Open Sans" w:hAnsi="Open Sans" w:eastAsia="Open Sans" w:cs="Open Sans"/>
+        <w:ind/>
+        <w:rPr>
+          <w:rFonts w:ascii="Open Sans" w:eastAsia="Open Sans" w:hAnsi="Open Sans" w:cs="Open Sans"/>
           <w:color w:val="000000"/>
         </w:rPr>
       </w:pPr>
       <w:r>
         <w:rPr>
-          <w:rFonts w:eastAsia="Open Sans" w:cs="Open Sans" w:ascii="Open Sans" w:hAnsi="Open Sans"/>
+          <w:rFonts w:ascii="Open Sans" w:eastAsia="Open Sans" w:hAnsi="Open Sans" w:cs="Open Sans"/>
           <w:color w:val="000000"/>
         </w:rPr>
-        <w:t xml:space="preserve">  </w:t>
-      </w:r>
-      <w:r>
-        <w:rPr>
-          <w:rFonts w:eastAsia="Open Sans" w:cs="Open Sans" w:ascii="Open Sans" w:hAnsi="Open Sans"/>
-          <w:color w:val="000000"/>
-        </w:rPr>
-        <w:t>{Greeting} {Nachname},</w:t>
+        <w:t xml:space="preserve">  {Greeting} {Nachname},</w:t>
       </w:r>
       <w:r>
         <w:rPr/>
@@ -654,17 +641,18 @@
     </w:p>
     <w:p>
       <w:pPr>
+        <w:pBdr/>
         <w:pStyle w:val="Normal"/>
         <w:spacing w:before="1" w:after="0"/>
-        <w:ind w:hanging="5" w:start="125" w:end="-89"/>
-        <w:rPr>
-          <w:rFonts w:ascii="Open Sans" w:hAnsi="Open Sans" w:eastAsia="Open Sans" w:cs="Open Sans"/>
+        <w:ind w:left="125" w:right="-89" w:hanging="5"/>
+        <w:rPr>
+          <w:rFonts w:ascii="Open Sans" w:eastAsia="Open Sans" w:hAnsi="Open Sans" w:cs="Open Sans"/>
           <w:color w:val="000000"/>
         </w:rPr>
       </w:pPr>
       <w:r>
         <w:rPr>
-          <w:rFonts w:eastAsia="Open Sans" w:cs="Open Sans" w:ascii="Open Sans" w:hAnsi="Open Sans"/>
+          <w:rFonts w:ascii="Open Sans" w:eastAsia="Open Sans" w:hAnsi="Open Sans" w:cs="Open Sans"/>
           <w:color w:val="070707"/>
         </w:rPr>
         <w:t xml:space="preserve">vielen Dank für Ihre Anfrage und Ihr damit verbundenes Interesse. </w:t>
@@ -675,50 +663,46 @@
       </w:r>
       <w:r>
         <w:rPr>
-          <w:rFonts w:eastAsia="Open Sans" w:cs="Open Sans" w:ascii="Open Sans" w:hAnsi="Open Sans"/>
+          <w:rFonts w:ascii="Open Sans" w:eastAsia="Open Sans" w:hAnsi="Open Sans" w:cs="Open Sans"/>
           <w:color w:val="070707"/>
         </w:rPr>
-        <w:t>Wir freuen uns, Ihnen folgendes Angebot unterbreiten zu können.</w:t>
+        <w:t xml:space="preserve">Wir freuen uns, Ihnen folgendes Angebot unterbreiten zu können.</w:t>
       </w:r>
     </w:p>
     <w:p>
       <w:pPr>
+        <w:pBdr/>
         <w:pStyle w:val="normal1"/>
+        <w:spacing w:before="121" w:after="0"/>
+        <w:ind/>
         <w:tabs>
           <w:tab w:val="clear" w:pos="720"/>
-          <w:tab w:val="left" w:pos="750" w:leader="none"/>
-          <w:tab w:val="left" w:pos="1416" w:leader="none"/>
+          <w:tab w:val="left" w:pos="750"/>
+          <w:tab w:val="left" w:pos="1416.0000610351562"/>
         </w:tabs>
-        <w:spacing w:before="121" w:after="0"/>
-        <w:rPr>
-          <w:rFonts w:ascii="Open Sans" w:hAnsi="Open Sans" w:eastAsia="Open Sans" w:cs="Open Sans"/>
+        <w:rPr>
+          <w:rFonts w:ascii="Open Sans" w:eastAsia="Open Sans" w:hAnsi="Open Sans" w:cs="Open Sans"/>
           <w:color w:val="070707"/>
           <w:sz w:val="20"/>
           <w:szCs w:val="20"/>
         </w:rPr>
       </w:pPr>
-      <w:r>
-        <w:rPr>
-          <w:rFonts w:eastAsia="Open Sans" w:cs="Open Sans" w:ascii="Open Sans" w:hAnsi="Open Sans"/>
-          <w:color w:val="070707"/>
-          <w:sz w:val="20"/>
-          <w:szCs w:val="20"/>
-        </w:rPr>
-      </w:r>
     </w:p>
     <w:tbl>
       <w:tblPr>
         <w:tblStyle w:val="Normal Table0"/>
         <w:tblW w:w="9660" w:type="dxa"/>
-        <w:jc w:val="start"/>
+        <w:jc w:val="left"/>
         <w:tblInd w:w="1" w:type="dxa"/>
-        <w:tblLayout w:type="fixed"/>
         <w:tblCellMar>
           <w:top w:w="0" w:type="dxa"/>
-          <w:start w:w="10" w:type="dxa"/>
+          <w:left w:w="10" w:type="dxa"/>
           <w:bottom w:w="0" w:type="dxa"/>
-          <w:end w:w="10" w:type="dxa"/>
+          <w:right w:w="10" w:type="dxa"/>
         </w:tblCellMar>
+        <w:tblBorders/>
+        <w:shd w:fill="auto" w:color="auto"/>
+        <w:tblLayout w:type="fixed"/>
       </w:tblPr>
       <w:tblGrid>
         <w:gridCol w:w="459"/>
@@ -728,31 +712,41 @@
         <w:gridCol w:w="943"/>
       </w:tblGrid>
       <w:tr>
+        <w:tblPrEx>
+          <w:tblBorders/>
+          <w:tblCellMar>
+            <w:top w:w="0" w:type="dxa"/>
+            <w:left w:w="10" w:type="dxa"/>
+            <w:bottom w:w="0" w:type="dxa"/>
+            <w:right w:w="10" w:type="dxa"/>
+          </w:tblCellMar>
+        </w:tblPrEx>
         <w:trPr>
-          <w:trHeight w:val="1" w:hRule="atLeast"/>
+          <w:trHeight w:hRule="atLeast" w:val="1"/>
         </w:trPr>
         <w:tc>
           <w:tcPr>
             <w:tcW w:w="459" w:type="dxa"/>
             <w:tcBorders>
-              <w:top w:val="single" w:sz="8" w:space="0" w:color="CCCCCC"/>
-              <w:start w:val="single" w:sz="8" w:space="0" w:color="CCCCCC"/>
-              <w:bottom w:val="single" w:sz="8" w:space="0" w:color="FFFFFF"/>
-              <w:end w:val="single" w:sz="8" w:space="0" w:color="CCCCCC"/>
+              <w:top w:val="single" w:color="CCCCCC" w:sz="8" w:space="0"/>
+              <w:left w:val="single" w:color="CCCCCC" w:sz="8" w:space="0"/>
+              <w:bottom w:val="single" w:color="FFFFFF" w:sz="8" w:space="0"/>
+              <w:right w:val="single" w:color="CCCCCC" w:sz="8" w:space="0"/>
             </w:tcBorders>
-            <w:shd w:color="auto" w:fill="CCCCCC" w:val="clear"/>
+            <w:shd w:fill="CCCCCC" w:color="auto" w:val="clear"/>
+            <w:vAlign w:val="top"/>
           </w:tcPr>
           <w:p>
             <w:pPr>
+              <w:pBdr/>
               <w:pStyle w:val="normal1"/>
-              <w:keepNext w:val="false"/>
-              <w:keepLines w:val="false"/>
-              <w:suppressAutoHyphens w:val="true"/>
-              <w:spacing w:lineRule="auto" w:line="240" w:before="0" w:after="0"/>
-              <w:ind w:hanging="0" w:start="0" w:end="0"/>
-              <w:jc w:val="start"/>
-              <w:rPr>
-                <w:rFonts w:ascii="Calibri" w:hAnsi="Calibri" w:eastAsia="Calibri" w:cs="Calibri"/>
+              <w:keepNext w:val="0"/>
+              <w:keepLines w:val="0"/>
+              <w:spacing w:before="0" w:after="0" w:line="240" w:lineRule="auto"/>
+              <w:ind w:left="0" w:right="0" w:firstLine="0"/>
+              <w:jc w:val="left"/>
+              <w:rPr>
+                <w:rFonts w:ascii="Calibri" w:eastAsia="Calibri" w:hAnsi="Calibri" w:cs="Calibri"/>
                 <w:b/>
                 <w:sz w:val="20"/>
                 <w:szCs w:val="22"/>
@@ -760,14 +754,13 @@
             </w:pPr>
             <w:r>
               <w:rPr>
-                <w:rFonts w:eastAsia="Open Sans" w:cs="Open Sans" w:ascii="Open Sans" w:hAnsi="Open Sans"/>
+                <w:rFonts w:ascii="Open Sans" w:eastAsia="Open Sans" w:hAnsi="Open Sans" w:cs="Open Sans"/>
                 <w:b/>
                 <w:color w:val="070707"/>
-                <w:kern w:val="0"/>
                 <w:sz w:val="20"/>
                 <w:szCs w:val="22"/>
               </w:rPr>
-              <w:t>Pos</w:t>
+              <w:t xml:space="preserve">Pos</w:t>
             </w:r>
           </w:p>
         </w:tc>
@@ -775,24 +768,25 @@
           <w:tcPr>
             <w:tcW w:w="749" w:type="dxa"/>
             <w:tcBorders>
-              <w:top w:val="single" w:sz="8" w:space="0" w:color="CCCCCC"/>
-              <w:start w:val="single" w:sz="8" w:space="0" w:color="CCCCCC"/>
-              <w:bottom w:val="single" w:sz="8" w:space="0" w:color="FFFFFF"/>
-              <w:end w:val="single" w:sz="8" w:space="0" w:color="CCCCCC"/>
+              <w:top w:val="single" w:color="CCCCCC" w:sz="8" w:space="0"/>
+              <w:left w:val="single" w:color="CCCCCC" w:sz="8" w:space="0"/>
+              <w:bottom w:val="single" w:color="FFFFFF" w:sz="8" w:space="0"/>
+              <w:right w:val="single" w:color="CCCCCC" w:sz="8" w:space="0"/>
             </w:tcBorders>
-            <w:shd w:color="auto" w:fill="CCCCCC" w:val="clear"/>
+            <w:shd w:fill="CCCCCC" w:color="auto" w:val="clear"/>
+            <w:vAlign w:val="top"/>
           </w:tcPr>
           <w:p>
             <w:pPr>
+              <w:pBdr/>
               <w:pStyle w:val="normal1"/>
-              <w:keepNext w:val="false"/>
-              <w:keepLines w:val="false"/>
-              <w:suppressAutoHyphens w:val="true"/>
-              <w:spacing w:lineRule="auto" w:line="240" w:before="0" w:after="0"/>
-              <w:ind w:hanging="0" w:start="0" w:end="0"/>
-              <w:jc w:val="start"/>
-              <w:rPr>
-                <w:rFonts w:ascii="Calibri" w:hAnsi="Calibri" w:eastAsia="Calibri" w:cs="Calibri"/>
+              <w:keepNext w:val="0"/>
+              <w:keepLines w:val="0"/>
+              <w:spacing w:before="0" w:after="0" w:line="240" w:lineRule="auto"/>
+              <w:ind w:left="0" w:right="0" w:firstLine="0"/>
+              <w:jc w:val="left"/>
+              <w:rPr>
+                <w:rFonts w:ascii="Calibri" w:eastAsia="Calibri" w:hAnsi="Calibri" w:cs="Calibri"/>
                 <w:b/>
                 <w:sz w:val="20"/>
                 <w:szCs w:val="22"/>
@@ -800,14 +794,13 @@
             </w:pPr>
             <w:r>
               <w:rPr>
-                <w:rFonts w:eastAsia="Open Sans" w:cs="Open Sans" w:ascii="Open Sans" w:hAnsi="Open Sans"/>
+                <w:rFonts w:ascii="Open Sans" w:eastAsia="Open Sans" w:hAnsi="Open Sans" w:cs="Open Sans"/>
                 <w:b/>
                 <w:color w:val="070707"/>
-                <w:kern w:val="0"/>
                 <w:sz w:val="20"/>
                 <w:szCs w:val="22"/>
               </w:rPr>
-              <w:t>Menge</w:t>
+              <w:t xml:space="preserve">Menge</w:t>
             </w:r>
           </w:p>
         </w:tc>
@@ -815,22 +808,23 @@
           <w:tcPr>
             <w:tcW w:w="6110" w:type="dxa"/>
             <w:tcBorders>
-              <w:top w:val="single" w:sz="8" w:space="0" w:color="CCCCCC"/>
-              <w:start w:val="single" w:sz="8" w:space="0" w:color="CCCCCC"/>
-              <w:bottom w:val="single" w:sz="8" w:space="0" w:color="FFFFFF"/>
-              <w:end w:val="single" w:sz="8" w:space="0" w:color="CCCCCC"/>
+              <w:top w:val="single" w:color="CCCCCC" w:sz="8" w:space="0"/>
+              <w:left w:val="single" w:color="CCCCCC" w:sz="8" w:space="0"/>
+              <w:bottom w:val="single" w:color="FFFFFF" w:sz="8" w:space="0"/>
+              <w:right w:val="single" w:color="CCCCCC" w:sz="8" w:space="0"/>
             </w:tcBorders>
-            <w:shd w:color="auto" w:fill="CCCCCC" w:val="clear"/>
+            <w:shd w:fill="CCCCCC" w:color="auto" w:val="clear"/>
+            <w:vAlign w:val="top"/>
           </w:tcPr>
           <w:p>
             <w:pPr>
+              <w:pBdr/>
               <w:pStyle w:val="normal1"/>
-              <w:keepNext w:val="false"/>
-              <w:keepLines w:val="false"/>
-              <w:suppressAutoHyphens w:val="true"/>
-              <w:spacing w:lineRule="auto" w:line="278" w:before="0" w:after="0"/>
-              <w:ind w:hanging="0" w:start="0" w:end="314"/>
-              <w:jc w:val="start"/>
+              <w:keepNext w:val="0"/>
+              <w:keepLines w:val="0"/>
+              <w:spacing w:before="0" w:after="0" w:line="278" w:lineRule="auto"/>
+              <w:ind w:left="0" w:right="314" w:firstLine="0"/>
+              <w:jc w:val="left"/>
               <w:rPr>
                 <w:b/>
                 <w:color w:val="000000"/>
@@ -839,14 +833,13 @@
             </w:pPr>
             <w:r>
               <w:rPr>
-                <w:rFonts w:eastAsia="Open Sans" w:cs="Open Sans" w:ascii="Open Sans" w:hAnsi="Open Sans"/>
+                <w:rFonts w:ascii="Open Sans" w:eastAsia="Open Sans" w:hAnsi="Open Sans" w:cs="Open Sans"/>
                 <w:b/>
                 <w:color w:val="000000"/>
-                <w:kern w:val="0"/>
                 <w:sz w:val="20"/>
                 <w:szCs w:val="22"/>
               </w:rPr>
-              <w:t>Bezeichnung</w:t>
+              <w:t xml:space="preserve">Bezeichnung</w:t>
             </w:r>
           </w:p>
         </w:tc>
@@ -854,21 +847,22 @@
           <w:tcPr>
             <w:tcW w:w="1399" w:type="dxa"/>
             <w:tcBorders>
-              <w:top w:val="single" w:sz="8" w:space="0" w:color="CCCCCC"/>
-              <w:start w:val="single" w:sz="8" w:space="0" w:color="CCCCCC"/>
-              <w:bottom w:val="single" w:sz="8" w:space="0" w:color="FFFFFF"/>
-              <w:end w:val="single" w:sz="8" w:space="0" w:color="CCCCCC"/>
+              <w:top w:val="single" w:color="CCCCCC" w:sz="8" w:space="0"/>
+              <w:left w:val="single" w:color="CCCCCC" w:sz="8" w:space="0"/>
+              <w:bottom w:val="single" w:color="FFFFFF" w:sz="8" w:space="0"/>
+              <w:right w:val="single" w:color="CCCCCC" w:sz="8" w:space="0"/>
             </w:tcBorders>
-            <w:shd w:color="auto" w:fill="CCCCCC" w:val="clear"/>
+            <w:shd w:fill="CCCCCC" w:color="auto" w:val="clear"/>
+            <w:vAlign w:val="top"/>
           </w:tcPr>
           <w:p>
             <w:pPr>
+              <w:pBdr/>
               <w:pStyle w:val="Normal"/>
-              <w:keepNext w:val="false"/>
-              <w:keepLines w:val="false"/>
-              <w:suppressAutoHyphens w:val="true"/>
-              <w:spacing w:lineRule="auto" w:line="278" w:beforeAutospacing="0" w:before="0" w:afterAutospacing="0" w:after="0"/>
-              <w:ind w:hanging="0" w:start="-141" w:end="34"/>
+              <w:keepNext w:val="0"/>
+              <w:keepLines w:val="0"/>
+              <w:spacing w:before="0" w:beforeAutospacing="false" w:after="0" w:afterAutospacing="false" w:line="278" w:lineRule="auto"/>
+              <w:ind w:left="-141" w:right="34" w:firstLine="0"/>
               <w:jc w:val="center"/>
               <w:rPr>
                 <w:b/>
@@ -880,15 +874,14 @@
             </w:pPr>
             <w:r>
               <w:rPr>
-                <w:rFonts w:eastAsia="Open Sans" w:cs="Open Sans" w:ascii="Open Sans" w:hAnsi="Open Sans"/>
+                <w:rFonts w:ascii="Open Sans" w:eastAsia="Open Sans" w:hAnsi="Open Sans" w:cs="Open Sans"/>
                 <w:b/>
                 <w:bCs/>
                 <w:color w:val="000000"/>
-                <w:kern w:val="0"/>
                 <w:sz w:val="20"/>
                 <w:szCs w:val="20"/>
               </w:rPr>
-              <w:t>Einheitspreis</w:t>
+              <w:t xml:space="preserve">Einheitspreis</w:t>
             </w:r>
           </w:p>
         </w:tc>
@@ -896,22 +889,23 @@
           <w:tcPr>
             <w:tcW w:w="943" w:type="dxa"/>
             <w:tcBorders>
-              <w:top w:val="single" w:sz="8" w:space="0" w:color="CCCCCC"/>
-              <w:start w:val="single" w:sz="8" w:space="0" w:color="CCCCCC"/>
-              <w:bottom w:val="single" w:sz="8" w:space="0" w:color="FFFFFF"/>
-              <w:end w:val="single" w:sz="8" w:space="0" w:color="CCCCCC"/>
+              <w:top w:val="single" w:color="CCCCCC" w:sz="8" w:space="0"/>
+              <w:left w:val="single" w:color="CCCCCC" w:sz="8" w:space="0"/>
+              <w:bottom w:val="single" w:color="FFFFFF" w:sz="8" w:space="0"/>
+              <w:right w:val="single" w:color="CCCCCC" w:sz="8" w:space="0"/>
             </w:tcBorders>
-            <w:shd w:color="auto" w:fill="CCCCCC" w:val="clear"/>
+            <w:shd w:fill="CCCCCC" w:color="auto" w:val="clear"/>
+            <w:vAlign w:val="top"/>
           </w:tcPr>
           <w:p>
             <w:pPr>
+              <w:pBdr/>
               <w:pStyle w:val="Normal"/>
-              <w:keepNext w:val="false"/>
-              <w:keepLines w:val="false"/>
-              <w:suppressAutoHyphens w:val="true"/>
-              <w:spacing w:lineRule="auto" w:line="278" w:beforeAutospacing="0" w:before="0" w:afterAutospacing="0" w:after="0"/>
-              <w:ind w:hanging="0" w:start="0" w:end="34"/>
-              <w:jc w:val="start"/>
+              <w:keepNext w:val="0"/>
+              <w:keepLines w:val="0"/>
+              <w:spacing w:before="0" w:beforeAutospacing="false" w:after="0" w:afterAutospacing="false" w:line="278" w:lineRule="auto"/>
+              <w:ind w:left="0" w:right="34" w:firstLine="0"/>
+              <w:jc w:val="left"/>
               <w:rPr>
                 <w:b/>
                 <w:bCs/>
@@ -922,40 +916,49 @@
             </w:pPr>
             <w:r>
               <w:rPr>
-                <w:rFonts w:eastAsia="Open Sans" w:cs="Open Sans" w:ascii="Open Sans" w:hAnsi="Open Sans"/>
+                <w:rFonts w:ascii="Open Sans" w:eastAsia="Open Sans" w:hAnsi="Open Sans" w:cs="Open Sans"/>
                 <w:b/>
                 <w:bCs/>
                 <w:color w:val="000000"/>
-                <w:kern w:val="0"/>
                 <w:sz w:val="20"/>
                 <w:szCs w:val="20"/>
               </w:rPr>
-              <w:t>Gesamt</w:t>
+              <w:t xml:space="preserve">Gesamt</w:t>
             </w:r>
           </w:p>
         </w:tc>
       </w:tr>
       <w:tr>
+        <w:tblPrEx>
+          <w:tblBorders/>
+          <w:tblCellMar>
+            <w:top w:w="0" w:type="dxa"/>
+            <w:left w:w="10" w:type="dxa"/>
+            <w:bottom w:w="0" w:type="dxa"/>
+            <w:right w:w="10" w:type="dxa"/>
+          </w:tblCellMar>
+        </w:tblPrEx>
         <w:trPr>
-          <w:trHeight w:val="1" w:hRule="atLeast"/>
+          <w:trHeight w:hRule="atLeast" w:val="1"/>
         </w:trPr>
         <w:tc>
           <w:tcPr>
             <w:tcW w:w="459" w:type="dxa"/>
             <w:tcBorders/>
-            <w:shd w:color="auto" w:fill="FFFFFF" w:val="clear"/>
+            <w:shd w:fill="FFFFFF" w:color="auto" w:val="clear"/>
+            <w:vAlign w:val="top"/>
           </w:tcPr>
           <w:p>
             <w:pPr>
+              <w:pBdr/>
               <w:pStyle w:val="Normal"/>
-              <w:keepNext w:val="false"/>
-              <w:keepLines w:val="false"/>
-              <w:suppressAutoHyphens w:val="true"/>
-              <w:spacing w:lineRule="auto" w:line="240" w:before="0" w:after="0"/>
-              <w:ind w:hanging="0" w:start="0" w:end="0"/>
-              <w:jc w:val="start"/>
-              <w:rPr>
-                <w:rFonts w:ascii="Calibri" w:hAnsi="Calibri" w:eastAsia="Calibri" w:cs="Calibri"/>
+              <w:keepNext w:val="0"/>
+              <w:keepLines w:val="0"/>
+              <w:spacing w:before="0" w:after="0" w:line="240" w:lineRule="auto"/>
+              <w:ind w:left="0" w:right="0" w:firstLine="0"/>
+              <w:jc w:val="left"/>
+              <w:rPr>
+                <w:rFonts w:ascii="Calibri" w:eastAsia="Calibri" w:hAnsi="Calibri" w:cs="Calibri"/>
                 <w:sz w:val="18"/>
                 <w:szCs w:val="18"/>
               </w:rPr>
@@ -964,11 +967,10 @@
               <w:rPr>
                 <w:rFonts w:eastAsia="Calibri" w:cs="Calibri"/>
                 <w:color w:val="070707"/>
-                <w:kern w:val="0"/>
                 <w:sz w:val="18"/>
                 <w:szCs w:val="18"/>
               </w:rPr>
-              <w:t>{#BwtRows}{Pos}</w:t>
+              <w:t xml:space="preserve">{#BwtRows}{Pos}</w:t>
             </w:r>
           </w:p>
         </w:tc>
@@ -976,19 +978,20 @@
           <w:tcPr>
             <w:tcW w:w="749" w:type="dxa"/>
             <w:tcBorders/>
-            <w:shd w:color="auto" w:fill="FFFFFF" w:val="clear"/>
+            <w:shd w:fill="FFFFFF" w:color="auto" w:val="clear"/>
+            <w:vAlign w:val="top"/>
           </w:tcPr>
           <w:p>
             <w:pPr>
+              <w:pBdr/>
               <w:pStyle w:val="normal1"/>
-              <w:keepNext w:val="false"/>
-              <w:keepLines w:val="false"/>
-              <w:suppressAutoHyphens w:val="true"/>
-              <w:spacing w:lineRule="auto" w:line="240" w:before="0" w:after="0"/>
-              <w:ind w:hanging="0" w:start="0" w:end="0"/>
-              <w:jc w:val="start"/>
-              <w:rPr>
-                <w:rFonts w:ascii="Calibri" w:hAnsi="Calibri" w:eastAsia="Calibri" w:cs="Calibri"/>
+              <w:keepNext w:val="0"/>
+              <w:keepLines w:val="0"/>
+              <w:spacing w:before="0" w:after="0" w:line="240" w:lineRule="auto"/>
+              <w:ind w:left="0" w:right="0" w:firstLine="0"/>
+              <w:jc w:val="left"/>
+              <w:rPr>
+                <w:rFonts w:ascii="Calibri" w:eastAsia="Calibri" w:hAnsi="Calibri" w:cs="Calibri"/>
                 <w:color w:val="070707"/>
                 <w:sz w:val="18"/>
                 <w:szCs w:val="20"/>
@@ -998,11 +1001,10 @@
               <w:rPr>
                 <w:rFonts w:eastAsia="Calibri" w:cs="Calibri"/>
                 <w:color w:val="070707"/>
-                <w:kern w:val="0"/>
                 <w:sz w:val="18"/>
                 <w:szCs w:val="20"/>
               </w:rPr>
-              <w:t>{Menge}</w:t>
+              <w:t xml:space="preserve">{Menge}</w:t>
             </w:r>
           </w:p>
         </w:tc>
@@ -1010,17 +1012,18 @@
           <w:tcPr>
             <w:tcW w:w="6110" w:type="dxa"/>
             <w:tcBorders/>
-            <w:shd w:color="auto" w:fill="FFFFFF" w:val="clear"/>
+            <w:shd w:fill="FFFFFF" w:color="auto" w:val="clear"/>
+            <w:vAlign w:val="top"/>
           </w:tcPr>
           <w:p>
             <w:pPr>
+              <w:pBdr/>
               <w:pStyle w:val="Normal"/>
-              <w:keepNext w:val="false"/>
-              <w:keepLines w:val="false"/>
-              <w:suppressAutoHyphens w:val="true"/>
-              <w:spacing w:lineRule="auto" w:line="278" w:before="0" w:after="0"/>
-              <w:ind w:hanging="0" w:start="0" w:end="314"/>
-              <w:jc w:val="start"/>
+              <w:keepNext w:val="0"/>
+              <w:keepLines w:val="0"/>
+              <w:spacing w:before="0" w:after="0" w:line="278" w:lineRule="auto"/>
+              <w:ind w:left="0" w:right="314" w:firstLine="0"/>
+              <w:jc w:val="left"/>
               <w:rPr>
                 <w:color w:val="000000"/>
                 <w:sz w:val="18"/>
@@ -1029,134 +1032,121 @@
             </w:pPr>
             <w:r>
               <w:rPr>
-                <w:rFonts w:eastAsia="arial" w:cs="arial" w:ascii="arial" w:hAnsi="arial"/>
+                <w:rFonts w:ascii="arial" w:eastAsia="arial" w:hAnsi="arial" w:cs="arial"/>
                 <w:b/>
                 <w:bCs/>
                 <w:color w:val="000000"/>
-                <w:kern w:val="0"/>
                 <w:sz w:val="20"/>
                 <w:szCs w:val="20"/>
               </w:rPr>
-              <w:t>{Title}</w:t>
-            </w:r>
-            <w:r>
-              <w:rPr>
-                <w:kern w:val="0"/>
+              <w:t xml:space="preserve">{Title}</w:t>
+            </w:r>
+            <w:r>
+              <w:rPr>
                 <w:sz w:val="22"/>
               </w:rPr>
               <w:br/>
             </w:r>
             <w:r>
               <w:rPr>
-                <w:rFonts w:eastAsia="arial" w:cs="arial" w:ascii="arial" w:hAnsi="arial"/>
-                <w:b w:val="false"/>
-                <w:color w:val="000000"/>
-                <w:kern w:val="0"/>
+                <w:rFonts w:ascii="arial" w:eastAsia="arial" w:hAnsi="arial" w:cs="arial"/>
+                <w:b w:val="0"/>
+                <w:color w:val="000000"/>
                 <w:sz w:val="18"/>
                 <w:szCs w:val="18"/>
               </w:rPr>
-              <w:t>• {Bullet1}</w:t>
-            </w:r>
-            <w:r>
-              <w:rPr>
-                <w:kern w:val="0"/>
+              <w:t xml:space="preserve">• {Bullet1}</w:t>
+            </w:r>
+            <w:r>
+              <w:rPr>
                 <w:sz w:val="22"/>
               </w:rPr>
               <w:br/>
             </w:r>
             <w:r>
               <w:rPr>
-                <w:rFonts w:eastAsia="arial" w:cs="arial" w:ascii="arial" w:hAnsi="arial"/>
-                <w:b w:val="false"/>
-                <w:color w:val="000000"/>
-                <w:kern w:val="0"/>
+                <w:rFonts w:ascii="arial" w:eastAsia="arial" w:hAnsi="arial" w:cs="arial"/>
+                <w:b w:val="0"/>
+                <w:color w:val="000000"/>
                 <w:sz w:val="18"/>
                 <w:szCs w:val="18"/>
               </w:rPr>
-              <w:t>• {Bullet2}</w:t>
-            </w:r>
-            <w:r>
-              <w:rPr>
-                <w:kern w:val="0"/>
+              <w:t xml:space="preserve">• {Bullet2}</w:t>
+            </w:r>
+            <w:r>
+              <w:rPr>
                 <w:sz w:val="22"/>
               </w:rPr>
               <w:br/>
             </w:r>
             <w:r>
               <w:rPr>
-                <w:rFonts w:eastAsia="arial" w:cs="arial" w:ascii="arial" w:hAnsi="arial"/>
-                <w:b w:val="false"/>
-                <w:color w:val="000000"/>
-                <w:kern w:val="0"/>
+                <w:rFonts w:ascii="arial" w:eastAsia="arial" w:hAnsi="arial" w:cs="arial"/>
+                <w:b w:val="0"/>
+                <w:color w:val="000000"/>
                 <w:sz w:val="18"/>
                 <w:szCs w:val="18"/>
               </w:rPr>
-              <w:t>• {Bullet3}</w:t>
-            </w:r>
-            <w:r>
-              <w:rPr>
-                <w:kern w:val="0"/>
+              <w:t xml:space="preserve">• {Bullet3}</w:t>
+            </w:r>
+            <w:r>
+              <w:rPr>
                 <w:sz w:val="22"/>
               </w:rPr>
               <w:br/>
             </w:r>
             <w:r>
               <w:rPr>
-                <w:rFonts w:eastAsia="arial" w:cs="arial" w:ascii="arial" w:hAnsi="arial"/>
-                <w:b w:val="false"/>
-                <w:color w:val="000000"/>
-                <w:kern w:val="0"/>
+                <w:rFonts w:ascii="arial" w:eastAsia="arial" w:hAnsi="arial" w:cs="arial"/>
+                <w:b w:val="0"/>
+                <w:color w:val="000000"/>
                 <w:sz w:val="18"/>
                 <w:szCs w:val="18"/>
               </w:rPr>
-              <w:t>• {Bullet4}</w:t>
-            </w:r>
-            <w:r>
-              <w:rPr>
-                <w:kern w:val="0"/>
+              <w:t xml:space="preserve">• {Bullet4}</w:t>
+            </w:r>
+            <w:r>
+              <w:rPr>
                 <w:sz w:val="22"/>
               </w:rPr>
               <w:br/>
             </w:r>
             <w:r>
               <w:rPr>
-                <w:rFonts w:eastAsia="arial" w:cs="arial" w:ascii="arial" w:hAnsi="arial"/>
-                <w:b w:val="false"/>
-                <w:color w:val="000000"/>
-                <w:kern w:val="0"/>
+                <w:rFonts w:ascii="arial" w:eastAsia="arial" w:hAnsi="arial" w:cs="arial"/>
+                <w:b w:val="0"/>
+                <w:color w:val="000000"/>
                 <w:sz w:val="18"/>
                 <w:szCs w:val="18"/>
               </w:rPr>
-              <w:t>• {Bullet5}</w:t>
-            </w:r>
-            <w:r>
-              <w:rPr>
-                <w:kern w:val="0"/>
+              <w:t xml:space="preserve">• {Bullet5}</w:t>
+            </w:r>
+            <w:r>
+              <w:rPr>
                 <w:sz w:val="22"/>
               </w:rPr>
               <w:br/>
             </w:r>
             <w:r>
               <w:rPr>
-                <w:rFonts w:eastAsia="arial" w:cs="arial" w:ascii="arial" w:hAnsi="arial"/>
-                <w:b w:val="false"/>
-                <w:color w:val="000000"/>
-                <w:kern w:val="0"/>
+                <w:rFonts w:ascii="arial" w:eastAsia="arial" w:hAnsi="arial" w:cs="arial"/>
+                <w:b w:val="0"/>
+                <w:color w:val="000000"/>
                 <w:sz w:val="18"/>
                 <w:szCs w:val="18"/>
               </w:rPr>
-              <w:t>• {Bullet6}{#HasBullet7}</w:t>
-            </w:r>
-          </w:p>
-          <w:p>
-            <w:pPr>
-              <w:pStyle w:val="BodyText"/>
-              <w:keepNext w:val="false"/>
-              <w:keepLines w:val="false"/>
-              <w:suppressAutoHyphens w:val="true"/>
-              <w:spacing w:lineRule="auto" w:line="278" w:before="0" w:after="0"/>
-              <w:ind w:hanging="0" w:start="0" w:end="314"/>
-              <w:jc w:val="start"/>
+              <w:t xml:space="preserve">• {Bullet6}{#HasBullet7}</w:t>
+            </w:r>
+          </w:p>
+          <w:p>
+            <w:pPr>
+              <w:pBdr/>
+              <w:pStyle w:val="Body Text"/>
+              <w:keepNext w:val="0"/>
+              <w:keepLines w:val="0"/>
+              <w:spacing w:before="0" w:after="0" w:line="278" w:lineRule="auto"/>
+              <w:ind w:left="0" w:right="314" w:firstLine="0"/>
+              <w:jc w:val="left"/>
               <w:rPr>
                 <w:color w:val="000000"/>
                 <w:sz w:val="18"/>
@@ -1164,36 +1154,47 @@
             </w:pPr>
             <w:r>
               <w:rPr>
-                <w:rFonts w:eastAsia="arial" w:cs="arial" w:ascii="arial" w:hAnsi="arial"/>
-                <w:b w:val="false"/>
-                <w:color w:val="000000"/>
-                <w:kern w:val="0"/>
+                <w:rFonts w:ascii="arial" w:eastAsia="arial" w:hAnsi="arial" w:cs="arial"/>
+                <w:b w:val="0"/>
+                <w:color w:val="000000"/>
                 <w:sz w:val="18"/>
                 <w:szCs w:val="20"/>
               </w:rPr>
-              <w:t xml:space="preserve">• </w:t>
-            </w:r>
-            <w:r>
-              <w:rPr>
-                <w:rFonts w:eastAsia="arial" w:cs="arial" w:ascii="arial" w:hAnsi="arial"/>
-                <w:b w:val="false"/>
-                <w:color w:val="000000"/>
-                <w:kern w:val="0"/>
+              <w:t xml:space="preserve">• {Bullet7}{/HasBullet7}</w:t>
+            </w:r>
+          </w:p>
+          <w:p>
+            <w:pPr>
+              <w:pBdr/>
+              <w:pStyle w:val="Body Text"/>
+              <w:keepNext w:val="0"/>
+              <w:keepLines w:val="0"/>
+              <w:spacing w:before="0" w:after="0" w:line="278" w:lineRule="auto"/>
+              <w:ind w:left="0" w:right="314" w:firstLine="0"/>
+              <w:jc w:val="left"/>
+              <w:rPr>
+                <w:color w:val="000000"/>
+                <w:sz w:val="18"/>
+              </w:rPr>
+            </w:pPr>
+            <w:r>
+              <w:rPr>
+                <w:rFonts w:ascii="arial" w:eastAsia="arial" w:hAnsi="arial" w:cs="arial"/>
+                <w:b w:val="0"/>
+                <w:color w:val="000000"/>
                 <w:sz w:val="18"/>
                 <w:szCs w:val="20"/>
               </w:rPr>
-              <w:t>{Bullet7}</w:t>
-            </w:r>
-          </w:p>
-          <w:p>
-            <w:pPr>
-              <w:pStyle w:val="BodyText"/>
-              <w:keepNext w:val="false"/>
-              <w:keepLines w:val="false"/>
-              <w:suppressAutoHyphens w:val="true"/>
-              <w:spacing w:lineRule="auto" w:line="278" w:before="0" w:after="0"/>
-              <w:ind w:hanging="0" w:start="0" w:end="314"/>
-              <w:jc w:val="start"/>
+              <w:t xml:space="preserve">{#HasExtraTasks}{#ExtraTasks}• {Text}</w:t>
+            </w:r>
+          </w:p>
+          <w:p>
+            <w:pPr>
+              <w:pBdr/>
+              <w:pStyle w:val="Body Text"/>
+              <w:spacing w:before="0" w:after="0" w:line="278" w:lineRule="auto"/>
+              <w:ind w:left="0" w:right="314" w:firstLine="0"/>
+              <w:jc w:val="left"/>
               <w:rPr>
                 <w:color w:val="000000"/>
                 <w:sz w:val="18"/>
@@ -1201,23 +1202,24 @@
             </w:pPr>
             <w:r>
               <w:rPr>
-                <w:rFonts w:eastAsia="arial" w:cs="arial" w:ascii="arial" w:hAnsi="arial"/>
-                <w:b w:val="false"/>
-                <w:color w:val="000000"/>
-                <w:kern w:val="0"/>
+                <w:rFonts w:ascii="arial" w:eastAsia="arial" w:hAnsi="arial" w:cs="arial"/>
+                <w:b w:val="0"/>
+                <w:color w:val="000000"/>
                 <w:sz w:val="18"/>
                 <w:szCs w:val="20"/>
               </w:rPr>
-              <w:t>{/HasBullet7}{#HasExtraTasks}{#ExtraTasks}• {Text}</w:t>
-            </w:r>
-          </w:p>
-          <w:p>
-            <w:pPr>
-              <w:pStyle w:val="BodyText"/>
-              <w:suppressAutoHyphens w:val="true"/>
-              <w:spacing w:lineRule="auto" w:line="278" w:before="0" w:after="0"/>
-              <w:ind w:hanging="0" w:start="0" w:end="314"/>
-              <w:jc w:val="start"/>
+              <w:t xml:space="preserve">{/ExtraTasks}{/HasExtraTasks}</w:t>
+            </w:r>
+          </w:p>
+          <w:p>
+            <w:pPr>
+              <w:pBdr/>
+              <w:pStyle w:val="Normal"/>
+              <w:keepNext w:val="0"/>
+              <w:keepLines w:val="0"/>
+              <w:spacing w:before="0" w:after="0" w:line="278" w:lineRule="auto"/>
+              <w:ind w:left="0" w:right="314" w:firstLine="0"/>
+              <w:jc w:val="left"/>
               <w:rPr>
                 <w:color w:val="000000"/>
                 <w:sz w:val="18"/>
@@ -1225,74 +1227,28 @@
             </w:pPr>
             <w:r>
               <w:rPr>
-                <w:rFonts w:eastAsia="arial" w:cs="arial" w:ascii="arial" w:hAnsi="arial"/>
-                <w:b w:val="false"/>
-                <w:color w:val="000000"/>
-                <w:kern w:val="0"/>
+                <w:rFonts w:ascii="arial" w:eastAsia="arial" w:hAnsi="arial" w:cs="arial"/>
+                <w:b/>
+                <w:bCs/>
+                <w:color w:val="000000"/>
                 <w:sz w:val="18"/>
                 <w:szCs w:val="20"/>
               </w:rPr>
-              <w:t>{/ExtraTasks}{/HasExtraTasks}</w:t>
-            </w:r>
-          </w:p>
-          <w:p>
-            <w:pPr>
-              <w:pStyle w:val="BodyText"/>
-              <w:keepNext w:val="false"/>
-              <w:keepLines w:val="false"/>
-              <w:suppressAutoHyphens w:val="true"/>
-              <w:spacing w:lineRule="auto" w:line="278" w:before="0" w:after="0"/>
-              <w:ind w:hanging="0" w:start="0" w:end="314"/>
-              <w:jc w:val="start"/>
-              <w:rPr>
-                <w:color w:val="000000"/>
-              </w:rPr>
-            </w:pPr>
-            <w:r>
-              <w:rPr>
-                <w:color w:val="000000"/>
-              </w:rPr>
-            </w:r>
-          </w:p>
-          <w:p>
-            <w:pPr>
+              <w:t xml:space="preserve">Enthält je Einheit</w:t>
+            </w:r>
+          </w:p>
+          <w:p>
+            <w:pPr>
+              <w:pBdr/>
               <w:pStyle w:val="Normal"/>
-              <w:keepNext w:val="false"/>
-              <w:keepLines w:val="false"/>
-              <w:suppressAutoHyphens w:val="true"/>
-              <w:spacing w:lineRule="auto" w:line="278" w:before="0" w:after="0"/>
-              <w:ind w:hanging="0" w:start="0" w:end="314"/>
-              <w:jc w:val="start"/>
-              <w:rPr>
-                <w:color w:val="000000"/>
-                <w:sz w:val="18"/>
-              </w:rPr>
-            </w:pPr>
-            <w:r>
-              <w:rPr>
-                <w:rFonts w:eastAsia="arial" w:cs="arial" w:ascii="arial" w:hAnsi="arial"/>
-                <w:b/>
-                <w:bCs/>
-                <w:color w:val="000000"/>
-                <w:kern w:val="0"/>
-                <w:sz w:val="18"/>
-                <w:szCs w:val="20"/>
-              </w:rPr>
-              <w:t>Enthält je Einheit</w:t>
-            </w:r>
-          </w:p>
-          <w:p>
-            <w:pPr>
-              <w:pStyle w:val="Normal"/>
-              <w:keepNext w:val="false"/>
-              <w:keepLines w:val="false"/>
-              <w:suppressAutoHyphens w:val="true"/>
-              <w:spacing w:lineRule="auto" w:line="278" w:before="0" w:after="0"/>
-              <w:ind w:hanging="0" w:start="0" w:end="314"/>
-              <w:jc w:val="start"/>
-              <w:rPr>
-                <w:rFonts w:ascii="Arial" w:hAnsi="Arial" w:eastAsia="Arial" w:cs="Arial"/>
-                <w:b w:val="false"/>
+              <w:keepNext w:val="0"/>
+              <w:keepLines w:val="0"/>
+              <w:spacing w:before="0" w:after="0" w:line="278" w:lineRule="auto"/>
+              <w:ind w:left="0" w:right="314" w:firstLine="0"/>
+              <w:jc w:val="left"/>
+              <w:rPr>
+                <w:rFonts w:ascii="Arial" w:eastAsia="Arial" w:hAnsi="Arial" w:cs="Arial"/>
+                <w:b w:val="0"/>
                 <w:color w:val="000000"/>
                 <w:sz w:val="18"/>
                 <w:szCs w:val="18"/>
@@ -1300,37 +1256,35 @@
             </w:pPr>
             <w:r>
               <w:rPr>
-                <w:rFonts w:eastAsia="Arial" w:cs="Arial" w:ascii="Arial" w:hAnsi="Arial"/>
-                <w:b w:val="false"/>
-                <w:color w:val="000000"/>
-                <w:kern w:val="0"/>
+                <w:rFonts w:ascii="Arial" w:eastAsia="Arial" w:hAnsi="Arial" w:cs="Arial"/>
+                <w:b w:val="0"/>
+                <w:color w:val="000000"/>
                 <w:sz w:val="18"/>
                 <w:szCs w:val="18"/>
               </w:rPr>
-              <w:t>- {EnthKmQty} km Kilometerpauschale</w:t>
-            </w:r>
-          </w:p>
-          <w:p>
-            <w:pPr>
+              <w:t xml:space="preserve">- {EnthKmQty} km Kilometerpauschale</w:t>
+            </w:r>
+          </w:p>
+          <w:p>
+            <w:pPr>
+              <w:pBdr/>
               <w:pStyle w:val="Normal"/>
-              <w:keepNext w:val="false"/>
-              <w:keepLines w:val="false"/>
-              <w:suppressAutoHyphens w:val="true"/>
-              <w:spacing w:lineRule="auto" w:line="278" w:before="0" w:after="0"/>
-              <w:ind w:hanging="0" w:start="0" w:end="314"/>
-              <w:jc w:val="start"/>
-              <w:rPr>
-                <w:rFonts w:ascii="Arial" w:hAnsi="Arial" w:eastAsia="Arial" w:cs="Arial"/>
+              <w:keepNext w:val="0"/>
+              <w:keepLines w:val="0"/>
+              <w:spacing w:before="0" w:after="0" w:line="278" w:lineRule="auto"/>
+              <w:ind w:left="0" w:right="314" w:firstLine="0"/>
+              <w:jc w:val="left"/>
+              <w:rPr>
+                <w:rFonts w:ascii="Arial" w:eastAsia="Arial" w:hAnsi="Arial" w:cs="Arial"/>
                 <w:sz w:val="18"/>
                 <w:szCs w:val="18"/>
               </w:rPr>
             </w:pPr>
             <w:r>
               <w:rPr>
-                <w:rFonts w:eastAsia="Arial" w:cs="Arial" w:ascii="Arial" w:hAnsi="Arial"/>
-                <w:b w:val="false"/>
-                <w:color w:val="000000"/>
-                <w:kern w:val="0"/>
+                <w:rFonts w:ascii="Arial" w:eastAsia="Arial" w:hAnsi="Arial" w:cs="Arial"/>
+                <w:b w:val="0"/>
+                <w:color w:val="000000"/>
                 <w:sz w:val="18"/>
                 <w:szCs w:val="18"/>
               </w:rPr>
@@ -1338,19 +1292,17 @@
             </w:r>
             <w:r>
               <w:rPr>
-                <w:rFonts w:eastAsia="Arial" w:cs="Arial" w:ascii="Arial" w:hAnsi="Arial"/>
-                <w:kern w:val="0"/>
+                <w:rFonts w:ascii="Arial" w:eastAsia="Arial" w:hAnsi="Arial" w:cs="Arial"/>
                 <w:sz w:val="18"/>
                 <w:szCs w:val="18"/>
               </w:rPr>
-              <w:t>{EnthDeliverQty}</w:t>
-            </w:r>
-            <w:r>
-              <w:rPr>
-                <w:rFonts w:eastAsia="Arial" w:cs="Arial" w:ascii="Arial" w:hAnsi="Arial"/>
-                <w:b w:val="false"/>
-                <w:color w:val="000000"/>
-                <w:kern w:val="0"/>
+              <w:t xml:space="preserve">{EnthDeliverQty}</w:t>
+            </w:r>
+            <w:r>
+              <w:rPr>
+                <w:rFonts w:ascii="Arial" w:eastAsia="Arial" w:hAnsi="Arial" w:cs="Arial"/>
+                <w:b w:val="0"/>
+                <w:color w:val="000000"/>
                 <w:sz w:val="18"/>
                 <w:szCs w:val="18"/>
               </w:rPr>
@@ -1359,52 +1311,73 @@
           </w:p>
           <w:p>
             <w:pPr>
+              <w:pBdr/>
               <w:pStyle w:val="Normal"/>
-              <w:keepNext w:val="false"/>
-              <w:keepLines w:val="false"/>
-              <w:suppressAutoHyphens w:val="true"/>
-              <w:spacing w:lineRule="auto" w:line="278" w:before="0" w:after="0"/>
-              <w:ind w:hanging="0" w:start="0" w:end="314"/>
-              <w:jc w:val="start"/>
-              <w:rPr>
-                <w:rFonts w:ascii="Arial" w:hAnsi="Arial" w:eastAsia="Arial" w:cs="Arial"/>
+              <w:keepNext w:val="0"/>
+              <w:keepLines w:val="0"/>
+              <w:spacing w:before="0" w:after="0" w:line="278" w:lineRule="auto"/>
+              <w:ind w:left="0" w:right="314" w:firstLine="0"/>
+              <w:jc w:val="left"/>
+              <w:rPr>
+                <w:rFonts w:ascii="Arial" w:eastAsia="Arial" w:hAnsi="Arial" w:cs="Arial"/>
                 <w:sz w:val="18"/>
                 <w:szCs w:val="18"/>
               </w:rPr>
             </w:pPr>
             <w:r>
               <w:rPr>
-                <w:rFonts w:eastAsia="Arial" w:cs="Arial" w:ascii="Arial" w:hAnsi="Arial"/>
-                <w:b w:val="false"/>
-                <w:color w:val="000000"/>
-                <w:kern w:val="0"/>
+                <w:rFonts w:ascii="Arial" w:eastAsia="Arial" w:hAnsi="Arial" w:cs="Arial"/>
+                <w:b w:val="0"/>
+                <w:color w:val="000000"/>
                 <w:sz w:val="18"/>
                 <w:szCs w:val="18"/>
               </w:rPr>
-              <w:t>- {EnthDoorQty} Stk {EnthDoorLabel}</w:t>
-            </w:r>
-          </w:p>
-          <w:p>
-            <w:pPr>
+              <w:t xml:space="preserve">- {EnthDoorQty} Stk {EnthDoorLabel}</w:t>
+            </w:r>
+          </w:p>
+          <w:p>
+            <w:pPr>
+              <w:pBdr/>
               <w:pStyle w:val="Normal"/>
-              <w:keepNext w:val="false"/>
-              <w:keepLines w:val="false"/>
-              <w:spacing w:lineRule="auto" w:line="278" w:before="0" w:after="0"/>
-              <w:ind w:hanging="0" w:start="0" w:end="314"/>
-              <w:jc w:val="start"/>
-              <w:rPr>
-                <w:rFonts w:ascii="Arial" w:hAnsi="Arial" w:eastAsia="Arial" w:cs="Arial"/>
+              <w:keepNext w:val="0"/>
+              <w:keepLines w:val="0"/>
+              <w:spacing w:before="0" w:after="0" w:line="278" w:lineRule="auto"/>
+              <w:ind w:left="0" w:right="314" w:firstLine="0"/>
+              <w:jc w:val="left"/>
+              <w:rPr/>
+            </w:pPr>
+            <w:r>
+              <w:rPr>
+                <w:rFonts w:ascii="Arial" w:hAnsi="Arial"/>
                 <w:sz w:val="18"/>
-                <w:szCs w:val="18"/>
-              </w:rPr>
+              </w:rPr>
+              <w:t xml:space="preserve">- {EnthKleinQty} Stk Kleinmaterial{#EnthExtraItems}</w:t>
+            </w:r>
+          </w:p>
+          <w:p>
+            <w:pPr>
+              <w:pBdr/>
+              <w:pStyle w:val="Normal"/>
+              <w:keepNext w:val="0"/>
+              <w:keepLines w:val="0"/>
+              <w:spacing w:before="0" w:after="0" w:line="278" w:lineRule="auto"/>
+              <w:ind w:left="0" w:right="314" w:firstLine="0"/>
+              <w:jc w:val="left"/>
+              <w:rPr/>
             </w:pPr>
             <w:r>
               <w:rPr>
                 <w:rFonts w:ascii="Arial" w:hAnsi="Arial"/>
-                <w:kern w:val="0"/>
                 <w:sz w:val="18"/>
               </w:rPr>
-              <w:t>- {EnthKleinQty} Stk Kleinmaterial</w:t>
+              <w:t xml:space="preserve">-</w:t>
+            </w:r>
+            <w:r>
+              <w:rPr>
+                <w:rFonts w:ascii="Arial" w:hAnsi="Arial"/>
+                <w:sz w:val="18"/>
+              </w:rPr>
+              <w:t xml:space="preserve"> {Text}{/EnthExtraItems}</w:t>
             </w:r>
           </w:p>
         </w:tc>
@@ -1412,19 +1385,20 @@
           <w:tcPr>
             <w:tcW w:w="1399" w:type="dxa"/>
             <w:tcBorders/>
-            <w:shd w:color="auto" w:fill="FFFFFF" w:val="clear"/>
+            <w:shd w:fill="FFFFFF" w:color="auto" w:val="clear"/>
+            <w:vAlign w:val="top"/>
           </w:tcPr>
           <w:p>
             <w:pPr>
+              <w:pBdr/>
               <w:pStyle w:val="Normal"/>
-              <w:keepNext w:val="false"/>
-              <w:keepLines w:val="false"/>
-              <w:suppressAutoHyphens w:val="true"/>
-              <w:spacing w:lineRule="auto" w:line="278" w:beforeAutospacing="0" w:before="0" w:afterAutospacing="0" w:after="0"/>
-              <w:ind w:hanging="0" w:start="0" w:end="34"/>
+              <w:keepNext w:val="0"/>
+              <w:keepLines w:val="0"/>
+              <w:spacing w:before="0" w:beforeAutospacing="false" w:after="0" w:afterAutospacing="false" w:line="278" w:lineRule="auto"/>
+              <w:ind w:left="0" w:right="34" w:firstLine="0"/>
               <w:jc w:val="center"/>
               <w:rPr>
-                <w:rFonts w:ascii="Calibri" w:hAnsi="Calibri" w:eastAsia="Calibri" w:cs="Calibri"/>
+                <w:rFonts w:ascii="Calibri" w:eastAsia="Calibri" w:hAnsi="Calibri" w:cs="Calibri"/>
                 <w:color w:val="000000"/>
                 <w:sz w:val="18"/>
                 <w:szCs w:val="18"/>
@@ -1434,11 +1408,10 @@
               <w:rPr>
                 <w:rFonts w:eastAsia="Calibri" w:cs="Calibri"/>
                 <w:color w:val="000000"/>
-                <w:kern w:val="0"/>
                 <w:sz w:val="18"/>
                 <w:szCs w:val="18"/>
               </w:rPr>
-              <w:t>{Einheitspreis}</w:t>
+              <w:t xml:space="preserve">{Einheitspreis}</w:t>
             </w:r>
           </w:p>
         </w:tc>
@@ -1446,19 +1419,20 @@
           <w:tcPr>
             <w:tcW w:w="943" w:type="dxa"/>
             <w:tcBorders/>
-            <w:shd w:color="auto" w:fill="FFFFFF" w:val="clear"/>
+            <w:shd w:fill="FFFFFF" w:color="auto" w:val="clear"/>
+            <w:vAlign w:val="top"/>
           </w:tcPr>
           <w:p>
             <w:pPr>
+              <w:pBdr/>
               <w:pStyle w:val="Normal"/>
-              <w:keepNext w:val="false"/>
-              <w:keepLines w:val="false"/>
-              <w:suppressAutoHyphens w:val="true"/>
-              <w:spacing w:lineRule="auto" w:line="278" w:beforeAutospacing="0" w:before="0" w:afterAutospacing="0" w:after="0"/>
-              <w:ind w:hanging="0" w:start="-141" w:end="34"/>
+              <w:keepNext w:val="0"/>
+              <w:keepLines w:val="0"/>
+              <w:spacing w:before="0" w:beforeAutospacing="false" w:after="0" w:afterAutospacing="false" w:line="278" w:lineRule="auto"/>
+              <w:ind w:left="-141" w:right="34" w:firstLine="0"/>
               <w:jc w:val="center"/>
               <w:rPr>
-                <w:rFonts w:ascii="Calibri" w:hAnsi="Calibri" w:eastAsia="Calibri" w:cs="Calibri"/>
+                <w:rFonts w:ascii="Calibri" w:eastAsia="Calibri" w:hAnsi="Calibri" w:cs="Calibri"/>
                 <w:color w:val="000000"/>
                 <w:sz w:val="18"/>
                 <w:szCs w:val="18"/>
@@ -1468,216 +1442,10 @@
               <w:rPr>
                 <w:rFonts w:eastAsia="Calibri" w:cs="Calibri"/>
                 <w:color w:val="000000"/>
-                <w:kern w:val="0"/>
                 <w:sz w:val="18"/>
                 <w:szCs w:val="18"/>
               </w:rPr>
-              <w:t>{Gesamt}{/BwtRows}</w:t>
-            </w:r>
-          </w:p>
-        </w:tc>
-      </w:tr>
-      <w:tr>
-        <w:trPr>
-          <w:trHeight w:val="1" w:hRule="atLeast"/>
-        </w:trPr>
-        <w:tc>
-          <w:tcPr>
-            <w:tcW w:w="459" w:type="dxa"/>
-            <w:tcBorders/>
-            <w:shd w:color="auto" w:fill="FFFFFF" w:val="clear"/>
-          </w:tcPr>
-          <w:p>
-            <w:pPr>
-              <w:pStyle w:val="Normal"/>
-              <w:keepNext w:val="false"/>
-              <w:keepLines w:val="false"/>
-              <w:tabs>
-                <w:tab w:val="clear" w:pos="720"/>
-                <w:tab w:val="left" w:pos="750" w:leader="none"/>
-                <w:tab w:val="left" w:pos="1416" w:leader="none"/>
-              </w:tabs>
-              <w:suppressAutoHyphens w:val="true"/>
-              <w:spacing w:lineRule="auto" w:line="240" w:beforeAutospacing="1" w:afterAutospacing="0" w:after="0"/>
-              <w:ind w:hanging="0" w:start="0" w:end="0"/>
-              <w:jc w:val="start"/>
-              <w:rPr>
-                <w:rFonts w:ascii="Calibri" w:hAnsi="Calibri" w:eastAsia="Calibri" w:cs="Calibri"/>
-                <w:color w:val="070707"/>
-                <w:sz w:val="18"/>
-                <w:szCs w:val="18"/>
-              </w:rPr>
-            </w:pPr>
-            <w:r>
-              <w:rPr>
-                <w:rFonts w:eastAsia="Calibri" w:cs="Calibri"/>
-                <w:color w:val="070707"/>
-                <w:kern w:val="0"/>
-                <w:sz w:val="18"/>
-                <w:szCs w:val="18"/>
-              </w:rPr>
-              <w:t>{#BwtGrabRows}{Pos}</w:t>
-            </w:r>
-          </w:p>
-        </w:tc>
-        <w:tc>
-          <w:tcPr>
-            <w:tcW w:w="749" w:type="dxa"/>
-            <w:tcBorders/>
-            <w:shd w:color="auto" w:fill="FFFFFF" w:val="clear"/>
-          </w:tcPr>
-          <w:p>
-            <w:pPr>
-              <w:pStyle w:val="normal1"/>
-              <w:keepNext w:val="false"/>
-              <w:keepLines w:val="false"/>
-              <w:suppressAutoHyphens w:val="true"/>
-              <w:spacing w:lineRule="auto" w:line="240" w:beforeAutospacing="1" w:afterAutospacing="0" w:after="0"/>
-              <w:ind w:hanging="0" w:start="0" w:end="0"/>
-              <w:jc w:val="start"/>
-              <w:rPr>
-                <w:rFonts w:ascii="Calibri" w:hAnsi="Calibri" w:eastAsia="Calibri" w:cs="Calibri"/>
-                <w:sz w:val="18"/>
-              </w:rPr>
-            </w:pPr>
-            <w:r>
-              <w:rPr>
-                <w:rFonts w:eastAsia="Calibri" w:cs="Calibri"/>
-                <w:kern w:val="0"/>
-                <w:sz w:val="18"/>
-              </w:rPr>
-              <w:t xml:space="preserve">{Menge} </w:t>
-            </w:r>
-          </w:p>
-        </w:tc>
-        <w:tc>
-          <w:tcPr>
-            <w:tcW w:w="6110" w:type="dxa"/>
-            <w:tcBorders/>
-            <w:shd w:color="auto" w:fill="FFFFFF" w:val="clear"/>
-          </w:tcPr>
-          <w:p>
-            <w:pPr>
-              <w:pStyle w:val="BodyText"/>
-              <w:keepNext w:val="false"/>
-              <w:keepLines w:val="false"/>
-              <w:widowControl w:val="false"/>
-              <w:suppressAutoHyphens w:val="true"/>
-              <w:spacing w:lineRule="auto" w:line="276" w:beforeAutospacing="1" w:afterAutospacing="0" w:after="0"/>
-              <w:ind w:hanging="0" w:start="0" w:end="0"/>
-              <w:jc w:val="start"/>
-              <w:rPr>
-                <w:rFonts w:ascii="Open Sans" w:hAnsi="Open Sans"/>
-                <w:b/>
-                <w:color w:val="auto"/>
-                <w:sz w:val="20"/>
-                <w:szCs w:val="22"/>
-              </w:rPr>
-            </w:pPr>
-            <w:r>
-              <w:rPr>
-                <w:rFonts w:eastAsia="Arial" w:cs="Arial" w:ascii="Arial" w:hAnsi="Arial"/>
-                <w:b/>
-                <w:kern w:val="0"/>
-                <w:sz w:val="20"/>
-              </w:rPr>
-              <w:t>Zusatliche Artikel</w:t>
-            </w:r>
-            <w:r>
-              <w:rPr>
-                <w:kern w:val="0"/>
-              </w:rPr>
-              <w:br/>
-            </w:r>
-            <w:r>
-              <w:rPr>
-                <w:rFonts w:eastAsia="Arial" w:cs="Arial" w:ascii="Arial" w:hAnsi="Arial"/>
-                <w:b w:val="false"/>
-                <w:bCs/>
-                <w:color w:val="000000"/>
-                <w:kern w:val="0"/>
-                <w:sz w:val="18"/>
-                <w:szCs w:val="18"/>
-              </w:rPr>
-              <w:t>{Text}</w:t>
-            </w:r>
-            <w:r>
-              <w:rPr>
-                <w:rFonts w:eastAsia="Open Sans" w:cs="Open Sans" w:ascii="Open Sans" w:hAnsi="Open Sans"/>
-                <w:color w:val="000000"/>
-                <w:kern w:val="0"/>
-                <w:sz w:val="18"/>
-                <w:szCs w:val="18"/>
-              </w:rPr>
-              <w:t xml:space="preserve"> </w:t>
-            </w:r>
-          </w:p>
-        </w:tc>
-        <w:tc>
-          <w:tcPr>
-            <w:tcW w:w="1399" w:type="dxa"/>
-            <w:tcBorders/>
-            <w:shd w:color="auto" w:fill="FFFFFF" w:val="clear"/>
-          </w:tcPr>
-          <w:p>
-            <w:pPr>
-              <w:pStyle w:val="Normal"/>
-              <w:keepNext w:val="false"/>
-              <w:keepLines w:val="false"/>
-              <w:suppressAutoHyphens w:val="true"/>
-              <w:spacing w:lineRule="auto" w:line="240" w:beforeAutospacing="1" w:afterAutospacing="0" w:after="0"/>
-              <w:ind w:hanging="0" w:start="0" w:end="0"/>
-              <w:jc w:val="center"/>
-              <w:rPr>
-                <w:rFonts w:ascii="Calibri" w:hAnsi="Calibri" w:eastAsia="Calibri" w:cs="Calibri"/>
-                <w:color w:val="000000"/>
-                <w:sz w:val="18"/>
-                <w:szCs w:val="18"/>
-              </w:rPr>
-            </w:pPr>
-            <w:r>
-              <w:rPr>
-                <w:rFonts w:eastAsia="Calibri" w:cs="Calibri"/>
-                <w:color w:val="000000"/>
-                <w:kern w:val="0"/>
-                <w:sz w:val="18"/>
-                <w:szCs w:val="18"/>
-              </w:rPr>
-              <w:t xml:space="preserve">{Einheitspreis} </w:t>
-            </w:r>
-          </w:p>
-        </w:tc>
-        <w:tc>
-          <w:tcPr>
-            <w:tcW w:w="943" w:type="dxa"/>
-            <w:tcBorders/>
-            <w:shd w:color="auto" w:fill="FFFFFF" w:val="clear"/>
-          </w:tcPr>
-          <w:p>
-            <w:pPr>
-              <w:pStyle w:val="Normal"/>
-              <w:keepNext w:val="false"/>
-              <w:keepLines w:val="false"/>
-              <w:suppressAutoHyphens w:val="true"/>
-              <w:spacing w:lineRule="auto" w:line="240" w:beforeAutospacing="1" w:afterAutospacing="0" w:after="0"/>
-              <w:ind w:hanging="0" w:start="0" w:end="0"/>
-              <w:jc w:val="center"/>
-              <w:rPr>
-                <w:rFonts w:ascii="Calibri" w:hAnsi="Calibri" w:eastAsia="Calibri" w:cs="Calibri"/>
-                <w:color w:val="000000"/>
-                <w:sz w:val="18"/>
-                <w:szCs w:val="18"/>
-              </w:rPr>
-            </w:pPr>
-            <w:r>
-              <w:rPr>
-                <w:rFonts w:eastAsia="Calibri" w:cs="Calibri"/>
-                <w:color w:val="000000"/>
-                <w:kern w:val="0"/>
-                <w:sz w:val="18"/>
-                <w:szCs w:val="18"/>
-              </w:rPr>
-              <w:t>{Gesamt}{/BwtGrabRows}</w:t>
+              <w:t xml:space="preserve">{Gesamt}{/BwtRows}</w:t>
             </w:r>
           </w:p>
         </w:tc>
@@ -1685,42 +1453,38 @@
     </w:tbl>
     <w:p>
       <w:pPr>
+        <w:pBdr/>
         <w:pStyle w:val="normal1"/>
+        <w:spacing w:before="121" w:after="0"/>
+        <w:ind/>
         <w:tabs>
           <w:tab w:val="clear" w:pos="720"/>
-          <w:tab w:val="left" w:pos="750" w:leader="none"/>
-          <w:tab w:val="left" w:pos="1416" w:leader="none"/>
+          <w:tab w:val="left" w:pos="750"/>
+          <w:tab w:val="left" w:pos="1416.0000610351562"/>
         </w:tabs>
-        <w:spacing w:before="121" w:after="0"/>
-        <w:rPr>
-          <w:rFonts w:ascii="Open Sans" w:hAnsi="Open Sans" w:eastAsia="Open Sans" w:cs="Open Sans"/>
+        <w:rPr>
+          <w:rFonts w:ascii="Open Sans" w:eastAsia="Open Sans" w:hAnsi="Open Sans" w:cs="Open Sans"/>
           <w:color w:val="070707"/>
           <w:sz w:val="20"/>
           <w:szCs w:val="20"/>
         </w:rPr>
       </w:pPr>
-      <w:r>
-        <w:rPr>
-          <w:rFonts w:eastAsia="Open Sans" w:cs="Open Sans" w:ascii="Open Sans" w:hAnsi="Open Sans"/>
-          <w:color w:val="070707"/>
-          <w:sz w:val="20"/>
-          <w:szCs w:val="20"/>
-        </w:rPr>
-      </w:r>
     </w:p>
     <w:tbl>
       <w:tblPr>
         <w:tblStyle w:val="Normal Table0"/>
         <w:tblW w:w="9817" w:type="dxa"/>
-        <w:jc w:val="end"/>
+        <w:jc w:val="left"/>
         <w:tblInd w:w="0" w:type="dxa"/>
-        <w:tblLayout w:type="fixed"/>
         <w:tblCellMar>
           <w:top w:w="0" w:type="dxa"/>
-          <w:start w:w="88" w:type="dxa"/>
+          <w:left w:w="88" w:type="dxa"/>
           <w:bottom w:w="0" w:type="dxa"/>
-          <w:end w:w="10" w:type="dxa"/>
+          <w:right w:w="10" w:type="dxa"/>
         </w:tblCellMar>
+        <w:tblBorders/>
+        <w:shd w:fill="auto" w:color="auto"/>
+        <w:tblLayout w:type="fixed"/>
       </w:tblPr>
       <w:tblGrid>
         <w:gridCol w:w="2572"/>
@@ -1729,56 +1493,64 @@
         <w:gridCol w:w="1314"/>
       </w:tblGrid>
       <w:tr>
+        <w:tblPrEx>
+          <w:tblBorders/>
+          <w:tblCellMar>
+            <w:top w:w="0" w:type="dxa"/>
+            <w:left w:w="88" w:type="dxa"/>
+            <w:bottom w:w="0" w:type="dxa"/>
+            <w:right w:w="10" w:type="dxa"/>
+          </w:tblCellMar>
+        </w:tblPrEx>
         <w:trPr>
-          <w:trHeight w:val="20" w:hRule="atLeast"/>
+          <w:trHeight w:hRule="atLeast" w:val="20"/>
         </w:trPr>
         <w:tc>
           <w:tcPr>
             <w:tcW w:w="2572" w:type="dxa"/>
             <w:tcBorders>
-              <w:top w:val="single" w:sz="8" w:space="0" w:color="FFFFFF"/>
-              <w:start w:val="single" w:sz="8" w:space="0" w:color="D9D9D9"/>
-              <w:bottom w:val="single" w:sz="8" w:space="0" w:color="FFFFFF"/>
-              <w:end w:val="single" w:sz="8" w:space="0" w:color="D9D9D9"/>
+              <w:top w:val="single" w:color="FFFFFF" w:sz="8" w:space="0"/>
+              <w:left w:val="single" w:color="D9D9D9" w:sz="8" w:space="0"/>
+              <w:bottom w:val="single" w:color="FFFFFF" w:sz="8" w:space="0"/>
+              <w:right w:val="single" w:color="D9D9D9" w:sz="8" w:space="0"/>
             </w:tcBorders>
-            <w:shd w:color="auto" w:fill="D9D9D9" w:val="clear"/>
+            <w:shd w:fill="D9D9D9" w:color="auto" w:val="clear"/>
+            <w:vAlign w:val="top"/>
           </w:tcPr>
           <w:p>
             <w:pPr>
+              <w:pBdr/>
               <w:pStyle w:val="Normal"/>
-              <w:keepNext w:val="true"/>
+              <w:keepNext/>
               <w:keepLines/>
-              <w:suppressAutoHyphens w:val="true"/>
-              <w:spacing w:lineRule="auto" w:line="240" w:beforeAutospacing="0" w:before="0" w:afterAutospacing="0" w:after="0"/>
-              <w:ind w:hanging="0" w:start="0" w:end="0"/>
+              <w:spacing w:before="0" w:beforeAutospacing="false" w:after="0" w:afterAutospacing="false" w:line="240" w:lineRule="auto"/>
+              <w:ind w:left="0" w:right="0" w:firstLine="0"/>
               <w:jc w:val="both"/>
               <w:rPr>
-                <w:rFonts w:ascii="Calibri" w:hAnsi="Calibri" w:eastAsia="Calibri" w:cs="Calibri"/>
+                <w:rFonts w:ascii="Calibri" w:eastAsia="Calibri" w:hAnsi="Calibri" w:cs="Calibri"/>
                 <w:sz w:val="22"/>
                 <w:szCs w:val="22"/>
               </w:rPr>
             </w:pPr>
             <w:r>
               <w:rPr>
-                <w:rFonts w:eastAsia="Open Sans Semibold" w:cs="Open Sans Semibold" w:ascii="Open Sans Semibold" w:hAnsi="Open Sans Semibold"/>
+                <w:rFonts w:ascii="Open Sans Semibold" w:eastAsia="Open Sans Semibold" w:hAnsi="Open Sans Semibold" w:cs="Open Sans Semibold"/>
                 <w:color w:val="030303"/>
-                <w:kern w:val="0"/>
                 <w:sz w:val="20"/>
                 <w:szCs w:val="20"/>
               </w:rPr>
-              <w:t>{#Totals}{#isAlt}</w:t>
-            </w:r>
-            <w:r>
-              <w:rPr>
-                <w:rFonts w:eastAsia="Open Sans Semibold" w:cs="Open Sans Semibold" w:ascii="Open Sans Semibold" w:hAnsi="Open Sans Semibold"/>
+              <w:t xml:space="preserve">{#Totals}{#isAlt}</w:t>
+            </w:r>
+            <w:r>
+              <w:rPr>
+                <w:rFonts w:ascii="Open Sans Semibold" w:eastAsia="Open Sans Semibold" w:hAnsi="Open Sans Semibold" w:cs="Open Sans Semibold"/>
                 <w:b/>
                 <w:bCs/>
                 <w:color w:val="030303"/>
-                <w:kern w:val="0"/>
                 <w:sz w:val="20"/>
                 <w:szCs w:val="20"/>
               </w:rPr>
-              <w:t>{label}</w:t>
+              <w:t xml:space="preserve">{label}</w:t>
             </w:r>
           </w:p>
         </w:tc>
@@ -1786,87 +1558,77 @@
           <w:tcPr>
             <w:tcW w:w="2415" w:type="dxa"/>
             <w:tcBorders>
-              <w:top w:val="single" w:sz="8" w:space="0" w:color="FFFFFF"/>
-              <w:start w:val="single" w:sz="8" w:space="0" w:color="D9D9D9"/>
-              <w:bottom w:val="single" w:sz="8" w:space="0" w:color="FFFFFF"/>
-              <w:end w:val="single" w:sz="8" w:space="0" w:color="D9D9D9"/>
+              <w:top w:val="single" w:color="FFFFFF" w:sz="8" w:space="0"/>
+              <w:left w:val="single" w:color="D9D9D9" w:sz="8" w:space="0"/>
+              <w:bottom w:val="single" w:color="FFFFFF" w:sz="8" w:space="0"/>
+              <w:right w:val="single" w:color="D9D9D9" w:sz="8" w:space="0"/>
             </w:tcBorders>
-            <w:shd w:color="auto" w:fill="D9D9D9" w:val="clear"/>
+            <w:shd w:fill="D9D9D9" w:color="auto" w:val="clear"/>
             <w:vAlign w:val="center"/>
           </w:tcPr>
           <w:p>
             <w:pPr>
+              <w:pBdr/>
               <w:pStyle w:val="normal1"/>
-              <w:keepNext w:val="true"/>
+              <w:keepNext/>
               <w:keepLines/>
-              <w:suppressAutoHyphens w:val="true"/>
-              <w:spacing w:lineRule="auto" w:line="240" w:beforeAutospacing="0" w:before="0" w:afterAutospacing="0" w:after="0"/>
-              <w:ind w:hanging="0" w:start="0" w:end="0"/>
+              <w:spacing w:before="0" w:beforeAutospacing="false" w:after="0" w:afterAutospacing="false" w:line="240" w:lineRule="auto"/>
+              <w:ind w:left="0" w:right="0" w:firstLine="0"/>
               <w:jc w:val="both"/>
               <w:rPr>
                 <w:color w:val="000000"/>
               </w:rPr>
             </w:pPr>
-            <w:r>
-              <w:rPr>
-                <w:color w:val="000000"/>
-              </w:rPr>
-            </w:r>
           </w:p>
         </w:tc>
         <w:tc>
           <w:tcPr>
             <w:tcW w:w="3516" w:type="dxa"/>
             <w:tcBorders>
-              <w:top w:val="single" w:sz="8" w:space="0" w:color="FFFFFF"/>
-              <w:start w:val="single" w:sz="8" w:space="0" w:color="D9D9D9"/>
-              <w:bottom w:val="single" w:sz="8" w:space="0" w:color="FFFFFF"/>
-              <w:end w:val="single" w:sz="8" w:space="0" w:color="D9D9D9"/>
+              <w:top w:val="single" w:color="FFFFFF" w:sz="8" w:space="0"/>
+              <w:left w:val="single" w:color="D9D9D9" w:sz="8" w:space="0"/>
+              <w:bottom w:val="single" w:color="FFFFFF" w:sz="8" w:space="0"/>
+              <w:right w:val="single" w:color="D9D9D9" w:sz="8" w:space="0"/>
             </w:tcBorders>
-            <w:shd w:color="auto" w:fill="D9D9D9" w:val="clear"/>
+            <w:shd w:fill="D9D9D9" w:color="auto" w:val="clear"/>
             <w:vAlign w:val="center"/>
           </w:tcPr>
           <w:p>
             <w:pPr>
+              <w:pBdr/>
               <w:pStyle w:val="normal1"/>
-              <w:keepNext w:val="true"/>
+              <w:keepNext/>
               <w:keepLines/>
-              <w:suppressAutoHyphens w:val="true"/>
-              <w:spacing w:lineRule="auto" w:line="240" w:beforeAutospacing="0" w:before="0" w:afterAutospacing="0" w:after="0"/>
-              <w:ind w:hanging="0" w:start="0" w:end="0"/>
+              <w:spacing w:before="0" w:beforeAutospacing="false" w:after="0" w:afterAutospacing="false" w:line="240" w:lineRule="auto"/>
+              <w:ind w:left="0" w:right="0" w:firstLine="0"/>
               <w:jc w:val="both"/>
               <w:rPr>
                 <w:color w:val="000000"/>
               </w:rPr>
             </w:pPr>
-            <w:r>
-              <w:rPr>
-                <w:color w:val="000000"/>
-              </w:rPr>
-            </w:r>
           </w:p>
         </w:tc>
         <w:tc>
           <w:tcPr>
             <w:tcW w:w="1314" w:type="dxa"/>
             <w:tcBorders>
-              <w:top w:val="single" w:sz="8" w:space="0" w:color="FFFFFF"/>
-              <w:start w:val="single" w:sz="8" w:space="0" w:color="D9D9D9"/>
-              <w:bottom w:val="single" w:sz="8" w:space="0" w:color="FFFFFF"/>
-              <w:end w:val="single" w:sz="8" w:space="0" w:color="D9D9D9"/>
+              <w:top w:val="single" w:color="FFFFFF" w:sz="8" w:space="0"/>
+              <w:left w:val="single" w:color="D9D9D9" w:sz="8" w:space="0"/>
+              <w:bottom w:val="single" w:color="FFFFFF" w:sz="8" w:space="0"/>
+              <w:right w:val="single" w:color="D9D9D9" w:sz="8" w:space="0"/>
             </w:tcBorders>
-            <w:shd w:color="auto" w:fill="D9D9D9" w:val="clear"/>
+            <w:shd w:fill="D9D9D9" w:color="auto" w:val="clear"/>
             <w:vAlign w:val="center"/>
           </w:tcPr>
           <w:p>
             <w:pPr>
+              <w:pBdr/>
               <w:pStyle w:val="Normal"/>
-              <w:keepNext w:val="true"/>
+              <w:keepNext/>
               <w:keepLines/>
-              <w:suppressAutoHyphens w:val="true"/>
-              <w:spacing w:lineRule="auto" w:line="240" w:beforeAutospacing="0" w:before="0" w:afterAutospacing="0" w:after="0"/>
-              <w:ind w:hanging="0" w:start="0" w:end="0"/>
+              <w:spacing w:before="0" w:beforeAutospacing="false" w:after="0" w:afterAutospacing="false" w:line="240" w:lineRule="auto"/>
               <w:contextualSpacing/>
+              <w:ind w:left="0" w:right="0" w:firstLine="0"/>
               <w:jc w:val="both"/>
               <w:rPr>
                 <w:color w:val="000000"/>
@@ -1874,80 +1636,86 @@
             </w:pPr>
             <w:r>
               <w:rPr>
-                <w:rFonts w:eastAsia="Open Sans Semibold" w:cs="Open Sans Semibold" w:ascii="Open Sans Semibold" w:hAnsi="Open Sans Semibold"/>
+                <w:rFonts w:ascii="Open Sans Semibold" w:eastAsia="Open Sans Semibold" w:hAnsi="Open Sans Semibold" w:cs="Open Sans Semibold"/>
                 <w:b/>
                 <w:bCs/>
                 <w:color w:val="000000"/>
-                <w:kern w:val="0"/>
                 <w:sz w:val="22"/>
                 <w:szCs w:val="22"/>
               </w:rPr>
-              <w:t>{value}</w:t>
-            </w:r>
-            <w:r>
-              <w:rPr>
-                <w:rFonts w:eastAsia="Open Sans Semibold" w:cs="Open Sans Semibold" w:ascii="Open Sans Semibold" w:hAnsi="Open Sans Semibold"/>
-                <w:color w:val="000000"/>
-                <w:kern w:val="0"/>
+              <w:t xml:space="preserve">{value}</w:t>
+            </w:r>
+            <w:r>
+              <w:rPr>
+                <w:rFonts w:ascii="Open Sans Semibold" w:eastAsia="Open Sans Semibold" w:hAnsi="Open Sans Semibold" w:cs="Open Sans Semibold"/>
+                <w:color w:val="000000"/>
                 <w:sz w:val="22"/>
                 <w:szCs w:val="22"/>
               </w:rPr>
-              <w:t>{/isAlt}</w:t>
+              <w:t xml:space="preserve">{/isAlt}</w:t>
             </w:r>
           </w:p>
         </w:tc>
       </w:tr>
       <w:tr>
+        <w:tblPrEx>
+          <w:tblBorders/>
+          <w:tblCellMar>
+            <w:top w:w="0" w:type="dxa"/>
+            <w:left w:w="88" w:type="dxa"/>
+            <w:bottom w:w="0" w:type="dxa"/>
+            <w:right w:w="10" w:type="dxa"/>
+          </w:tblCellMar>
+        </w:tblPrEx>
         <w:trPr>
-          <w:trHeight w:val="20" w:hRule="atLeast"/>
+          <w:trHeight w:hRule="atLeast" w:val="20"/>
         </w:trPr>
         <w:tc>
           <w:tcPr>
             <w:tcW w:w="2572" w:type="dxa"/>
             <w:tcBorders>
-              <w:top w:val="single" w:sz="8" w:space="0" w:color="FFFFFF"/>
-              <w:start w:val="single" w:sz="8" w:space="0" w:color="FFFFFF"/>
-              <w:bottom w:val="single" w:sz="8" w:space="0" w:color="FFFFFF"/>
-              <w:end w:val="single" w:sz="8" w:space="0" w:color="FFFFFF"/>
+              <w:top w:val="single" w:color="FFFFFF" w:sz="8" w:space="0"/>
+              <w:left w:val="single" w:color="FFFFFF" w:sz="8" w:space="0"/>
+              <w:bottom w:val="single" w:color="FFFFFF" w:sz="8" w:space="0"/>
+              <w:right w:val="single" w:color="FFFFFF" w:sz="8" w:space="0"/>
             </w:tcBorders>
-            <w:shd w:color="auto" w:fill="FFFFFF" w:val="clear"/>
+            <w:shd w:fill="FFFFFF" w:color="auto" w:val="clear"/>
+            <w:vAlign w:val="top"/>
           </w:tcPr>
           <w:p>
             <w:pPr>
+              <w:pBdr/>
               <w:pStyle w:val="Normal"/>
-              <w:keepNext w:val="true"/>
+              <w:keepNext/>
               <w:keepLines/>
-              <w:suppressAutoHyphens w:val="true"/>
-              <w:spacing w:lineRule="auto" w:line="240" w:beforeAutospacing="0" w:before="0" w:afterAutospacing="0" w:after="0"/>
-              <w:ind w:hanging="0" w:start="0" w:end="0"/>
+              <w:spacing w:before="0" w:beforeAutospacing="false" w:after="0" w:afterAutospacing="false" w:line="240" w:lineRule="auto"/>
+              <w:ind w:left="0" w:right="0" w:firstLine="0"/>
               <w:jc w:val="both"/>
               <w:rPr>
-                <w:rFonts w:ascii="Calibri" w:hAnsi="Calibri" w:eastAsia="Calibri" w:cs="Calibri"/>
+                <w:rFonts w:ascii="Calibri" w:eastAsia="Calibri" w:hAnsi="Calibri" w:cs="Calibri"/>
                 <w:sz w:val="22"/>
                 <w:szCs w:val="22"/>
               </w:rPr>
             </w:pPr>
             <w:r>
               <w:rPr>
-                <w:rFonts w:eastAsia="Open Sans Semibold" w:cs="Open Sans Semibold" w:ascii="Open Sans Semibold" w:hAnsi="Open Sans Semibold"/>
+                <w:rFonts w:ascii="Open Sans Semibold" w:eastAsia="Open Sans Semibold" w:hAnsi="Open Sans Semibold" w:cs="Open Sans Semibold"/>
                 <w:color w:val="030303"/>
-                <w:kern w:val="0"/>
                 <w:sz w:val="20"/>
                 <w:szCs w:val="20"/>
               </w:rPr>
-              <w:t>{^isAlt}</w:t>
-            </w:r>
-            <w:r>
-              <w:rPr>
-                <w:rFonts w:eastAsia="Open Sans Semibold" w:cs="Open Sans Semibold" w:ascii="Open Sans Semibold" w:hAnsi="Open Sans Semibold"/>
+              <w:t xml:space="preserve">{^isAlt}</w:t>
+            </w:r>
+            <w:r>
+              <w:rPr>
+                <w:rFonts w:ascii="Open Sans Semibold" w:eastAsia="Open Sans Semibold" w:hAnsi="Open Sans Semibold" w:cs="Open Sans Semibold"/>
                 <w:b/>
                 <w:bCs/>
                 <w:color w:val="030303"/>
-                <w:kern w:val="0"/>
                 <w:sz w:val="20"/>
                 <w:szCs w:val="20"/>
               </w:rPr>
-              <w:t>{label}</w:t>
+              <w:t xml:space="preserve">{label}</w:t>
             </w:r>
           </w:p>
         </w:tc>
@@ -1955,87 +1723,77 @@
           <w:tcPr>
             <w:tcW w:w="2415" w:type="dxa"/>
             <w:tcBorders>
-              <w:top w:val="single" w:sz="8" w:space="0" w:color="FFFFFF"/>
-              <w:start w:val="single" w:sz="8" w:space="0" w:color="FFFFFF"/>
-              <w:bottom w:val="single" w:sz="8" w:space="0" w:color="FFFFFF"/>
-              <w:end w:val="single" w:sz="8" w:space="0" w:color="FFFFFF"/>
+              <w:top w:val="single" w:color="FFFFFF" w:sz="8" w:space="0"/>
+              <w:left w:val="single" w:color="FFFFFF" w:sz="8" w:space="0"/>
+              <w:bottom w:val="single" w:color="FFFFFF" w:sz="8" w:space="0"/>
+              <w:right w:val="single" w:color="FFFFFF" w:sz="8" w:space="0"/>
             </w:tcBorders>
-            <w:shd w:color="auto" w:fill="FFFFFF" w:val="clear"/>
+            <w:shd w:fill="FFFFFF" w:color="auto" w:val="clear"/>
             <w:vAlign w:val="center"/>
           </w:tcPr>
           <w:p>
             <w:pPr>
+              <w:pBdr/>
               <w:pStyle w:val="normal1"/>
-              <w:keepNext w:val="true"/>
+              <w:keepNext/>
               <w:keepLines/>
-              <w:suppressAutoHyphens w:val="true"/>
-              <w:spacing w:lineRule="auto" w:line="240" w:beforeAutospacing="0" w:before="0" w:afterAutospacing="0" w:after="0"/>
-              <w:ind w:hanging="0" w:start="0" w:end="0"/>
+              <w:spacing w:before="0" w:beforeAutospacing="false" w:after="0" w:afterAutospacing="false" w:line="240" w:lineRule="auto"/>
+              <w:ind w:left="0" w:right="0" w:firstLine="0"/>
               <w:jc w:val="both"/>
               <w:rPr>
                 <w:color w:val="000000"/>
               </w:rPr>
             </w:pPr>
-            <w:r>
-              <w:rPr>
-                <w:color w:val="000000"/>
-              </w:rPr>
-            </w:r>
           </w:p>
         </w:tc>
         <w:tc>
           <w:tcPr>
             <w:tcW w:w="3516" w:type="dxa"/>
             <w:tcBorders>
-              <w:top w:val="single" w:sz="8" w:space="0" w:color="FFFFFF"/>
-              <w:start w:val="single" w:sz="8" w:space="0" w:color="FFFFFF"/>
-              <w:bottom w:val="single" w:sz="8" w:space="0" w:color="FFFFFF"/>
-              <w:end w:val="single" w:sz="8" w:space="0" w:color="FFFFFF"/>
+              <w:top w:val="single" w:color="FFFFFF" w:sz="8" w:space="0"/>
+              <w:left w:val="single" w:color="FFFFFF" w:sz="8" w:space="0"/>
+              <w:bottom w:val="single" w:color="FFFFFF" w:sz="8" w:space="0"/>
+              <w:right w:val="single" w:color="FFFFFF" w:sz="8" w:space="0"/>
             </w:tcBorders>
-            <w:shd w:color="auto" w:fill="FFFFFF" w:val="clear"/>
+            <w:shd w:fill="FFFFFF" w:color="auto" w:val="clear"/>
             <w:vAlign w:val="center"/>
           </w:tcPr>
           <w:p>
             <w:pPr>
+              <w:pBdr/>
               <w:pStyle w:val="normal1"/>
-              <w:keepNext w:val="true"/>
+              <w:keepNext/>
               <w:keepLines/>
-              <w:suppressAutoHyphens w:val="true"/>
-              <w:spacing w:lineRule="auto" w:line="240" w:beforeAutospacing="0" w:before="0" w:afterAutospacing="0" w:after="0"/>
-              <w:ind w:hanging="0" w:start="0" w:end="0"/>
+              <w:spacing w:before="0" w:beforeAutospacing="false" w:after="0" w:afterAutospacing="false" w:line="240" w:lineRule="auto"/>
+              <w:ind w:left="0" w:right="0" w:firstLine="0"/>
               <w:jc w:val="both"/>
               <w:rPr>
                 <w:color w:val="000000"/>
               </w:rPr>
             </w:pPr>
-            <w:r>
-              <w:rPr>
-                <w:color w:val="000000"/>
-              </w:rPr>
-            </w:r>
           </w:p>
         </w:tc>
         <w:tc>
           <w:tcPr>
             <w:tcW w:w="1314" w:type="dxa"/>
             <w:tcBorders>
-              <w:top w:val="single" w:sz="8" w:space="0" w:color="FFFFFF"/>
-              <w:start w:val="single" w:sz="8" w:space="0" w:color="FFFFFF"/>
-              <w:bottom w:val="single" w:sz="8" w:space="0" w:color="FFFFFF"/>
-              <w:end w:val="single" w:sz="8" w:space="0" w:color="FFFFFF"/>
+              <w:top w:val="single" w:color="FFFFFF" w:sz="8" w:space="0"/>
+              <w:left w:val="single" w:color="FFFFFF" w:sz="8" w:space="0"/>
+              <w:bottom w:val="single" w:color="FFFFFF" w:sz="8" w:space="0"/>
+              <w:right w:val="single" w:color="FFFFFF" w:sz="8" w:space="0"/>
             </w:tcBorders>
-            <w:shd w:color="auto" w:fill="FFFFFF" w:val="clear"/>
+            <w:shd w:fill="FFFFFF" w:color="auto" w:val="clear"/>
             <w:vAlign w:val="center"/>
           </w:tcPr>
           <w:p>
             <w:pPr>
+              <w:pBdr/>
               <w:pStyle w:val="Normal"/>
-              <w:keepNext w:val="true"/>
+              <w:keepNext/>
               <w:keepLines/>
-              <w:suppressAutoHyphens w:val="true"/>
-              <w:spacing w:lineRule="auto" w:line="240" w:beforeAutospacing="0" w:before="0" w:afterAutospacing="0" w:after="0"/>
-              <w:ind w:hanging="0" w:start="0" w:end="0"/>
+              <w:spacing w:before="0" w:beforeAutospacing="false" w:after="0" w:afterAutospacing="false" w:line="240" w:lineRule="auto"/>
               <w:contextualSpacing/>
+              <w:ind w:left="0" w:right="0" w:firstLine="0"/>
               <w:jc w:val="both"/>
               <w:rPr>
                 <w:color w:val="000000"/>
@@ -2043,25 +1801,23 @@
             </w:pPr>
             <w:r>
               <w:rPr>
-                <w:rFonts w:eastAsia="Open Sans Semibold" w:cs="Open Sans Semibold" w:ascii="Open Sans Semibold" w:hAnsi="Open Sans Semibold"/>
+                <w:rFonts w:ascii="Open Sans Semibold" w:eastAsia="Open Sans Semibold" w:hAnsi="Open Sans Semibold" w:cs="Open Sans Semibold"/>
                 <w:b/>
                 <w:bCs/>
                 <w:color w:val="000000"/>
-                <w:kern w:val="0"/>
                 <w:sz w:val="22"/>
                 <w:szCs w:val="22"/>
               </w:rPr>
-              <w:t>{value}</w:t>
-            </w:r>
-            <w:r>
-              <w:rPr>
-                <w:rFonts w:eastAsia="Open Sans Semibold" w:cs="Open Sans Semibold" w:ascii="Open Sans Semibold" w:hAnsi="Open Sans Semibold"/>
-                <w:color w:val="000000"/>
-                <w:kern w:val="0"/>
+              <w:t xml:space="preserve">{value}</w:t>
+            </w:r>
+            <w:r>
+              <w:rPr>
+                <w:rFonts w:ascii="Open Sans Semibold" w:eastAsia="Open Sans Semibold" w:hAnsi="Open Sans Semibold" w:cs="Open Sans Semibold"/>
+                <w:color w:val="000000"/>
                 <w:sz w:val="22"/>
                 <w:szCs w:val="22"/>
               </w:rPr>
-              <w:t>{/isAlt}{/Totals}</w:t>
+              <w:t xml:space="preserve">{/isAlt}{/Totals}</w:t>
             </w:r>
           </w:p>
         </w:tc>
@@ -2069,75 +1825,78 @@
     </w:tbl>
     <w:p>
       <w:pPr>
+        <w:pBdr/>
         <w:pStyle w:val="Normal"/>
-        <w:rPr>
-          <w:rFonts w:ascii="Open Sans" w:hAnsi="Open Sans" w:eastAsia="Open Sans" w:cs="Open Sans"/>
+        <w:spacing/>
+        <w:ind/>
+        <w:rPr>
+          <w:rFonts w:ascii="Open Sans" w:eastAsia="Open Sans" w:hAnsi="Open Sans" w:cs="Open Sans"/>
           <w:color w:val="030303"/>
         </w:rPr>
       </w:pPr>
-      <w:r>
-        <w:rPr>
-          <w:rFonts w:eastAsia="Open Sans" w:cs="Open Sans" w:ascii="Open Sans" w:hAnsi="Open Sans"/>
-          <w:color w:val="030303"/>
-        </w:rPr>
-      </w:r>
     </w:p>
     <w:p>
       <w:pPr>
+        <w:pBdr/>
         <w:pStyle w:val="Normal"/>
-        <w:ind w:hanging="0" w:start="125" w:end="0"/>
-        <w:rPr>
-          <w:rFonts w:ascii="Open Sans" w:hAnsi="Open Sans" w:eastAsia="Open Sans" w:cs="Open Sans"/>
+        <w:spacing/>
+        <w:ind w:left="125" w:right="0" w:firstLine="0"/>
+        <w:rPr>
+          <w:rFonts w:ascii="Open Sans" w:eastAsia="Open Sans" w:hAnsi="Open Sans" w:cs="Open Sans"/>
           <w:color w:val="000000"/>
         </w:rPr>
       </w:pPr>
       <w:r>
         <w:rPr>
-          <w:rFonts w:eastAsia="Open Sans" w:cs="Open Sans" w:ascii="Open Sans" w:hAnsi="Open Sans"/>
+          <w:rFonts w:ascii="Open Sans" w:eastAsia="Open Sans" w:hAnsi="Open Sans" w:cs="Open Sans"/>
           <w:color w:val="030303"/>
         </w:rPr>
-        <w:t>Es handelt sich hierbei um ein Festpreisangebot für die oben definierten Leistungen.{#EbenerdigHinweis}</w:t>
+        <w:t xml:space="preserve">Es handelt sich hierbei um ein Festpreisangebot für die oben definierten Leistungen.{#EbenerdigHinweis}</w:t>
       </w:r>
     </w:p>
     <w:p>
       <w:pPr>
+        <w:pBdr/>
         <w:pStyle w:val="normal1"/>
         <w:spacing w:before="23" w:after="0"/>
-        <w:rPr>
-          <w:rFonts w:ascii="Open Sans" w:hAnsi="Open Sans" w:eastAsia="Open Sans" w:cs="Open Sans"/>
+        <w:ind/>
+        <w:rPr>
+          <w:rFonts w:ascii="Open Sans" w:eastAsia="Open Sans" w:hAnsi="Open Sans" w:cs="Open Sans"/>
           <w:color w:val="000000"/>
         </w:rPr>
       </w:pPr>
-      <w:r>
-        <w:rPr>
-          <w:rFonts w:eastAsia="Open Sans" w:cs="Open Sans" w:ascii="Open Sans" w:hAnsi="Open Sans"/>
-          <w:color w:val="000000"/>
-        </w:rPr>
-      </w:r>
     </w:p>
     <w:p>
       <w:pPr>
+        <w:pBdr/>
         <w:pStyle w:val="Normal"/>
-        <w:spacing w:lineRule="auto" w:line="286"/>
-        <w:ind w:hanging="0" w:start="123" w:end="0"/>
-        <w:rPr>
-          <w:rFonts w:ascii="Open Sans" w:hAnsi="Open Sans" w:eastAsia="Open Sans" w:cs="Open Sans"/>
+        <w:spacing w:line="286" w:lineRule="auto"/>
+        <w:ind w:left="123" w:right="0" w:firstLine="0"/>
+        <w:rPr>
+          <w:rFonts w:ascii="Open Sans" w:eastAsia="Open Sans" w:hAnsi="Open Sans" w:cs="Open Sans"/>
           <w:color w:val="000000"/>
         </w:rPr>
       </w:pPr>
       <w:r>
         <w:rPr>
-          <w:rFonts w:eastAsia="Open Sans Semibold" w:cs="Open Sans Semibold" w:ascii="Open Sans Semibold" w:hAnsi="Open Sans Semibold"/>
+          <w:rFonts w:ascii="Open Sans Semibold" w:eastAsia="Open Sans Semibold" w:hAnsi="Open Sans Semibold" w:cs="Open Sans Semibold"/>
           <w:color w:val="030303"/>
         </w:rPr>
-        <w:t>ACHTUNG:</w:t>
-      </w:r>
-      <w:r>
-        <w:rPr>
-          <w:rFonts w:eastAsia="Open Sans" w:cs="Open Sans" w:ascii="Open Sans" w:hAnsi="Open Sans"/>
+        <w:t xml:space="preserve">ACHTUNG:</w:t>
+      </w:r>
+      <w:r>
+        <w:rPr>
+          <w:rFonts w:ascii="Open Sans" w:eastAsia="Open Sans" w:hAnsi="Open Sans" w:cs="Open Sans"/>
           <w:color w:val="030303"/>
         </w:rPr>
-        <w:t xml:space="preserve"> Ob eine ebenerdige Montage der Duschwanne möglich ist, kann erst nach dem Ausbau der bestehenden Wanne beurteilen werden. Sollten dabei zusätzliche oder weitere Leistungen erforderlich oder von Ihnen gewünscht sein, können zusätzliche Kosten entstehen.{/EbenerdigHinweis}</w:t>
+        <w:t xml:space="preserve"> Ob eine ebenerdige Montage der Duschwanne möglich ist, kann erst nach dem Ausbau der bestehenden Wanne beurteilen werden. Sollten dabei zusätzliche oder weitere </w:t>
+      </w:r>
+      <w:r>
+        <w:rPr>
+          <w:rFonts w:ascii="Open Sans" w:eastAsia="Open Sans" w:hAnsi="Open Sans" w:cs="Open Sans"/>
+          <w:color w:val="030303"/>
+        </w:rPr>
+        <w:t xml:space="preserve">Leistungen erforderlich oder von Ihnen gewünscht sein, können zusätzliche Kosten entstehen.{/EbenerdigHinweis}</w:t>
       </w:r>
       <w:r>
         <w:rPr/>
@@ -2146,221 +1905,240 @@
     </w:p>
     <w:p>
       <w:pPr>
+        <w:pBdr/>
         <w:pStyle w:val="Normal"/>
-        <w:spacing w:lineRule="auto" w:line="283"/>
-        <w:ind w:hanging="0" w:start="125" w:end="1024"/>
-        <w:rPr>
-          <w:rFonts w:ascii="Open Sans" w:hAnsi="Open Sans" w:eastAsia="Open Sans" w:cs="Open Sans"/>
+        <w:spacing w:line="283" w:lineRule="auto"/>
+        <w:ind w:left="125" w:right="1024" w:firstLine="0"/>
+        <w:rPr>
+          <w:rFonts w:ascii="Open Sans" w:eastAsia="Open Sans" w:hAnsi="Open Sans" w:cs="Open Sans"/>
           <w:b/>
           <w:bCs/>
           <w:i/>
-          <w:i/>
           <w:iCs/>
           <w:color w:val="030303"/>
         </w:rPr>
       </w:pPr>
       <w:r>
         <w:rPr>
-          <w:rFonts w:eastAsia="Open Sans" w:cs="Open Sans" w:ascii="Open Sans" w:hAnsi="Open Sans"/>
+          <w:rFonts w:ascii="Open Sans" w:eastAsia="Open Sans" w:hAnsi="Open Sans" w:cs="Open Sans"/>
           <w:color w:val="030303"/>
         </w:rPr>
-        <w:t>Diese werden vorab mit Ihnen besprochen, bedürfen lhrer Zustimmung und werden auf Regiebasis nach tatsächlichem Aufwand abgerechnet. (Stundensatz-Facharbeiter: {RegieRateFmt} netto){#hasSubsidyLine}</w:t>
+        <w:t xml:space="preserve">Diese werden vorab mit Ihnen besprochen, bedürfen lhrer Zustimmung und werden auf Regiebasis nach tatsächlichem Aufwand abgerechnet. (Stundensatz-Facharbeiter: {RegieRateFmt} netto){#hasSubsidyLine}</w:t>
       </w:r>
       <w:r>
         <w:rPr/>
         <w:br/>
+      </w:r>
+      <w:r>
+        <w:rPr/>
         <w:br/>
       </w:r>
       <w:r>
         <w:rPr>
-          <w:rFonts w:eastAsia="Open Sans" w:cs="Open Sans" w:ascii="Open Sans" w:hAnsi="Open Sans"/>
+          <w:rFonts w:ascii="Open Sans" w:eastAsia="Open Sans" w:hAnsi="Open Sans" w:cs="Open Sans"/>
           <w:color w:val="030303"/>
         </w:rPr>
         <w:t xml:space="preserve">Der Selbstkostenanteil beträgt </w:t>
       </w:r>
       <w:r>
         <w:rPr>
-          <w:rFonts w:eastAsia="Open Sans" w:cs="Open Sans" w:ascii="Open Sans" w:hAnsi="Open Sans"/>
+          <w:rFonts w:ascii="Open Sans" w:eastAsia="Open Sans" w:hAnsi="Open Sans" w:cs="Open Sans"/>
           <w:b/>
           <w:bCs/>
           <w:color w:val="030303"/>
         </w:rPr>
-        <w:t>{SelbstkostenanteilFmt}</w:t>
-      </w:r>
-      <w:r>
-        <w:rPr>
-          <w:rFonts w:eastAsia="Open Sans" w:cs="Open Sans" w:ascii="Open Sans" w:hAnsi="Open Sans"/>
+        <w:t xml:space="preserve">{SelbstkostenanteilFmt}</w:t>
+      </w:r>
+      <w:r>
+        <w:rPr>
+          <w:rFonts w:ascii="Open Sans" w:eastAsia="Open Sans" w:hAnsi="Open Sans" w:cs="Open Sans"/>
           <w:color w:val="030303"/>
         </w:rPr>
         <w:t xml:space="preserve"> unter Berücksichtigung eines gewährten Zuschusses durch die Pflegekasse i.H.v. </w:t>
       </w:r>
       <w:r>
         <w:rPr>
-          <w:rFonts w:eastAsia="Open Sans" w:cs="Open Sans" w:ascii="Open Sans" w:hAnsi="Open Sans"/>
+          <w:rFonts w:ascii="Open Sans" w:eastAsia="Open Sans" w:hAnsi="Open Sans" w:cs="Open Sans"/>
           <w:b/>
           <w:bCs/>
           <w:color w:val="030303"/>
         </w:rPr>
-        <w:t>{Zuschusskrankenkasse}</w:t>
-      </w:r>
-      <w:r>
-        <w:rPr>
-          <w:rFonts w:eastAsia="Open Sans" w:cs="Open Sans" w:ascii="Open Sans" w:hAnsi="Open Sans"/>
+        <w:t xml:space="preserve">{Zuschusskrankenkasse}</w:t>
+      </w:r>
+      <w:r>
+        <w:rPr>
+          <w:rFonts w:ascii="Open Sans" w:eastAsia="Open Sans" w:hAnsi="Open Sans" w:cs="Open Sans"/>
           <w:color w:val="030303"/>
         </w:rPr>
-        <w:t>.{/hasSubsidyLine}</w:t>
+        <w:t xml:space="preserve">.{/hasSubsidyLine}</w:t>
       </w:r>
     </w:p>
     <w:p>
       <w:pPr>
+        <w:pBdr/>
         <w:pStyle w:val="Normal"/>
-        <w:spacing w:lineRule="auto" w:line="288" w:before="224" w:after="0"/>
-        <w:ind w:hanging="0" w:start="125" w:end="0"/>
-        <w:rPr>
-          <w:rFonts w:ascii="Open Sans" w:hAnsi="Open Sans" w:eastAsia="Open Sans" w:cs="Open Sans"/>
+        <w:spacing w:before="224" w:after="0" w:line="288" w:lineRule="auto"/>
+        <w:ind w:left="125" w:right="0" w:firstLine="0"/>
+        <w:rPr>
+          <w:rFonts w:ascii="Open Sans" w:eastAsia="Open Sans" w:hAnsi="Open Sans" w:cs="Open Sans"/>
           <w:color w:val="030303"/>
         </w:rPr>
       </w:pPr>
       <w:r>
         <w:rPr>
-          <w:rFonts w:eastAsia="Open Sans" w:cs="Open Sans" w:ascii="Open Sans" w:hAnsi="Open Sans"/>
+          <w:rFonts w:ascii="Open Sans" w:eastAsia="Open Sans" w:hAnsi="Open Sans" w:cs="Open Sans"/>
           <w:color w:val="030303"/>
         </w:rPr>
-        <w:t>Dieser wird bei Auftragsbestätigung vorab fällig.</w:t>
+        <w:t xml:space="preserve">Dieser wird bei Auftragsbestätigung vorab fällig.</w:t>
       </w:r>
     </w:p>
     <w:p>
       <w:pPr>
+        <w:pBdr/>
         <w:pStyle w:val="Normal"/>
-        <w:spacing w:lineRule="auto" w:line="286" w:before="215" w:after="0"/>
-        <w:ind w:hanging="0" w:start="123" w:end="222"/>
-        <w:rPr>
-          <w:rFonts w:ascii="Open Sans" w:hAnsi="Open Sans" w:eastAsia="Open Sans" w:cs="Open Sans"/>
+        <w:spacing w:before="215" w:after="0" w:line="286" w:lineRule="auto"/>
+        <w:ind w:left="123" w:right="222" w:firstLine="0"/>
+        <w:rPr>
+          <w:rFonts w:ascii="Open Sans" w:eastAsia="Open Sans" w:hAnsi="Open Sans" w:cs="Open Sans"/>
           <w:color w:val="000000"/>
         </w:rPr>
       </w:pPr>
       <w:r>
         <w:rPr>
-          <w:rFonts w:eastAsia="Open Sans" w:cs="Open Sans" w:ascii="Open Sans" w:hAnsi="Open Sans"/>
+          <w:rFonts w:ascii="Open Sans" w:eastAsia="Open Sans" w:hAnsi="Open Sans" w:cs="Open Sans"/>
           <w:color w:val="030303"/>
         </w:rPr>
         <w:t xml:space="preserve">Bitte unterschreiben Sie bei Annahme an entsprechender Stelle und senden uns das Angebot wieder zurück - gerne auch per E-Mail an </w:t>
       </w:r>
-      <w:hyperlink r:id="rId2">
-        <w:r>
-          <w:rPr>
-            <w:rStyle w:val="Style"/>
-            <w:rFonts w:eastAsia="Open Sans" w:cs="Open Sans" w:ascii="Open Sans" w:hAnsi="Open Sans"/>
-            <w:color w:val="030303"/>
-            <w:u w:val="single"/>
-          </w:rPr>
-          <w:t>service@e-m-c-2.de.</w:t>
-        </w:r>
-      </w:hyperlink>
+      <w:r>
+        <w:rPr/>
+        <w:fldChar w:fldCharType="begin"/>
+      </w:r>
+      <w:r>
+        <w:rPr/>
+        <w:instrText xml:space="preserve">HYPERLINK "mailto:service@e-m-c-2.de" </w:instrText>
+      </w:r>
+      <w:r>
+        <w:rPr/>
+        <w:fldChar w:fldCharType="separate"/>
+      </w:r>
+      <w:r>
+        <w:rPr>
+          <w:rFonts w:ascii="Open Sans" w:eastAsia="Open Sans" w:hAnsi="Open Sans" w:cs="Open Sans"/>
+          <w:color w:val="030303"/>
+          <w:u w:val="single"/>
+        </w:rPr>
+        <w:t xml:space="preserve">service@e-m-c-2.de.</w:t>
+      </w:r>
+      <w:r>
+        <w:rPr/>
+        <w:fldChar w:fldCharType="end"/>
+      </w:r>
     </w:p>
     <w:p>
       <w:pPr>
+        <w:pBdr/>
         <w:pStyle w:val="Normal"/>
-        <w:rPr>
-          <w:rFonts w:ascii="Open Sans" w:hAnsi="Open Sans" w:eastAsia="Open Sans" w:cs="Open Sans"/>
+        <w:spacing/>
+        <w:ind/>
+        <w:rPr>
+          <w:rFonts w:ascii="Open Sans" w:eastAsia="Open Sans" w:hAnsi="Open Sans" w:cs="Open Sans"/>
           <w:color w:val="030303"/>
         </w:rPr>
       </w:pPr>
-      <w:r>
-        <w:rPr>
-          <w:rFonts w:eastAsia="Open Sans" w:cs="Open Sans" w:ascii="Open Sans" w:hAnsi="Open Sans"/>
-          <w:color w:val="030303"/>
-        </w:rPr>
-      </w:r>
     </w:p>
     <w:p>
       <w:pPr>
+        <w:pBdr/>
         <w:pStyle w:val="Normal"/>
-        <w:ind w:hanging="0" w:start="125" w:end="0"/>
+        <w:spacing/>
+        <w:ind w:left="125" w:right="0" w:firstLine="0"/>
         <w:rPr/>
       </w:pPr>
       <w:r>
         <w:rPr>
-          <w:rFonts w:eastAsia="Open Sans" w:cs="Open Sans" w:ascii="Open Sans" w:hAnsi="Open Sans"/>
+          <w:rFonts w:ascii="Open Sans" w:eastAsia="Open Sans" w:hAnsi="Open Sans" w:cs="Open Sans"/>
           <w:color w:val="030303"/>
         </w:rPr>
-        <w:t>{BwtFreeText}</w:t>
+        <w:t xml:space="preserve">{BwtFreeText}</w:t>
       </w:r>
     </w:p>
     <w:p>
       <w:pPr>
+        <w:pBdr/>
         <w:pStyle w:val="Normal"/>
+        <w:spacing/>
+        <w:ind/>
         <w:rPr/>
       </w:pPr>
-      <w:r>
-        <w:rPr/>
-      </w:r>
     </w:p>
     <w:p>
       <w:pPr>
+        <w:pBdr/>
         <w:pStyle w:val="Normal"/>
-        <w:ind w:hanging="0" w:start="125" w:end="0"/>
+        <w:spacing/>
+        <w:ind w:left="125" w:right="0" w:firstLine="0"/>
         <w:rPr/>
       </w:pPr>
       <w:r>
         <w:rPr>
-          <w:rFonts w:eastAsia="Open Sans" w:cs="Open Sans" w:ascii="Open Sans" w:hAnsi="Open Sans"/>
+          <w:rFonts w:ascii="Open Sans" w:eastAsia="Open Sans" w:hAnsi="Open Sans" w:cs="Open Sans"/>
           <w:color w:val="030303"/>
         </w:rPr>
-        <w:t>{BwtSteelNote}</w:t>
+        <w:t xml:space="preserve">{BwtSteelNote}</w:t>
       </w:r>
     </w:p>
     <w:p>
       <w:pPr>
+        <w:pBdr/>
         <w:pStyle w:val="Normal"/>
+        <w:spacing/>
+        <w:ind/>
         <w:rPr/>
       </w:pPr>
-      <w:r>
-        <w:rPr/>
-      </w:r>
     </w:p>
     <w:p>
       <w:pPr>
+        <w:pBdr/>
         <w:pStyle w:val="Normal"/>
-        <w:ind w:hanging="0" w:start="125" w:end="0"/>
+        <w:spacing/>
+        <w:ind w:left="125" w:right="0" w:firstLine="0"/>
         <w:rPr/>
       </w:pPr>
       <w:r>
         <w:rPr>
-          <w:rFonts w:eastAsia="Open Sans" w:cs="Open Sans" w:ascii="Open Sans" w:hAnsi="Open Sans"/>
+          <w:rFonts w:ascii="Open Sans" w:eastAsia="Open Sans" w:hAnsi="Open Sans" w:cs="Open Sans"/>
           <w:color w:val="030303"/>
         </w:rPr>
-        <w:t>{BwtProxyNote} Die Unterschrift gilt für uns als Auftragsbestätigung.</w:t>
+        <w:t xml:space="preserve">{BwtProxyNote} Die Unterschrift gilt für uns als Auftragsbestätigung.</w:t>
       </w:r>
     </w:p>
     <w:p>
       <w:pPr>
+        <w:pBdr/>
         <w:pStyle w:val="Normal"/>
         <w:spacing w:before="26" w:after="0"/>
-        <w:rPr>
-          <w:rFonts w:ascii="Open Sans" w:hAnsi="Open Sans" w:eastAsia="Open Sans" w:cs="Open Sans"/>
+        <w:ind/>
+        <w:rPr>
+          <w:rFonts w:ascii="Open Sans" w:eastAsia="Open Sans" w:hAnsi="Open Sans" w:cs="Open Sans"/>
           <w:color w:val="030303"/>
         </w:rPr>
       </w:pPr>
-      <w:r>
-        <w:rPr>
-          <w:rFonts w:eastAsia="Open Sans" w:cs="Open Sans" w:ascii="Open Sans" w:hAnsi="Open Sans"/>
-          <w:color w:val="030303"/>
-        </w:rPr>
-      </w:r>
     </w:p>
     <w:p>
       <w:pPr>
+        <w:pBdr/>
         <w:pStyle w:val="Normal"/>
         <w:spacing w:before="26" w:after="0"/>
-        <w:rPr>
-          <w:rFonts w:ascii="Open Sans" w:hAnsi="Open Sans" w:eastAsia="Open Sans" w:cs="Open Sans"/>
+        <w:ind/>
+        <w:rPr>
+          <w:rFonts w:ascii="Open Sans" w:eastAsia="Open Sans" w:hAnsi="Open Sans" w:cs="Open Sans"/>
           <w:color w:val="000000"/>
         </w:rPr>
       </w:pPr>
       <w:r>
         <w:rPr>
-          <w:rFonts w:eastAsia="Open Sans" w:cs="Open Sans" w:ascii="Open Sans" w:hAnsi="Open Sans"/>
+          <w:rFonts w:ascii="Open Sans" w:eastAsia="Open Sans" w:hAnsi="Open Sans" w:cs="Open Sans"/>
           <w:color w:val="030303"/>
         </w:rPr>
         <w:t xml:space="preserve">Angebot akzeptiert / Auftrag bestätigt:                                       </w:t>
@@ -2368,238 +2146,280 @@
     </w:p>
     <w:p>
       <w:pPr>
+        <w:pBdr/>
         <w:pStyle w:val="normal1"/>
-        <w:rPr>
-          <w:rFonts w:ascii="Open Sans" w:hAnsi="Open Sans" w:eastAsia="Open Sans" w:cs="Open Sans"/>
+        <w:spacing/>
+        <w:ind/>
+        <w:rPr>
+          <w:rFonts w:ascii="Open Sans" w:eastAsia="Open Sans" w:hAnsi="Open Sans" w:cs="Open Sans"/>
           <w:color w:val="000000"/>
           <w:sz w:val="20"/>
           <w:szCs w:val="20"/>
         </w:rPr>
       </w:pPr>
-      <w:r>
-        <w:rPr>
-          <w:rFonts w:eastAsia="Open Sans" w:cs="Open Sans" w:ascii="Open Sans" w:hAnsi="Open Sans"/>
+    </w:p>
+    <w:p>
+      <w:pPr>
+        <w:pBdr/>
+        <w:pStyle w:val="normal1"/>
+        <w:spacing/>
+        <w:ind/>
+        <w:rPr>
+          <w:rFonts w:ascii="Open Sans" w:eastAsia="Open Sans" w:hAnsi="Open Sans" w:cs="Open Sans"/>
           <w:color w:val="000000"/>
           <w:sz w:val="20"/>
           <w:szCs w:val="20"/>
         </w:rPr>
-      </w:r>
+      </w:pPr>
     </w:p>
     <w:p>
       <w:pPr>
+        <w:pBdr/>
         <w:pStyle w:val="normal1"/>
-        <w:rPr>
-          <w:rFonts w:ascii="Open Sans" w:hAnsi="Open Sans" w:eastAsia="Open Sans" w:cs="Open Sans"/>
-          <w:color w:val="000000"/>
+        <w:spacing w:before="81" w:after="0"/>
+        <w:ind/>
+        <w:rPr>
+          <w:rFonts w:ascii="Open Sans" w:eastAsia="Open Sans" w:hAnsi="Open Sans" w:cs="Open Sans"/>
           <w:sz w:val="20"/>
           <w:szCs w:val="20"/>
         </w:rPr>
       </w:pPr>
-      <w:r>
-        <w:rPr>
-          <w:rFonts w:eastAsia="Open Sans" w:cs="Open Sans" w:ascii="Open Sans" w:hAnsi="Open Sans"/>
-          <w:color w:val="000000"/>
-          <w:sz w:val="20"/>
-          <w:szCs w:val="20"/>
-        </w:rPr>
-      </w:r>
     </w:p>
     <w:p>
       <w:pPr>
+        <w:pBdr/>
         <w:pStyle w:val="normal1"/>
         <w:spacing w:before="81" w:after="0"/>
-        <w:rPr>
-          <w:rFonts w:ascii="Open Sans" w:hAnsi="Open Sans" w:eastAsia="Open Sans" w:cs="Open Sans"/>
+        <w:ind/>
+        <w:rPr>
+          <w:rFonts w:ascii="Open Sans" w:eastAsia="Open Sans" w:hAnsi="Open Sans" w:cs="Open Sans"/>
           <w:sz w:val="20"/>
           <w:szCs w:val="20"/>
         </w:rPr>
       </w:pPr>
       <w:r>
         <w:rPr>
-          <w:rFonts w:eastAsia="Open Sans" w:cs="Open Sans" w:ascii="Open Sans" w:hAnsi="Open Sans"/>
+          <w:rFonts w:ascii="Open Sans" w:eastAsia="Open Sans" w:hAnsi="Open Sans" w:cs="Open Sans"/>
           <w:sz w:val="20"/>
           <w:szCs w:val="20"/>
         </w:rPr>
+        <w:t xml:space="preserve">_________________________________</w:t>
       </w:r>
     </w:p>
     <w:p>
       <w:pPr>
-        <w:pStyle w:val="normal1"/>
-        <w:spacing w:before="81" w:after="0"/>
-        <w:rPr>
-          <w:rFonts w:ascii="Open Sans" w:hAnsi="Open Sans" w:eastAsia="Open Sans" w:cs="Open Sans"/>
-          <w:sz w:val="20"/>
-          <w:szCs w:val="20"/>
+        <w:pBdr/>
+        <w:pStyle w:val="Normal"/>
+        <w:spacing w:before="67" w:after="0" w:line="360" w:lineRule="auto"/>
+        <w:ind/>
+        <w:rPr>
+          <w:rFonts w:ascii="Open Sans" w:eastAsia="Open Sans" w:hAnsi="Open Sans" w:cs="Open Sans"/>
+          <w:color w:val="030303"/>
         </w:rPr>
       </w:pPr>
       <w:r>
         <w:rPr>
-          <w:rFonts w:eastAsia="Open Sans" w:cs="Open Sans" w:ascii="Open Sans" w:hAnsi="Open Sans"/>
-          <w:sz w:val="20"/>
-          <w:szCs w:val="20"/>
-        </w:rPr>
-        <w:t>_________________________________</w:t>
+          <w:rFonts w:ascii="Open Sans" w:eastAsia="Open Sans" w:hAnsi="Open Sans" w:cs="Open Sans"/>
+          <w:color w:val="030303"/>
+        </w:rPr>
+        <w:t xml:space="preserve">Ort, Datum, Unterschrift</w:t>
+      </w:r>
+      <w:r>
+        <w:rPr/>
+        <w:br/>
+      </w:r>
+      <w:r>
+        <w:rPr/>
+        <w:br/>
+      </w:r>
+      <w:r>
+        <w:rPr>
+          <w:rFonts w:ascii="Open Sans" w:eastAsia="Open Sans" w:hAnsi="Open Sans" w:cs="Open Sans"/>
+          <w:color w:val="030303"/>
+        </w:rPr>
+        <w:t xml:space="preserve">Für Rückfragen stehen wir Ihnen gerne zur Verfügung.  Wir bedanken uns für Ihr Vertrauen und freuen uns, von Ihnen zu hören. </w:t>
       </w:r>
     </w:p>
     <w:p>
       <w:pPr>
+        <w:pBdr/>
         <w:pStyle w:val="Normal"/>
-        <w:spacing w:lineRule="auto" w:line="360" w:before="67" w:after="0"/>
-        <w:rPr>
-          <w:rFonts w:ascii="Open Sans" w:hAnsi="Open Sans" w:eastAsia="Open Sans" w:cs="Open Sans"/>
+        <w:spacing w:before="67" w:after="0" w:line="276" w:lineRule="auto"/>
+        <w:ind/>
+        <w:rPr>
+          <w:rFonts w:ascii="Open Sans" w:eastAsia="Open Sans" w:hAnsi="Open Sans" w:cs="Open Sans"/>
           <w:color w:val="030303"/>
         </w:rPr>
       </w:pPr>
-      <w:r>
-        <w:rPr>
-          <w:rFonts w:eastAsia="Open Sans" w:cs="Open Sans" w:ascii="Open Sans" w:hAnsi="Open Sans"/>
-          <w:color w:val="030303"/>
-        </w:rPr>
-        <w:t>Ort, Datum, Unterschrift</w:t>
-      </w:r>
       <w:r>
         <w:rPr/>
         <w:br/>
+      </w:r>
+      <w:r>
+        <w:rPr>
+          <w:rFonts w:ascii="Open Sans" w:eastAsia="Open Sans" w:hAnsi="Open Sans" w:cs="Open Sans"/>
+          <w:color w:val="030303"/>
+        </w:rPr>
+        <w:t xml:space="preserve">Mit freundlichen Grüßen</w:t>
+      </w:r>
+      <w:r>
+        <w:rPr/>
         <w:br/>
       </w:r>
       <w:r>
-        <w:rPr>
-          <w:rFonts w:eastAsia="Open Sans" w:cs="Open Sans" w:ascii="Open Sans" w:hAnsi="Open Sans"/>
-          <w:color w:val="030303"/>
-        </w:rPr>
-        <w:t xml:space="preserve">Für Rückfragen stehen wir Ihnen gerne zur Verfügung.  Wir bedanken uns für Ihr Vertrauen und freuen uns, von Ihnen zu hören. </w:t>
+        <w:rPr/>
+        <w:br/>
       </w:r>
     </w:p>
     <w:p>
       <w:pPr>
+        <w:pBdr/>
         <w:pStyle w:val="Normal"/>
-        <w:spacing w:lineRule="auto" w:line="276" w:before="67" w:after="0"/>
-        <w:rPr>
-          <w:rFonts w:ascii="Open Sans" w:hAnsi="Open Sans" w:eastAsia="Open Sans" w:cs="Open Sans"/>
+        <w:spacing w:before="67" w:after="0" w:line="276" w:lineRule="auto"/>
+        <w:ind/>
+        <w:rPr>
+          <w:rFonts w:ascii="Open Sans" w:eastAsia="Open Sans" w:hAnsi="Open Sans" w:cs="Open Sans"/>
+          <w:color w:val="000000"/>
+        </w:rPr>
+      </w:pPr>
+      <w:r>
+        <w:rPr>
+          <w:rFonts w:ascii="Open Sans" w:eastAsia="Open Sans" w:hAnsi="Open Sans" w:cs="Open Sans"/>
           <w:color w:val="030303"/>
         </w:rPr>
-      </w:pPr>
-      <w:r>
-        <w:rPr/>
-        <w:br/>
-      </w:r>
-      <w:r>
-        <w:rPr>
-          <w:rFonts w:eastAsia="Open Sans" w:cs="Open Sans" w:ascii="Open Sans" w:hAnsi="Open Sans"/>
-          <w:color w:val="030303"/>
-        </w:rPr>
-        <w:t>Mit freundlichen Grüßen</w:t>
-      </w:r>
-      <w:r>
-        <w:rPr/>
-        <w:br/>
-        <w:br/>
-      </w:r>
-    </w:p>
-    <w:p>
-      <w:pPr>
-        <w:pStyle w:val="Normal"/>
-        <w:spacing w:lineRule="auto" w:line="276" w:before="67" w:after="0"/>
-        <w:rPr>
-          <w:rFonts w:ascii="Open Sans" w:hAnsi="Open Sans" w:eastAsia="Open Sans" w:cs="Open Sans"/>
-          <w:color w:val="000000"/>
-        </w:rPr>
-      </w:pPr>
-      <w:r>
-        <w:rPr>
-          <w:rFonts w:eastAsia="Open Sans" w:cs="Open Sans" w:ascii="Open Sans" w:hAnsi="Open Sans"/>
-          <w:color w:val="030303"/>
-        </w:rPr>
-        <w:t>Ihr Team von EmC2</w:t>
+        <w:t xml:space="preserve">Ihr Team von EmC2</w:t>
       </w:r>
     </w:p>
     <w:sectPr>
+      <w:headerReference w:type="first" r:id="rId1"/>
+      <w:footerReference w:type="first" r:id="rId2"/>
       <w:headerReference w:type="even" r:id="rId3"/>
-      <w:headerReference w:type="default" r:id="rId4"/>
-      <w:headerReference w:type="first" r:id="rId5"/>
-      <w:footerReference w:type="even" r:id="rId6"/>
-      <w:footerReference w:type="default" r:id="rId7"/>
-      <w:footerReference w:type="first" r:id="rId8"/>
+      <w:footerReference w:type="even" r:id="rId4"/>
+      <w:headerReference w:type="default" r:id="rId5"/>
+      <w:footerReference w:type="default" r:id="rId6"/>
       <w:type w:val="nextPage"/>
       <w:pgSz w:w="12240" w:h="15840"/>
-      <w:pgMar w:left="1260" w:right="1125" w:gutter="0" w:header="0" w:top="1440" w:footer="0" w:bottom="1440"/>
-      <w:pgNumType w:fmt="decimal"/>
-      <w:formProt w:val="false"/>
-      <w:textDirection w:val="lrTb"/>
-      <w:docGrid w:type="default" w:linePitch="100" w:charSpace="0"/>
+      <w:pgMar w:top="1440" w:right="1125" w:bottom="1440" w:left="1260" w:header="0" w:footer="0" w:gutter="0"/>
+      <w:pgNumType w:fmt="Arabic"/>
+      <w:pgBorders/>
+      <w:endnotePr>
+        <w:pos w:val="docEnd"/>
+        <w:numFmt w:val="lowerRoman"/>
+        <w:numRestart w:val="continuous"/>
+        <w:numStart w:val="1"/>
+      </w:endnotePr>
     </w:sectPr>
   </w:body>
 </w:document>
 </file>
 
-<file path=word/footer1.xml><?xml version="1.0" encoding="utf-8"?>
-<w:ftr xmlns:o="urn:schemas-microsoft-com:office:office" xmlns:r="http://schemas.openxmlformats.org/officeDocument/2006/relationships" xmlns:v="urn:schemas-microsoft-com:vml" xmlns:w="http://schemas.openxmlformats.org/wordprocessingml/2006/main" xmlns:w10="urn:schemas-microsoft-com:office:word" xmlns:wp="http://schemas.openxmlformats.org/drawingml/2006/wordprocessingDrawing" xmlns:pic="http://schemas.openxmlformats.org/drawingml/2006/picture" xmlns:wps="http://schemas.microsoft.com/office/word/2010/wordprocessingShape" xmlns:wpg="http://schemas.microsoft.com/office/word/2010/wordprocessingGroup" xmlns:mc="http://schemas.openxmlformats.org/markup-compatibility/2006" xmlns:wp14="http://schemas.microsoft.com/office/word/2010/wordprocessingDrawing" xmlns:w14="http://schemas.microsoft.com/office/word/2010/wordml" xmlns:w15="http://schemas.microsoft.com/office/word/2012/wordml" mc:Ignorable="w14 wp14 w15">
-  <w:p>
-    <w:pPr>
-      <w:pStyle w:val="Footer"/>
-      <w:rPr/>
-    </w:pPr>
-    <w:r>
-      <w:rPr/>
-    </w:r>
-  </w:p>
-</w:ftr>
+<file path=word/endnotes.xml><?xml version="1.0" encoding="utf-8"?>
+<w:endnotes xmlns:wpc="http://schemas.microsoft.com/office/word/2010/wordprocessingCanvas" xmlns:cx="http://schemas.microsoft.com/office/drawing/2014/chartex" xmlns:aink="http://schemas.microsoft.com/office/drawing/2016/ink" xmlns:am3d="http://schemas.microsoft.com/office/drawing/2017/,odel3d" xmlns:mc="http://schemas.openxmlformats.org/markup-compatibility/2006" xmlns:o="urn:schemas-microsoft-com:office:office" xmlns:r="http://schemas.openxmlformats.org/officeDocument/2006/relationships" xmlns:m="http://schemas.openxmlformats.org/officeDocument/2006/math" xmlns:v="urn:schemas-microsoft-com:vml" xmlns:wp14="http://schemas.microsoft.com/office/word/2010/wordprocessingDrawing" xmlns:wp="http://schemas.openxmlformats.org/drawingml/2006/wordprocessingDrawing" xmlns:w="http://schemas.openxmlformats.org/wordprocessingml/2006/main" xmlns:w14="http://schemas.microsoft.com/office/word/2010/wordml" xmlns:w15="http://schemas.microsoft.com/office/word/2012/wordml" xmlns:wpg="http://schemas.microsoft.com/office/word/2010/wordprocessingGroup" xmlns:wpi="http://schemas.microsoft.com/office/word/2010/wordprocessingInk" xmlns:wne="http://schemas.microsoft.com/office/word/2006/wordml" xmlns:wps="http://schemas.microsoft.com/office/word/2010/wordprocessingShape" mc:Ignorable="w14 w15">
+  <w:endnote w:type="separator" w:id="-1">
+    <w:p>
+      <w:pPr>
+        <w:pBdr/>
+        <w:pStyle w:val="Normal"/>
+        <w:spacing/>
+        <w:ind/>
+        <w:rPr/>
+      </w:pPr>
+      <w:r>
+        <w:rPr/>
+        <w:separator/>
+      </w:r>
+    </w:p>
+  </w:endnote>
+  <w:endnote w:type="continuationSeparator" w:id="0">
+    <w:p>
+      <w:pPr>
+        <w:pBdr/>
+        <w:pStyle w:val="Normal"/>
+        <w:spacing/>
+        <w:ind/>
+        <w:rPr/>
+      </w:pPr>
+      <w:r>
+        <w:rPr/>
+        <w:continuationSeparator/>
+      </w:r>
+    </w:p>
+  </w:endnote>
+  <w:endnote w:type="continuationNotice" w:id="1">
+    <w:p>
+      <w:pPr>
+        <w:pBdr/>
+        <w:pStyle w:val="Normal"/>
+        <w:spacing/>
+        <w:ind/>
+        <w:rPr/>
+      </w:pPr>
+    </w:p>
+  </w:endnote>
+</w:endnotes>
 </file>
 
 <file path=word/footer2.xml><?xml version="1.0" encoding="utf-8"?>
-<w:ftr xmlns:o="urn:schemas-microsoft-com:office:office" xmlns:r="http://schemas.openxmlformats.org/officeDocument/2006/relationships" xmlns:v="urn:schemas-microsoft-com:vml" xmlns:w="http://schemas.openxmlformats.org/wordprocessingml/2006/main" xmlns:w10="urn:schemas-microsoft-com:office:word" xmlns:wp="http://schemas.openxmlformats.org/drawingml/2006/wordprocessingDrawing" xmlns:pic="http://schemas.openxmlformats.org/drawingml/2006/picture" xmlns:wps="http://schemas.microsoft.com/office/word/2010/wordprocessingShape" xmlns:wpg="http://schemas.microsoft.com/office/word/2010/wordprocessingGroup" xmlns:mc="http://schemas.openxmlformats.org/markup-compatibility/2006" xmlns:wp14="http://schemas.microsoft.com/office/word/2010/wordprocessingDrawing" xmlns:w14="http://schemas.microsoft.com/office/word/2010/wordml" xmlns:w15="http://schemas.microsoft.com/office/word/2012/wordml" mc:Ignorable="w14 wp14 w15">
+<w:ftr xmlns:v="urn:schemas-microsoft-com:vml" xmlns:w10="urn:schemas-microsoft-com:office:word" xmlns:o="urn:schemas-microsoft-com:office:office" xmlns:ve="http://schemas.openxmlformats.org/markup-compatibility/2006" xmlns:r="http://schemas.openxmlformats.org/officeDocument/2006/relationships" xmlns:m="http://schemas.openxmlformats.org/officeDocument/2006/math" xmlns:wne="http://schemas.microsoft.com/office/word/2006/wordml" xmlns:a="http://schemas.openxmlformats.org/drawingml/2006/main" xmlns:pic="http://schemas.openxmlformats.org/drawingml/2006/picture" xmlns:wp="http://schemas.openxmlformats.org/drawingml/2006/wordprocessingDrawing" xmlns:wpc="http://schemas.microsoft.com/office/word/2010/wordprocessingCanvas" xmlns:wp14="http://schemas.microsoft.com/office/word/2010/wordprocessingDrawing" xmlns:w14="http://schemas.microsoft.com/office/word/2010/wordml" xmlns:w15="http://schemas.microsoft.com/office/word/2012/wordml" xmlns:wpg="http://schemas.microsoft.com/office/word/2010/wordprocessingGroup" xmlns:wpi="http://schemas.microsoft.com/office/word/2010/wordprocessingInk" xmlns:wps="http://schemas.microsoft.com/office/word/2010/wordprocessingShape" xmlns:w="http://schemas.openxmlformats.org/wordprocessingml/2006/main" ve:Ignorable="w14 w15 wp14">
   <w:p>
     <w:pPr>
+      <w:pBdr/>
       <w:pStyle w:val="normal1"/>
-      <w:spacing w:lineRule="auto" w:line="14" w:before="240" w:after="240"/>
+      <w:spacing w:before="240" w:after="240" w:line="14" w:lineRule="auto"/>
+      <w:ind/>
       <w:rPr/>
     </w:pPr>
-    <w:r>
-      <w:rPr/>
-    </w:r>
   </w:p>
   <w:tbl>
     <w:tblPr>
       <w:tblStyle w:val="Normal Table0"/>
       <w:tblW w:w="9885" w:type="dxa"/>
-      <w:jc w:val="start"/>
+      <w:jc w:val="left"/>
       <w:tblInd w:w="0" w:type="dxa"/>
-      <w:tblLayout w:type="fixed"/>
       <w:tblCellMar>
         <w:top w:w="0" w:type="dxa"/>
-        <w:start w:w="10" w:type="dxa"/>
+        <w:left w:w="10" w:type="dxa"/>
         <w:bottom w:w="0" w:type="dxa"/>
-        <w:end w:w="10" w:type="dxa"/>
+        <w:right w:w="10" w:type="dxa"/>
       </w:tblCellMar>
+      <w:tblBorders/>
+      <w:shd w:fill="auto" w:color="auto"/>
+      <w:tblLayout w:type="fixed"/>
     </w:tblPr>
-    <w:tblGrid>
-      <w:gridCol w:w="8055"/>
-      <w:gridCol w:w="1830"/>
-    </w:tblGrid>
+    <w:tblGrid/>
     <w:tr>
+      <w:tblPrEx>
+        <w:tblBorders/>
+        <w:tblCellMar>
+          <w:top w:w="0" w:type="dxa"/>
+          <w:left w:w="10" w:type="dxa"/>
+          <w:bottom w:w="0" w:type="dxa"/>
+          <w:right w:w="10" w:type="dxa"/>
+        </w:tblCellMar>
+      </w:tblPrEx>
       <w:trPr>
-        <w:trHeight w:val="20" w:hRule="atLeast"/>
+        <w:trHeight w:hRule="atLeast" w:val="20"/>
       </w:trPr>
       <w:tc>
         <w:tcPr>
           <w:tcW w:w="8055" w:type="dxa"/>
           <w:tcBorders>
-            <w:top w:val="single" w:sz="8" w:space="0" w:color="FFFFFF"/>
-            <w:start w:val="single" w:sz="8" w:space="0" w:color="FFFFFF"/>
-            <w:bottom w:val="single" w:sz="8" w:space="0" w:color="FFFFFF"/>
-            <w:end w:val="single" w:sz="8" w:space="0" w:color="FFFFFF"/>
+            <w:top w:val="single" w:color="FFFFFF" w:sz="8" w:space="0"/>
+            <w:left w:val="single" w:color="FFFFFF" w:sz="8" w:space="0"/>
+            <w:bottom w:val="single" w:color="FFFFFF" w:sz="8" w:space="0"/>
+            <w:right w:val="single" w:color="FFFFFF" w:sz="8" w:space="0"/>
           </w:tcBorders>
-          <w:shd w:color="auto" w:fill="auto" w:val="clear"/>
+          <w:shd w:fill="auto" w:color="auto" w:val="clear"/>
           <w:vAlign w:val="bottom"/>
         </w:tcPr>
         <w:p>
           <w:pPr>
+            <w:pBdr/>
             <w:pStyle w:val="Normal"/>
-            <w:keepNext w:val="false"/>
+            <w:keepNext w:val="0"/>
             <w:keepLines/>
-            <w:suppressAutoHyphens w:val="true"/>
-            <w:spacing w:lineRule="auto" w:line="240" w:before="0" w:after="0"/>
-            <w:ind w:hanging="0" w:start="720" w:end="0"/>
+            <w:spacing w:before="0" w:after="0" w:line="240" w:lineRule="auto"/>
+            <w:ind w:left="720" w:right="0" w:firstLine="0"/>
             <w:jc w:val="center"/>
             <w:rPr>
               <w:sz w:val="14"/>
@@ -2609,21 +2429,20 @@
           <w:r>
             <w:rPr>
               <w:rFonts w:eastAsia="Calibri" w:cs="Calibri"/>
-              <w:kern w:val="0"/>
               <w:sz w:val="14"/>
               <w:szCs w:val="14"/>
             </w:rPr>
-            <w:t>EmC2 Attila Landgrafe | Waldstraße 5 | 95032 Hof</w:t>
+            <w:t xml:space="preserve">EmC2 Attila Landgrafe | Waldstraße 5 | 95032 Hof</w:t>
           </w:r>
         </w:p>
         <w:p>
           <w:pPr>
+            <w:pBdr/>
             <w:pStyle w:val="Normal"/>
-            <w:keepNext w:val="false"/>
+            <w:keepNext w:val="0"/>
             <w:keepLines/>
-            <w:suppressAutoHyphens w:val="true"/>
-            <w:spacing w:lineRule="auto" w:line="240" w:before="0" w:after="0"/>
-            <w:ind w:hanging="0" w:start="720" w:end="0"/>
+            <w:spacing w:before="0" w:after="0" w:line="240" w:lineRule="auto"/>
+            <w:ind w:left="720" w:right="0" w:firstLine="0"/>
             <w:jc w:val="center"/>
             <w:rPr>
               <w:sz w:val="14"/>
@@ -2633,21 +2452,20 @@
           <w:r>
             <w:rPr>
               <w:rFonts w:eastAsia="Calibri" w:cs="Calibri"/>
-              <w:kern w:val="0"/>
               <w:sz w:val="14"/>
               <w:szCs w:val="14"/>
             </w:rPr>
-            <w:t>Steuernummer: 22324320478 | USt-IdNr.: DE296903997</w:t>
+            <w:t xml:space="preserve">Steuernummer: 22324320478 | USt-IdNr.: DE296903997</w:t>
           </w:r>
         </w:p>
         <w:p>
           <w:pPr>
+            <w:pBdr/>
             <w:pStyle w:val="Normal"/>
-            <w:keepNext w:val="false"/>
+            <w:keepNext w:val="0"/>
             <w:keepLines/>
-            <w:suppressAutoHyphens w:val="true"/>
-            <w:spacing w:lineRule="auto" w:line="240" w:before="0" w:after="0"/>
-            <w:ind w:hanging="0" w:start="720" w:end="0"/>
+            <w:spacing w:before="0" w:after="0" w:line="240" w:lineRule="auto"/>
+            <w:ind w:left="720" w:right="0" w:firstLine="0"/>
             <w:jc w:val="center"/>
             <w:rPr>
               <w:sz w:val="14"/>
@@ -2657,11 +2475,10 @@
           <w:r>
             <w:rPr>
               <w:rFonts w:eastAsia="Calibri" w:cs="Calibri"/>
-              <w:kern w:val="0"/>
               <w:sz w:val="14"/>
               <w:szCs w:val="14"/>
             </w:rPr>
-            <w:t>VR Bank Bayreuth-Hof eG | IBAN: DE43 7806 0896 0007 0794 43 | BIC: GENODEF1HO1</w:t>
+            <w:t xml:space="preserve">VR Bank Bayreuth-Hof eG | IBAN: DE43 7806 0896 0007 0794 43 | BIC: GENODEF1HO1</w:t>
           </w:r>
         </w:p>
       </w:tc>
@@ -2669,22 +2486,23 @@
         <w:tcPr>
           <w:tcW w:w="1830" w:type="dxa"/>
           <w:tcBorders>
-            <w:top w:val="single" w:sz="8" w:space="0" w:color="FFFFFF"/>
-            <w:start w:val="single" w:sz="8" w:space="0" w:color="FFFFFF"/>
-            <w:bottom w:val="single" w:sz="8" w:space="0" w:color="FFFFFF"/>
-            <w:end w:val="single" w:sz="8" w:space="0" w:color="FFFFFF"/>
+            <w:top w:val="single" w:color="FFFFFF" w:sz="8" w:space="0"/>
+            <w:left w:val="single" w:color="FFFFFF" w:sz="8" w:space="0"/>
+            <w:bottom w:val="single" w:color="FFFFFF" w:sz="8" w:space="0"/>
+            <w:right w:val="single" w:color="FFFFFF" w:sz="8" w:space="0"/>
           </w:tcBorders>
-          <w:shd w:color="auto" w:fill="auto" w:val="clear"/>
+          <w:shd w:fill="auto" w:color="auto" w:val="clear"/>
+          <w:vAlign w:val="top"/>
         </w:tcPr>
         <w:p>
           <w:pPr>
+            <w:pBdr/>
             <w:pStyle w:val="normal1"/>
-            <w:keepNext w:val="false"/>
-            <w:keepLines w:val="false"/>
-            <w:suppressAutoHyphens w:val="true"/>
-            <w:spacing w:lineRule="auto" w:line="240" w:before="0" w:after="0"/>
-            <w:ind w:hanging="0" w:start="0" w:end="0"/>
-            <w:jc w:val="end"/>
+            <w:keepNext w:val="0"/>
+            <w:keepLines w:val="0"/>
+            <w:spacing w:before="0" w:after="0" w:line="240" w:lineRule="auto"/>
+            <w:ind w:left="0" w:right="0" w:firstLine="0"/>
+            <w:jc w:val="right"/>
             <w:rPr>
               <w:sz w:val="16"/>
               <w:szCs w:val="16"/>
@@ -2693,17 +2511,22 @@
           <w:r>
             <w:rPr>
               <w:rFonts w:eastAsia="Calibri" w:cs="Calibri"/>
-              <w:kern w:val="0"/>
               <w:sz w:val="16"/>
               <w:szCs w:val="16"/>
             </w:rPr>
             <w:br/>
+          </w:r>
+          <w:r>
+            <w:rPr>
+              <w:rFonts w:eastAsia="Calibri" w:cs="Calibri"/>
+              <w:sz w:val="16"/>
+              <w:szCs w:val="16"/>
+            </w:rPr>
             <w:t xml:space="preserve">Seite </w:t>
           </w:r>
           <w:r>
             <w:rPr>
               <w:rFonts w:eastAsia="Calibri" w:cs="Calibri"/>
-              <w:kern w:val="0"/>
               <w:sz w:val="22"/>
               <w:szCs w:val="22"/>
             </w:rPr>
@@ -2711,53 +2534,47 @@
           </w:r>
           <w:r>
             <w:rPr>
+              <w:rFonts w:eastAsia="Calibri" w:cs="Calibri"/>
               <w:sz w:val="22"/>
-              <w:kern w:val="0"/>
               <w:szCs w:val="22"/>
-              <w:rFonts w:eastAsia="Calibri" w:cs="Calibri"/>
             </w:rPr>
             <w:instrText xml:space="preserve"> PAGE </w:instrText>
           </w:r>
           <w:r>
             <w:rPr>
+              <w:rFonts w:eastAsia="Calibri" w:cs="Calibri"/>
               <w:sz w:val="22"/>
-              <w:kern w:val="0"/>
               <w:szCs w:val="22"/>
-              <w:rFonts w:eastAsia="Calibri" w:cs="Calibri"/>
             </w:rPr>
             <w:fldChar w:fldCharType="separate"/>
           </w:r>
           <w:r>
             <w:rPr>
+              <w:rFonts w:eastAsia="Calibri" w:cs="Calibri"/>
               <w:sz w:val="22"/>
-              <w:kern w:val="0"/>
               <w:szCs w:val="22"/>
-              <w:rFonts w:eastAsia="Calibri" w:cs="Calibri"/>
-            </w:rPr>
-            <w:t>2</w:t>
+            </w:rPr>
+            <w:t xml:space="preserve">2</w:t>
           </w:r>
           <w:r>
             <w:rPr>
+              <w:rFonts w:eastAsia="Calibri" w:cs="Calibri"/>
               <w:sz w:val="22"/>
-              <w:kern w:val="0"/>
               <w:szCs w:val="22"/>
-              <w:rFonts w:eastAsia="Calibri" w:cs="Calibri"/>
             </w:rPr>
             <w:fldChar w:fldCharType="end"/>
           </w:r>
           <w:r>
             <w:rPr>
               <w:rFonts w:eastAsia="Calibri" w:cs="Calibri"/>
-              <w:kern w:val="0"/>
               <w:sz w:val="16"/>
               <w:szCs w:val="16"/>
             </w:rPr>
-            <w:t>/</w:t>
+            <w:instrText xml:space="preserve">/</w:instrText>
           </w:r>
           <w:r>
             <w:rPr>
               <w:rFonts w:eastAsia="Calibri" w:cs="Calibri"/>
-              <w:kern w:val="0"/>
               <w:sz w:val="22"/>
               <w:szCs w:val="22"/>
             </w:rPr>
@@ -2765,37 +2582,33 @@
           </w:r>
           <w:r>
             <w:rPr>
+              <w:rFonts w:eastAsia="Calibri" w:cs="Calibri"/>
               <w:sz w:val="22"/>
-              <w:kern w:val="0"/>
               <w:szCs w:val="22"/>
-              <w:rFonts w:eastAsia="Calibri" w:cs="Calibri"/>
             </w:rPr>
             <w:instrText xml:space="preserve"> NUMPAGES </w:instrText>
           </w:r>
           <w:r>
             <w:rPr>
+              <w:rFonts w:eastAsia="Calibri" w:cs="Calibri"/>
               <w:sz w:val="22"/>
-              <w:kern w:val="0"/>
               <w:szCs w:val="22"/>
-              <w:rFonts w:eastAsia="Calibri" w:cs="Calibri"/>
             </w:rPr>
             <w:fldChar w:fldCharType="separate"/>
           </w:r>
           <w:r>
             <w:rPr>
+              <w:rFonts w:eastAsia="Calibri" w:cs="Calibri"/>
               <w:sz w:val="22"/>
-              <w:kern w:val="0"/>
               <w:szCs w:val="22"/>
-              <w:rFonts w:eastAsia="Calibri" w:cs="Calibri"/>
-            </w:rPr>
-            <w:t>2</w:t>
+            </w:rPr>
+            <w:t xml:space="preserve">2</w:t>
           </w:r>
           <w:r>
             <w:rPr>
+              <w:rFonts w:eastAsia="Calibri" w:cs="Calibri"/>
               <w:sz w:val="22"/>
-              <w:kern w:val="0"/>
               <w:szCs w:val="22"/>
-              <w:rFonts w:eastAsia="Calibri" w:cs="Calibri"/>
             </w:rPr>
             <w:fldChar w:fldCharType="end"/>
           </w:r>
@@ -2805,72 +2618,95 @@
   </w:tbl>
   <w:p>
     <w:pPr>
+      <w:pBdr/>
       <w:pStyle w:val="normal1"/>
-      <w:spacing w:lineRule="auto" w:line="14" w:before="240" w:after="240"/>
+      <w:spacing w:before="240" w:after="240" w:line="14" w:lineRule="auto"/>
+      <w:ind/>
       <w:jc w:val="center"/>
       <w:rPr/>
     </w:pPr>
-    <w:r>
-      <w:rPr/>
-    </w:r>
   </w:p>
 </w:ftr>
 </file>
 
-<file path=word/footer3.xml><?xml version="1.0" encoding="utf-8"?>
-<w:ftr xmlns:o="urn:schemas-microsoft-com:office:office" xmlns:r="http://schemas.openxmlformats.org/officeDocument/2006/relationships" xmlns:v="urn:schemas-microsoft-com:vml" xmlns:w="http://schemas.openxmlformats.org/wordprocessingml/2006/main" xmlns:w10="urn:schemas-microsoft-com:office:word" xmlns:wp="http://schemas.openxmlformats.org/drawingml/2006/wordprocessingDrawing" xmlns:pic="http://schemas.openxmlformats.org/drawingml/2006/picture" xmlns:wps="http://schemas.microsoft.com/office/word/2010/wordprocessingShape" xmlns:wpg="http://schemas.microsoft.com/office/word/2010/wordprocessingGroup" xmlns:mc="http://schemas.openxmlformats.org/markup-compatibility/2006" xmlns:wp14="http://schemas.microsoft.com/office/word/2010/wordprocessingDrawing" xmlns:w14="http://schemas.microsoft.com/office/word/2010/wordml" xmlns:w15="http://schemas.microsoft.com/office/word/2012/wordml" mc:Ignorable="w14 wp14 w15">
+<file path=word/footer4.xml><?xml version="1.0" encoding="utf-8"?>
+<w:ftr xmlns:v="urn:schemas-microsoft-com:vml" xmlns:w10="urn:schemas-microsoft-com:office:word" xmlns:o="urn:schemas-microsoft-com:office:office" xmlns:ve="http://schemas.openxmlformats.org/markup-compatibility/2006" xmlns:r="http://schemas.openxmlformats.org/officeDocument/2006/relationships" xmlns:m="http://schemas.openxmlformats.org/officeDocument/2006/math" xmlns:wne="http://schemas.microsoft.com/office/word/2006/wordml" xmlns:a="http://schemas.openxmlformats.org/drawingml/2006/main" xmlns:pic="http://schemas.openxmlformats.org/drawingml/2006/picture" xmlns:wp="http://schemas.openxmlformats.org/drawingml/2006/wordprocessingDrawing" xmlns:wpc="http://schemas.microsoft.com/office/word/2010/wordprocessingCanvas" xmlns:wp14="http://schemas.microsoft.com/office/word/2010/wordprocessingDrawing" xmlns:w14="http://schemas.microsoft.com/office/word/2010/wordml" xmlns:w15="http://schemas.microsoft.com/office/word/2012/wordml" xmlns:wpg="http://schemas.microsoft.com/office/word/2010/wordprocessingGroup" xmlns:wpi="http://schemas.microsoft.com/office/word/2010/wordprocessingInk" xmlns:wps="http://schemas.microsoft.com/office/word/2010/wordprocessingShape" xmlns:w="http://schemas.openxmlformats.org/wordprocessingml/2006/main" ve:Ignorable="w14 w15 wp14">
   <w:p>
     <w:pPr>
-      <w:pStyle w:val="normal1"/>
-      <w:spacing w:lineRule="auto" w:line="14" w:before="240" w:after="240"/>
+      <w:pBdr/>
+      <w:pStyle w:val="Footer"/>
+      <w:spacing/>
+      <w:ind/>
       <w:rPr/>
     </w:pPr>
-    <w:r>
+  </w:p>
+</w:ftr>
+</file>
+
+<file path=word/footer6.xml><?xml version="1.0" encoding="utf-8"?>
+<w:ftr xmlns:v="urn:schemas-microsoft-com:vml" xmlns:w10="urn:schemas-microsoft-com:office:word" xmlns:o="urn:schemas-microsoft-com:office:office" xmlns:ve="http://schemas.openxmlformats.org/markup-compatibility/2006" xmlns:r="http://schemas.openxmlformats.org/officeDocument/2006/relationships" xmlns:m="http://schemas.openxmlformats.org/officeDocument/2006/math" xmlns:wne="http://schemas.microsoft.com/office/word/2006/wordml" xmlns:a="http://schemas.openxmlformats.org/drawingml/2006/main" xmlns:pic="http://schemas.openxmlformats.org/drawingml/2006/picture" xmlns:wp="http://schemas.openxmlformats.org/drawingml/2006/wordprocessingDrawing" xmlns:wpc="http://schemas.microsoft.com/office/word/2010/wordprocessingCanvas" xmlns:wp14="http://schemas.microsoft.com/office/word/2010/wordprocessingDrawing" xmlns:w14="http://schemas.microsoft.com/office/word/2010/wordml" xmlns:w15="http://schemas.microsoft.com/office/word/2012/wordml" xmlns:wpg="http://schemas.microsoft.com/office/word/2010/wordprocessingGroup" xmlns:wpi="http://schemas.microsoft.com/office/word/2010/wordprocessingInk" xmlns:wps="http://schemas.microsoft.com/office/word/2010/wordprocessingShape" xmlns:w="http://schemas.openxmlformats.org/wordprocessingml/2006/main" ve:Ignorable="w14 w15 wp14">
+  <w:p>
+    <w:pPr>
+      <w:pBdr/>
+      <w:pStyle w:val="normal1"/>
+      <w:spacing w:before="240" w:after="240" w:line="14" w:lineRule="auto"/>
+      <w:ind/>
       <w:rPr/>
-    </w:r>
+    </w:pPr>
   </w:p>
   <w:tbl>
     <w:tblPr>
       <w:tblStyle w:val="Normal Table0"/>
       <w:tblW w:w="9885" w:type="dxa"/>
-      <w:jc w:val="start"/>
+      <w:jc w:val="left"/>
       <w:tblInd w:w="0" w:type="dxa"/>
-      <w:tblLayout w:type="fixed"/>
       <w:tblCellMar>
         <w:top w:w="0" w:type="dxa"/>
-        <w:start w:w="10" w:type="dxa"/>
+        <w:left w:w="10" w:type="dxa"/>
         <w:bottom w:w="0" w:type="dxa"/>
-        <w:end w:w="10" w:type="dxa"/>
+        <w:right w:w="10" w:type="dxa"/>
       </w:tblCellMar>
+      <w:tblBorders/>
+      <w:shd w:fill="auto" w:color="auto"/>
+      <w:tblLayout w:type="fixed"/>
     </w:tblPr>
     <w:tblGrid>
       <w:gridCol w:w="8055"/>
       <w:gridCol w:w="1830"/>
     </w:tblGrid>
     <w:tr>
+      <w:tblPrEx>
+        <w:tblBorders/>
+        <w:tblCellMar>
+          <w:top w:w="0" w:type="dxa"/>
+          <w:left w:w="10" w:type="dxa"/>
+          <w:bottom w:w="0" w:type="dxa"/>
+          <w:right w:w="10" w:type="dxa"/>
+        </w:tblCellMar>
+      </w:tblPrEx>
       <w:trPr>
-        <w:trHeight w:val="20" w:hRule="atLeast"/>
+        <w:trHeight w:hRule="atLeast" w:val="20"/>
       </w:trPr>
       <w:tc>
         <w:tcPr>
           <w:tcW w:w="8055" w:type="dxa"/>
           <w:tcBorders>
-            <w:top w:val="single" w:sz="8" w:space="0" w:color="FFFFFF"/>
-            <w:start w:val="single" w:sz="8" w:space="0" w:color="FFFFFF"/>
-            <w:bottom w:val="single" w:sz="8" w:space="0" w:color="FFFFFF"/>
-            <w:end w:val="single" w:sz="8" w:space="0" w:color="FFFFFF"/>
+            <w:top w:val="single" w:color="FFFFFF" w:sz="8" w:space="0"/>
+            <w:left w:val="single" w:color="FFFFFF" w:sz="8" w:space="0"/>
+            <w:bottom w:val="single" w:color="FFFFFF" w:sz="8" w:space="0"/>
+            <w:right w:val="single" w:color="FFFFFF" w:sz="8" w:space="0"/>
           </w:tcBorders>
-          <w:shd w:color="auto" w:fill="auto" w:val="clear"/>
+          <w:shd w:fill="auto" w:color="auto" w:val="clear"/>
           <w:vAlign w:val="bottom"/>
         </w:tcPr>
         <w:p>
           <w:pPr>
+            <w:pBdr/>
             <w:pStyle w:val="Normal"/>
-            <w:keepNext w:val="false"/>
+            <w:keepNext w:val="0"/>
             <w:keepLines/>
-            <w:suppressAutoHyphens w:val="true"/>
-            <w:spacing w:lineRule="auto" w:line="240" w:before="0" w:after="0"/>
-            <w:ind w:hanging="0" w:start="720" w:end="0"/>
+            <w:spacing w:before="0" w:after="0" w:line="240" w:lineRule="auto"/>
+            <w:ind w:left="720" w:right="0" w:firstLine="0"/>
             <w:jc w:val="center"/>
             <w:rPr>
               <w:sz w:val="14"/>
@@ -2880,21 +2716,20 @@
           <w:r>
             <w:rPr>
               <w:rFonts w:eastAsia="Calibri" w:cs="Calibri"/>
-              <w:kern w:val="0"/>
               <w:sz w:val="14"/>
               <w:szCs w:val="14"/>
             </w:rPr>
-            <w:t>EmC2 Attila Landgrafe | Waldstraße 5 | 95032 Hof</w:t>
+            <w:t xml:space="preserve">EmC2 Attila Landgrafe | Waldstraße 5 | 95032 Hof</w:t>
           </w:r>
         </w:p>
         <w:p>
           <w:pPr>
+            <w:pBdr/>
             <w:pStyle w:val="Normal"/>
-            <w:keepNext w:val="false"/>
+            <w:keepNext w:val="0"/>
             <w:keepLines/>
-            <w:suppressAutoHyphens w:val="true"/>
-            <w:spacing w:lineRule="auto" w:line="240" w:before="0" w:after="0"/>
-            <w:ind w:hanging="0" w:start="720" w:end="0"/>
+            <w:spacing w:before="0" w:after="0" w:line="240" w:lineRule="auto"/>
+            <w:ind w:left="720" w:right="0" w:firstLine="0"/>
             <w:jc w:val="center"/>
             <w:rPr>
               <w:sz w:val="14"/>
@@ -2904,21 +2739,20 @@
           <w:r>
             <w:rPr>
               <w:rFonts w:eastAsia="Calibri" w:cs="Calibri"/>
-              <w:kern w:val="0"/>
               <w:sz w:val="14"/>
               <w:szCs w:val="14"/>
             </w:rPr>
-            <w:t>Steuernummer: 22324320478 | USt-IdNr.: DE296903997</w:t>
+            <w:t xml:space="preserve">Steuernummer: 22324320478 | USt-IdNr.: DE296903997</w:t>
           </w:r>
         </w:p>
         <w:p>
           <w:pPr>
+            <w:pBdr/>
             <w:pStyle w:val="Normal"/>
-            <w:keepNext w:val="false"/>
+            <w:keepNext w:val="0"/>
             <w:keepLines/>
-            <w:suppressAutoHyphens w:val="true"/>
-            <w:spacing w:lineRule="auto" w:line="240" w:before="0" w:after="0"/>
-            <w:ind w:hanging="0" w:start="720" w:end="0"/>
+            <w:spacing w:before="0" w:after="0" w:line="240" w:lineRule="auto"/>
+            <w:ind w:left="720" w:right="0" w:firstLine="0"/>
             <w:jc w:val="center"/>
             <w:rPr>
               <w:sz w:val="14"/>
@@ -2928,11 +2762,10 @@
           <w:r>
             <w:rPr>
               <w:rFonts w:eastAsia="Calibri" w:cs="Calibri"/>
-              <w:kern w:val="0"/>
               <w:sz w:val="14"/>
               <w:szCs w:val="14"/>
             </w:rPr>
-            <w:t>VR Bank Bayreuth-Hof eG | IBAN: DE43 7806 0896 0007 0794 43 | BIC: GENODEF1HO1</w:t>
+            <w:t xml:space="preserve">VR Bank Bayreuth-Hof eG | IBAN: DE43 7806 0896 0007 0794 43 | BIC: GENODEF1HO1</w:t>
           </w:r>
         </w:p>
       </w:tc>
@@ -2940,22 +2773,23 @@
         <w:tcPr>
           <w:tcW w:w="1830" w:type="dxa"/>
           <w:tcBorders>
-            <w:top w:val="single" w:sz="8" w:space="0" w:color="FFFFFF"/>
-            <w:start w:val="single" w:sz="8" w:space="0" w:color="FFFFFF"/>
-            <w:bottom w:val="single" w:sz="8" w:space="0" w:color="FFFFFF"/>
-            <w:end w:val="single" w:sz="8" w:space="0" w:color="FFFFFF"/>
+            <w:top w:val="single" w:color="FFFFFF" w:sz="8" w:space="0"/>
+            <w:left w:val="single" w:color="FFFFFF" w:sz="8" w:space="0"/>
+            <w:bottom w:val="single" w:color="FFFFFF" w:sz="8" w:space="0"/>
+            <w:right w:val="single" w:color="FFFFFF" w:sz="8" w:space="0"/>
           </w:tcBorders>
-          <w:shd w:color="auto" w:fill="auto" w:val="clear"/>
+          <w:shd w:fill="auto" w:color="auto" w:val="clear"/>
+          <w:vAlign w:val="top"/>
         </w:tcPr>
         <w:p>
           <w:pPr>
+            <w:pBdr/>
             <w:pStyle w:val="normal1"/>
-            <w:keepNext w:val="false"/>
-            <w:keepLines w:val="false"/>
-            <w:suppressAutoHyphens w:val="true"/>
-            <w:spacing w:lineRule="auto" w:line="240" w:before="0" w:after="0"/>
-            <w:ind w:hanging="0" w:start="0" w:end="0"/>
-            <w:jc w:val="end"/>
+            <w:keepNext w:val="0"/>
+            <w:keepLines w:val="0"/>
+            <w:spacing w:before="0" w:after="0" w:line="240" w:lineRule="auto"/>
+            <w:ind w:left="0" w:right="0" w:firstLine="0"/>
+            <w:jc w:val="right"/>
             <w:rPr>
               <w:sz w:val="16"/>
               <w:szCs w:val="16"/>
@@ -2964,17 +2798,22 @@
           <w:r>
             <w:rPr>
               <w:rFonts w:eastAsia="Calibri" w:cs="Calibri"/>
-              <w:kern w:val="0"/>
               <w:sz w:val="16"/>
               <w:szCs w:val="16"/>
             </w:rPr>
             <w:br/>
+          </w:r>
+          <w:r>
+            <w:rPr>
+              <w:rFonts w:eastAsia="Calibri" w:cs="Calibri"/>
+              <w:sz w:val="16"/>
+              <w:szCs w:val="16"/>
+            </w:rPr>
             <w:t xml:space="preserve">Seite </w:t>
           </w:r>
           <w:r>
             <w:rPr>
               <w:rFonts w:eastAsia="Calibri" w:cs="Calibri"/>
-              <w:kern w:val="0"/>
               <w:sz w:val="22"/>
               <w:szCs w:val="22"/>
             </w:rPr>
@@ -2982,53 +2821,47 @@
           </w:r>
           <w:r>
             <w:rPr>
+              <w:rFonts w:eastAsia="Calibri" w:cs="Calibri"/>
               <w:sz w:val="22"/>
-              <w:kern w:val="0"/>
               <w:szCs w:val="22"/>
-              <w:rFonts w:eastAsia="Calibri" w:cs="Calibri"/>
             </w:rPr>
             <w:instrText xml:space="preserve"> PAGE </w:instrText>
           </w:r>
           <w:r>
             <w:rPr>
+              <w:rFonts w:eastAsia="Calibri" w:cs="Calibri"/>
               <w:sz w:val="22"/>
-              <w:kern w:val="0"/>
               <w:szCs w:val="22"/>
-              <w:rFonts w:eastAsia="Calibri" w:cs="Calibri"/>
             </w:rPr>
             <w:fldChar w:fldCharType="separate"/>
           </w:r>
           <w:r>
             <w:rPr>
+              <w:rFonts w:eastAsia="Calibri" w:cs="Calibri"/>
               <w:sz w:val="22"/>
-              <w:kern w:val="0"/>
               <w:szCs w:val="22"/>
-              <w:rFonts w:eastAsia="Calibri" w:cs="Calibri"/>
-            </w:rPr>
-            <w:t>2</w:t>
+            </w:rPr>
+            <w:t xml:space="preserve">1</w:t>
           </w:r>
           <w:r>
             <w:rPr>
+              <w:rFonts w:eastAsia="Calibri" w:cs="Calibri"/>
               <w:sz w:val="22"/>
-              <w:kern w:val="0"/>
               <w:szCs w:val="22"/>
-              <w:rFonts w:eastAsia="Calibri" w:cs="Calibri"/>
             </w:rPr>
             <w:fldChar w:fldCharType="end"/>
           </w:r>
           <w:r>
             <w:rPr>
               <w:rFonts w:eastAsia="Calibri" w:cs="Calibri"/>
-              <w:kern w:val="0"/>
               <w:sz w:val="16"/>
               <w:szCs w:val="16"/>
             </w:rPr>
-            <w:t>/</w:t>
+            <w:instrText xml:space="preserve">/</w:instrText>
           </w:r>
           <w:r>
             <w:rPr>
               <w:rFonts w:eastAsia="Calibri" w:cs="Calibri"/>
-              <w:kern w:val="0"/>
               <w:sz w:val="22"/>
               <w:szCs w:val="22"/>
             </w:rPr>
@@ -3036,37 +2869,33 @@
           </w:r>
           <w:r>
             <w:rPr>
+              <w:rFonts w:eastAsia="Calibri" w:cs="Calibri"/>
               <w:sz w:val="22"/>
-              <w:kern w:val="0"/>
               <w:szCs w:val="22"/>
-              <w:rFonts w:eastAsia="Calibri" w:cs="Calibri"/>
             </w:rPr>
             <w:instrText xml:space="preserve"> NUMPAGES </w:instrText>
           </w:r>
           <w:r>
             <w:rPr>
+              <w:rFonts w:eastAsia="Calibri" w:cs="Calibri"/>
               <w:sz w:val="22"/>
-              <w:kern w:val="0"/>
               <w:szCs w:val="22"/>
-              <w:rFonts w:eastAsia="Calibri" w:cs="Calibri"/>
             </w:rPr>
             <w:fldChar w:fldCharType="separate"/>
           </w:r>
           <w:r>
             <w:rPr>
+              <w:rFonts w:eastAsia="Calibri" w:cs="Calibri"/>
               <w:sz w:val="22"/>
-              <w:kern w:val="0"/>
               <w:szCs w:val="22"/>
-              <w:rFonts w:eastAsia="Calibri" w:cs="Calibri"/>
-            </w:rPr>
-            <w:t>2</w:t>
+            </w:rPr>
+            <w:t xml:space="preserve">2</w:t>
           </w:r>
           <w:r>
             <w:rPr>
+              <w:rFonts w:eastAsia="Calibri" w:cs="Calibri"/>
               <w:sz w:val="22"/>
-              <w:kern w:val="0"/>
               <w:szCs w:val="22"/>
-              <w:rFonts w:eastAsia="Calibri" w:cs="Calibri"/>
             </w:rPr>
             <w:fldChar w:fldCharType="end"/>
           </w:r>
@@ -3076,56 +2905,89 @@
   </w:tbl>
   <w:p>
     <w:pPr>
+      <w:pBdr/>
       <w:pStyle w:val="normal1"/>
-      <w:spacing w:lineRule="auto" w:line="14" w:before="240" w:after="240"/>
+      <w:spacing w:before="240" w:after="240" w:line="14" w:lineRule="auto"/>
+      <w:ind/>
       <w:jc w:val="center"/>
       <w:rPr/>
     </w:pPr>
-    <w:r>
-      <w:rPr/>
-    </w:r>
   </w:p>
 </w:ftr>
 </file>
 
+<file path=word/footnotes.xml><?xml version="1.0" encoding="utf-8"?>
+<w:footnotes xmlns:wpc="http://schemas.microsoft.com/office/word/2010/wordprocessingCanvas" xmlns:cx="http://schemas.microsoft.com/office/drawing/2014/chartex" xmlns:aink="http://schemas.microsoft.com/office/drawing/2016/ink" xmlns:am3d="http://schemas.microsoft.com/office/drawing/2017/,odel3d" xmlns:mc="http://schemas.openxmlformats.org/markup-compatibility/2006" xmlns:o="urn:schemas-microsoft-com:office:office" xmlns:r="http://schemas.openxmlformats.org/officeDocument/2006/relationships" xmlns:m="http://schemas.openxmlformats.org/officeDocument/2006/math" xmlns:v="urn:schemas-microsoft-com:vml" xmlns:wp14="http://schemas.microsoft.com/office/word/2010/wordprocessingDrawing" xmlns:wp="http://schemas.openxmlformats.org/drawingml/2006/wordprocessingDrawing" xmlns:w="http://schemas.openxmlformats.org/wordprocessingml/2006/main" xmlns:w14="http://schemas.microsoft.com/office/word/2010/wordml" xmlns:w15="http://schemas.microsoft.com/office/word/2012/wordml" xmlns:wpg="http://schemas.microsoft.com/office/word/2010/wordprocessingGroup" xmlns:wpi="http://schemas.microsoft.com/office/word/2010/wordprocessingInk" xmlns:wne="http://schemas.microsoft.com/office/word/2006/wordml" xmlns:wps="http://schemas.microsoft.com/office/word/2010/wordprocessingShape" mc:Ignorable="w14 w15">
+  <w:footnote w:type="separator" w:id="-1">
+    <w:p>
+      <w:pPr>
+        <w:pBdr/>
+        <w:pStyle w:val="Normal"/>
+        <w:spacing/>
+        <w:ind/>
+        <w:rPr/>
+      </w:pPr>
+      <w:r>
+        <w:rPr/>
+        <w:separator/>
+      </w:r>
+    </w:p>
+  </w:footnote>
+  <w:footnote w:type="continuationSeparator" w:id="0">
+    <w:p>
+      <w:pPr>
+        <w:pBdr/>
+        <w:pStyle w:val="Normal"/>
+        <w:spacing/>
+        <w:ind/>
+        <w:rPr/>
+      </w:pPr>
+      <w:r>
+        <w:rPr/>
+        <w:continuationSeparator/>
+      </w:r>
+    </w:p>
+  </w:footnote>
+  <w:footnote w:type="continuationNotice" w:id="1">
+    <w:p>
+      <w:pPr>
+        <w:pBdr/>
+        <w:pStyle w:val="Normal"/>
+        <w:spacing/>
+        <w:ind/>
+        <w:rPr/>
+      </w:pPr>
+    </w:p>
+  </w:footnote>
+</w:footnotes>
+</file>
+
 <file path=word/header1.xml><?xml version="1.0" encoding="utf-8"?>
-<w:hdr xmlns:o="urn:schemas-microsoft-com:office:office" xmlns:r="http://schemas.openxmlformats.org/officeDocument/2006/relationships" xmlns:v="urn:schemas-microsoft-com:vml" xmlns:w="http://schemas.openxmlformats.org/wordprocessingml/2006/main" xmlns:w10="urn:schemas-microsoft-com:office:word" xmlns:wp="http://schemas.openxmlformats.org/drawingml/2006/wordprocessingDrawing" xmlns:pic="http://schemas.openxmlformats.org/drawingml/2006/picture" xmlns:wps="http://schemas.microsoft.com/office/word/2010/wordprocessingShape" xmlns:wpg="http://schemas.microsoft.com/office/word/2010/wordprocessingGroup" xmlns:mc="http://schemas.openxmlformats.org/markup-compatibility/2006" xmlns:wp14="http://schemas.microsoft.com/office/word/2010/wordprocessingDrawing" xmlns:w14="http://schemas.microsoft.com/office/word/2010/wordml" xmlns:w15="http://schemas.microsoft.com/office/word/2012/wordml" mc:Ignorable="w14 wp14 w15">
+<w:hdr xmlns:v="urn:schemas-microsoft-com:vml" xmlns:w10="urn:schemas-microsoft-com:office:word" xmlns:o="urn:schemas-microsoft-com:office:office" xmlns:ve="http://schemas.openxmlformats.org/markup-compatibility/2006" xmlns:r="http://schemas.openxmlformats.org/officeDocument/2006/relationships" xmlns:m="http://schemas.openxmlformats.org/officeDocument/2006/math" xmlns:wne="http://schemas.microsoft.com/office/word/2006/wordml" xmlns:a="http://schemas.openxmlformats.org/drawingml/2006/main" xmlns:pic="http://schemas.openxmlformats.org/drawingml/2006/picture" xmlns:wp="http://schemas.openxmlformats.org/drawingml/2006/wordprocessingDrawing" xmlns:wpc="http://schemas.microsoft.com/office/word/2010/wordprocessingCanvas" xmlns:wp14="http://schemas.microsoft.com/office/word/2010/wordprocessingDrawing" xmlns:w14="http://schemas.microsoft.com/office/word/2010/wordml" xmlns:w15="http://schemas.microsoft.com/office/word/2012/wordml" xmlns:wpg="http://schemas.microsoft.com/office/word/2010/wordprocessingGroup" xmlns:wpi="http://schemas.microsoft.com/office/word/2010/wordprocessingInk" xmlns:wps="http://schemas.microsoft.com/office/word/2010/wordprocessingShape" xmlns:w="http://schemas.openxmlformats.org/wordprocessingml/2006/main" ve:Ignorable="w14 w15 wp14">
   <w:p>
     <w:pPr>
-      <w:pStyle w:val="Header"/>
+      <w:pBdr/>
+      <w:pStyle w:val="normal1"/>
+      <w:spacing/>
+      <w:ind/>
       <w:rPr/>
     </w:pPr>
-    <w:r>
-      <w:rPr/>
-    </w:r>
-  </w:p>
-</w:hdr>
-</file>
-
-<file path=word/header2.xml><?xml version="1.0" encoding="utf-8"?>
-<w:hdr xmlns:o="urn:schemas-microsoft-com:office:office" xmlns:r="http://schemas.openxmlformats.org/officeDocument/2006/relationships" xmlns:v="urn:schemas-microsoft-com:vml" xmlns:w="http://schemas.openxmlformats.org/wordprocessingml/2006/main" xmlns:w10="urn:schemas-microsoft-com:office:word" xmlns:wp="http://schemas.openxmlformats.org/drawingml/2006/wordprocessingDrawing" xmlns:pic="http://schemas.openxmlformats.org/drawingml/2006/picture" xmlns:wps="http://schemas.microsoft.com/office/word/2010/wordprocessingShape" xmlns:wpg="http://schemas.microsoft.com/office/word/2010/wordprocessingGroup" xmlns:mc="http://schemas.openxmlformats.org/markup-compatibility/2006" xmlns:wp14="http://schemas.microsoft.com/office/word/2010/wordprocessingDrawing" xmlns:w14="http://schemas.microsoft.com/office/word/2010/wordml" xmlns:w15="http://schemas.microsoft.com/office/word/2012/wordml" mc:Ignorable="w14 wp14 w15">
-  <w:p>
-    <w:pPr>
-      <w:pStyle w:val="normal1"/>
-      <w:rPr/>
-    </w:pPr>
-    <w:r>
-      <w:rPr/>
-    </w:r>
   </w:p>
   <w:p>
     <w:pPr>
+      <w:pBdr/>
       <w:pStyle w:val="normal1"/>
+      <w:spacing/>
+      <w:ind/>
       <w:rPr/>
     </w:pPr>
-    <w:r>
-      <w:rPr/>
-    </w:r>
   </w:p>
   <w:p>
     <w:pPr>
+      <w:pBdr/>
       <w:pStyle w:val="normal1"/>
-      <w:ind w:hanging="0" w:start="7200" w:end="0"/>
+      <w:spacing/>
+      <w:ind w:left="7200" w:right="0" w:firstLine="0"/>
       <w:rPr/>
     </w:pPr>
     <w:r>
@@ -3133,22 +2995,19 @@
       <w:drawing>
         <wp:inline distT="0" distB="0" distL="0" distR="0">
           <wp:extent cx="1585595" cy="920750"/>
-          <wp:effectExtent l="0" t="0" r="0" b="0"/>
+          <wp:effectExtent xmlns:wp="http://schemas.openxmlformats.org/drawingml/2006/wordprocessingDrawing" l="0" t="0" r="0" b="0"/>
           <wp:docPr id="1" name="Image2"/>
-          <wp:cNvGraphicFramePr>
-            <a:graphicFrameLocks xmlns:a="http://schemas.openxmlformats.org/drawingml/2006/main" noChangeAspect="1"/>
-          </wp:cNvGraphicFramePr>
-          <a:graphic xmlns:a="http://schemas.openxmlformats.org/drawingml/2006/main">
+          <a:graphic>
             <a:graphicData uri="http://schemas.openxmlformats.org/drawingml/2006/picture">
-              <pic:pic xmlns:pic="http://schemas.openxmlformats.org/drawingml/2006/picture">
+              <pic:pic>
                 <pic:nvPicPr>
-                  <pic:cNvPr id="1" name="Image2"/>
+                  <pic:cNvPr id="0" name="" descr=""/>
                   <pic:cNvPicPr>
                     <a:picLocks noChangeAspect="1" noChangeArrowheads="1"/>
                   </pic:cNvPicPr>
                 </pic:nvPicPr>
                 <pic:blipFill>
-                  <a:blip r:embed="rId1"/>
+                  <a:blip r:embed="rId7"/>
                   <a:stretch>
                     <a:fillRect/>
                   </a:stretch>
@@ -3161,7 +3020,6 @@
                   <a:prstGeom prst="rect">
                     <a:avLst/>
                   </a:prstGeom>
-                  <a:noFill/>
                 </pic:spPr>
               </pic:pic>
             </a:graphicData>
@@ -3174,29 +3032,45 @@
 </file>
 
 <file path=word/header3.xml><?xml version="1.0" encoding="utf-8"?>
-<w:hdr xmlns:o="urn:schemas-microsoft-com:office:office" xmlns:r="http://schemas.openxmlformats.org/officeDocument/2006/relationships" xmlns:v="urn:schemas-microsoft-com:vml" xmlns:w="http://schemas.openxmlformats.org/wordprocessingml/2006/main" xmlns:w10="urn:schemas-microsoft-com:office:word" xmlns:wp="http://schemas.openxmlformats.org/drawingml/2006/wordprocessingDrawing" xmlns:pic="http://schemas.openxmlformats.org/drawingml/2006/picture" xmlns:wps="http://schemas.microsoft.com/office/word/2010/wordprocessingShape" xmlns:wpg="http://schemas.microsoft.com/office/word/2010/wordprocessingGroup" xmlns:mc="http://schemas.openxmlformats.org/markup-compatibility/2006" xmlns:wp14="http://schemas.microsoft.com/office/word/2010/wordprocessingDrawing" xmlns:w14="http://schemas.microsoft.com/office/word/2010/wordml" xmlns:w15="http://schemas.microsoft.com/office/word/2012/wordml" mc:Ignorable="w14 wp14 w15">
+<w:hdr xmlns:v="urn:schemas-microsoft-com:vml" xmlns:w10="urn:schemas-microsoft-com:office:word" xmlns:o="urn:schemas-microsoft-com:office:office" xmlns:ve="http://schemas.openxmlformats.org/markup-compatibility/2006" xmlns:r="http://schemas.openxmlformats.org/officeDocument/2006/relationships" xmlns:m="http://schemas.openxmlformats.org/officeDocument/2006/math" xmlns:wne="http://schemas.microsoft.com/office/word/2006/wordml" xmlns:a="http://schemas.openxmlformats.org/drawingml/2006/main" xmlns:pic="http://schemas.openxmlformats.org/drawingml/2006/picture" xmlns:wp="http://schemas.openxmlformats.org/drawingml/2006/wordprocessingDrawing" xmlns:wpc="http://schemas.microsoft.com/office/word/2010/wordprocessingCanvas" xmlns:wp14="http://schemas.microsoft.com/office/word/2010/wordprocessingDrawing" xmlns:w14="http://schemas.microsoft.com/office/word/2010/wordml" xmlns:w15="http://schemas.microsoft.com/office/word/2012/wordml" xmlns:wpg="http://schemas.microsoft.com/office/word/2010/wordprocessingGroup" xmlns:wpi="http://schemas.microsoft.com/office/word/2010/wordprocessingInk" xmlns:wps="http://schemas.microsoft.com/office/word/2010/wordprocessingShape" xmlns:w="http://schemas.openxmlformats.org/wordprocessingml/2006/main" ve:Ignorable="w14 w15 wp14">
   <w:p>
     <w:pPr>
-      <w:pStyle w:val="normal1"/>
+      <w:pBdr/>
+      <w:pStyle w:val="Header"/>
+      <w:spacing/>
+      <w:ind/>
       <w:rPr/>
     </w:pPr>
-    <w:r>
+  </w:p>
+</w:hdr>
+</file>
+
+<file path=word/header5.xml><?xml version="1.0" encoding="utf-8"?>
+<w:hdr xmlns:v="urn:schemas-microsoft-com:vml" xmlns:w10="urn:schemas-microsoft-com:office:word" xmlns:o="urn:schemas-microsoft-com:office:office" xmlns:ve="http://schemas.openxmlformats.org/markup-compatibility/2006" xmlns:r="http://schemas.openxmlformats.org/officeDocument/2006/relationships" xmlns:m="http://schemas.openxmlformats.org/officeDocument/2006/math" xmlns:wne="http://schemas.microsoft.com/office/word/2006/wordml" xmlns:a="http://schemas.openxmlformats.org/drawingml/2006/main" xmlns:pic="http://schemas.openxmlformats.org/drawingml/2006/picture" xmlns:wp="http://schemas.openxmlformats.org/drawingml/2006/wordprocessingDrawing" xmlns:wpc="http://schemas.microsoft.com/office/word/2010/wordprocessingCanvas" xmlns:wp14="http://schemas.microsoft.com/office/word/2010/wordprocessingDrawing" xmlns:w14="http://schemas.microsoft.com/office/word/2010/wordml" xmlns:w15="http://schemas.microsoft.com/office/word/2012/wordml" xmlns:wpg="http://schemas.microsoft.com/office/word/2010/wordprocessingGroup" xmlns:wpi="http://schemas.microsoft.com/office/word/2010/wordprocessingInk" xmlns:wps="http://schemas.microsoft.com/office/word/2010/wordprocessingShape" xmlns:w="http://schemas.openxmlformats.org/wordprocessingml/2006/main" ve:Ignorable="w14 w15 wp14">
+  <w:p>
+    <w:pPr>
+      <w:pBdr/>
+      <w:pStyle w:val="normal1"/>
+      <w:spacing/>
+      <w:ind/>
       <w:rPr/>
-    </w:r>
+    </w:pPr>
   </w:p>
   <w:p>
     <w:pPr>
+      <w:pBdr/>
       <w:pStyle w:val="normal1"/>
+      <w:spacing/>
+      <w:ind/>
       <w:rPr/>
     </w:pPr>
-    <w:r>
-      <w:rPr/>
-    </w:r>
   </w:p>
   <w:p>
     <w:pPr>
+      <w:pBdr/>
       <w:pStyle w:val="normal1"/>
-      <w:ind w:hanging="0" w:start="7200" w:end="0"/>
+      <w:spacing/>
+      <w:ind w:left="7200" w:right="0" w:firstLine="0"/>
       <w:rPr/>
     </w:pPr>
     <w:r>
@@ -3204,22 +3078,19 @@
       <w:drawing>
         <wp:inline distT="0" distB="0" distL="0" distR="0">
           <wp:extent cx="1585595" cy="920750"/>
-          <wp:effectExtent l="0" t="0" r="0" b="0"/>
+          <wp:effectExtent xmlns:wp="http://schemas.openxmlformats.org/drawingml/2006/wordprocessingDrawing" l="0" t="0" r="0" b="0"/>
           <wp:docPr id="2" name="Image2"/>
-          <wp:cNvGraphicFramePr>
-            <a:graphicFrameLocks xmlns:a="http://schemas.openxmlformats.org/drawingml/2006/main" noChangeAspect="1"/>
-          </wp:cNvGraphicFramePr>
-          <a:graphic xmlns:a="http://schemas.openxmlformats.org/drawingml/2006/main">
+          <a:graphic>
             <a:graphicData uri="http://schemas.openxmlformats.org/drawingml/2006/picture">
-              <pic:pic xmlns:pic="http://schemas.openxmlformats.org/drawingml/2006/picture">
+              <pic:pic>
                 <pic:nvPicPr>
-                  <pic:cNvPr id="2" name="Image2"/>
+                  <pic:cNvPr id="0" name="" descr=""/>
                   <pic:cNvPicPr>
                     <a:picLocks noChangeAspect="1" noChangeArrowheads="1"/>
                   </pic:cNvPicPr>
                 </pic:nvPicPr>
                 <pic:blipFill>
-                  <a:blip r:embed="rId1"/>
+                  <a:blip r:embed="rId8"/>
                   <a:stretch>
                     <a:fillRect/>
                   </a:stretch>
@@ -3232,7 +3103,6 @@
                   <a:prstGeom prst="rect">
                     <a:avLst/>
                   </a:prstGeom>
-                  <a:noFill/>
                 </pic:spPr>
               </pic:pic>
             </a:graphicData>
@@ -3245,54 +3115,58 @@
 </file>
 
 <file path=word/styles.xml><?xml version="1.0" encoding="utf-8"?>
-<w:styles xmlns:w="http://schemas.openxmlformats.org/wordprocessingml/2006/main" xmlns:w14="http://schemas.microsoft.com/office/word/2010/wordml" xmlns:mc="http://schemas.openxmlformats.org/markup-compatibility/2006" mc:Ignorable="w14">
+<w:styles xmlns:mc="http://schemas.openxmlformats.org/markup-compatibility/2006" xmlns:r="http://schemas.openxmlformats.org/officeDocument/2006/relationships" xmlns:w="http://schemas.openxmlformats.org/wordprocessingml/2006/main" xmlns:w14="http://schemas.microsoft.com/office/word/2010/wordml" xmlns:w15="http://schemas.microsoft.com/office/word/2012/wordml" mc:Ignorable="w14 w15">
   <w:docDefaults>
     <w:rPrDefault>
       <w:rPr>
-        <w:rFonts w:ascii="Calibri" w:hAnsi="Calibri" w:eastAsia="Calibri" w:cs="Calibri"/>
+        <w:rFonts w:ascii="Calibri" w:eastAsia="Calibri" w:hAnsi="Calibri" w:cs="Calibri"/>
         <w:sz w:val="22"/>
         <w:szCs w:val="22"/>
-        <w:lang w:val="en-US" w:eastAsia="zh-CN" w:bidi="hi-IN"/>
       </w:rPr>
     </w:rPrDefault>
     <w:pPrDefault>
       <w:pPr>
-        <w:suppressAutoHyphens w:val="true"/>
+        <w:pBdr/>
+        <w:keepNext w:val="0"/>
+        <w:keepLines w:val="0"/>
+        <w:outlineLvl w:val="9"/>
+        <w:spacing w:before="0" w:after="0" w:line="240" w:lineRule="auto"/>
+        <w:widowControl w:val="1"/>
+        <w:ind w:left="0" w:right="0" w:firstLine="0"/>
+        <w:jc w:val="left"/>
       </w:pPr>
     </w:pPrDefault>
   </w:docDefaults>
   <w:style w:type="paragraph" w:styleId="Normal">
     <w:name w:val="Normal"/>
-    <w:qFormat/>
+    <w:next w:val="Normal"/>
     <w:pPr>
-      <w:keepNext w:val="false"/>
-      <w:keepLines w:val="false"/>
-      <w:widowControl w:val="false"/>
-      <w:suppressAutoHyphens w:val="true"/>
-      <w:bidi w:val="0"/>
-      <w:spacing w:lineRule="auto" w:line="240" w:before="0" w:after="0"/>
-      <w:ind w:hanging="0" w:start="0" w:end="0"/>
-      <w:jc w:val="start"/>
+      <w:pBdr/>
+      <w:keepNext w:val="0"/>
+      <w:keepLines w:val="0"/>
+      <w:spacing w:before="0" w:after="0" w:line="240" w:lineRule="auto"/>
+      <w:widowControl w:val="0"/>
+      <w:ind w:left="0" w:right="0" w:firstLine="0"/>
+      <w:jc w:val="left"/>
     </w:pPr>
     <w:rPr>
-      <w:rFonts w:ascii="Calibri" w:hAnsi="Calibri" w:eastAsia="Calibri" w:cs="Calibri"/>
+      <w:rFonts w:ascii="Calibri" w:eastAsia="Calibri" w:hAnsi="Calibri" w:cs="Calibri"/>
       <w:color w:val="auto"/>
-      <w:kern w:val="0"/>
       <w:sz w:val="22"/>
       <w:szCs w:val="22"/>
-      <w:lang w:val="en-US" w:eastAsia="zh-CN" w:bidi="hi-IN"/>
     </w:rPr>
   </w:style>
-  <w:style w:type="paragraph" w:styleId="Heading1">
-    <w:name w:val="heading 1"/>
+  <w:style w:type="paragraph" w:styleId="Heading 1">
+    <w:name w:val="Heading 1"/>
     <w:basedOn w:val="normal1"/>
     <w:next w:val="normal1"/>
-    <w:qFormat/>
     <w:pPr>
-      <w:keepNext w:val="true"/>
+      <w:pBdr/>
+      <w:keepNext/>
       <w:keepLines/>
+      <w:outlineLvl w:val="0"/>
       <w:spacing w:before="480" w:after="120"/>
-      <w:outlineLvl w:val="0"/>
+      <w:ind/>
     </w:pPr>
     <w:rPr>
       <w:b/>
@@ -3300,16 +3174,36 @@
       <w:szCs w:val="48"/>
     </w:rPr>
   </w:style>
-  <w:style w:type="paragraph" w:styleId="Heading2">
-    <w:name w:val="heading 2"/>
+  <w:style w:type="paragraph" w:styleId="normal1">
+    <w:name w:val="normal1"/>
+    <w:next w:val="normal1"/>
+    <w:pPr>
+      <w:pBdr/>
+      <w:keepNext w:val="0"/>
+      <w:keepLines w:val="0"/>
+      <w:spacing w:before="0" w:after="0" w:line="240" w:lineRule="auto"/>
+      <w:widowControl w:val="0"/>
+      <w:ind w:left="0" w:right="0" w:firstLine="0"/>
+      <w:jc w:val="left"/>
+    </w:pPr>
+    <w:rPr>
+      <w:rFonts w:ascii="Calibri" w:eastAsia="Calibri" w:hAnsi="Calibri" w:cs="Calibri"/>
+      <w:color w:val="auto"/>
+      <w:sz w:val="22"/>
+      <w:szCs w:val="22"/>
+    </w:rPr>
+  </w:style>
+  <w:style w:type="paragraph" w:styleId="Heading 2">
+    <w:name w:val="Heading 2"/>
     <w:basedOn w:val="normal1"/>
     <w:next w:val="normal1"/>
-    <w:qFormat/>
     <w:pPr>
-      <w:keepNext w:val="true"/>
+      <w:pBdr/>
+      <w:keepNext/>
       <w:keepLines/>
+      <w:outlineLvl w:val="1"/>
       <w:spacing w:before="360" w:after="80"/>
-      <w:outlineLvl w:val="1"/>
+      <w:ind/>
     </w:pPr>
     <w:rPr>
       <w:b/>
@@ -3317,16 +3211,17 @@
       <w:szCs w:val="36"/>
     </w:rPr>
   </w:style>
-  <w:style w:type="paragraph" w:styleId="Heading3">
-    <w:name w:val="heading 3"/>
+  <w:style w:type="paragraph" w:styleId="Heading 3">
+    <w:name w:val="Heading 3"/>
     <w:basedOn w:val="normal1"/>
     <w:next w:val="normal1"/>
-    <w:qFormat/>
     <w:pPr>
-      <w:keepNext w:val="true"/>
+      <w:pBdr/>
+      <w:keepNext/>
       <w:keepLines/>
+      <w:outlineLvl w:val="2"/>
       <w:spacing w:before="280" w:after="80"/>
-      <w:outlineLvl w:val="2"/>
+      <w:ind/>
     </w:pPr>
     <w:rPr>
       <w:b/>
@@ -3334,16 +3229,17 @@
       <w:szCs w:val="28"/>
     </w:rPr>
   </w:style>
-  <w:style w:type="paragraph" w:styleId="Heading4">
-    <w:name w:val="heading 4"/>
+  <w:style w:type="paragraph" w:styleId="Heading 4">
+    <w:name w:val="Heading 4"/>
     <w:basedOn w:val="normal1"/>
     <w:next w:val="normal1"/>
-    <w:qFormat/>
     <w:pPr>
-      <w:keepNext w:val="true"/>
+      <w:pBdr/>
+      <w:keepNext/>
       <w:keepLines/>
+      <w:outlineLvl w:val="3"/>
       <w:spacing w:before="240" w:after="40"/>
-      <w:outlineLvl w:val="3"/>
+      <w:ind/>
     </w:pPr>
     <w:rPr>
       <w:b/>
@@ -3351,31 +3247,33 @@
       <w:szCs w:val="24"/>
     </w:rPr>
   </w:style>
-  <w:style w:type="paragraph" w:styleId="Heading5">
-    <w:name w:val="heading 5"/>
+  <w:style w:type="paragraph" w:styleId="Heading 5">
+    <w:name w:val="Heading 5"/>
     <w:basedOn w:val="normal1"/>
     <w:next w:val="normal1"/>
-    <w:qFormat/>
     <w:pPr>
-      <w:keepNext w:val="true"/>
+      <w:pBdr/>
+      <w:keepNext/>
       <w:keepLines/>
+      <w:outlineLvl w:val="4"/>
       <w:spacing w:before="220" w:after="40"/>
-      <w:outlineLvl w:val="4"/>
+      <w:ind/>
     </w:pPr>
     <w:rPr>
       <w:b/>
     </w:rPr>
   </w:style>
-  <w:style w:type="paragraph" w:styleId="Heading6">
-    <w:name w:val="heading 6"/>
+  <w:style w:type="paragraph" w:styleId="Heading 6">
+    <w:name w:val="Heading 6"/>
     <w:basedOn w:val="normal1"/>
     <w:next w:val="normal1"/>
-    <w:qFormat/>
     <w:pPr>
-      <w:keepNext w:val="true"/>
+      <w:pBdr/>
+      <w:keepNext/>
       <w:keepLines/>
+      <w:outlineLvl w:val="5"/>
       <w:spacing w:before="200" w:after="40"/>
-      <w:outlineLvl w:val="5"/>
+      <w:ind/>
     </w:pPr>
     <w:rPr>
       <w:b/>
@@ -3383,17 +3281,17 @@
       <w:szCs w:val="20"/>
     </w:rPr>
   </w:style>
-  <w:style w:type="paragraph" w:styleId="Heading7">
-    <w:name w:val="heading 7"/>
+  <w:style w:type="paragraph" w:styleId="Heading 7">
+    <w:name w:val="Heading 7"/>
     <w:basedOn w:val="Normal"/>
     <w:next w:val="Normal"/>
-    <w:link w:val="Heading7Char"/>
-    <w:qFormat/>
+    <w:link w:val="Heading 7 Char"/>
     <w:pPr>
-      <w:spacing w:lineRule="auto" w:line="259" w:before="40" w:after="0"/>
-      <w:ind w:hanging="0" w:start="0" w:end="0"/>
-      <w:jc w:val="start"/>
+      <w:pBdr/>
       <w:outlineLvl w:val="6"/>
+      <w:spacing w:before="40" w:after="0" w:line="259" w:lineRule="auto"/>
+      <w:ind w:left="0" w:right="0" w:firstLine="0"/>
+      <w:jc w:val="left"/>
     </w:pPr>
     <w:rPr>
       <w:rFonts w:ascii="Calibri Light" w:hAnsi="Calibri Light"/>
@@ -3401,17 +3299,30 @@
       <w:color w:val="1F3763"/>
     </w:rPr>
   </w:style>
-  <w:style w:type="paragraph" w:styleId="Heading8">
-    <w:name w:val="heading 8"/>
+  <w:style w:type="character" w:styleId="Heading 7 Char">
+    <w:name w:val="Heading 7 Char"/>
+    <w:basedOn w:val="Default Paragraph Font"/>
+    <w:rPr>
+      <w:rFonts w:ascii="Calibri Light" w:hAnsi="Calibri Light"/>
+      <w:i/>
+      <w:color w:val="1F3763"/>
+    </w:rPr>
+  </w:style>
+  <w:style w:type="character" w:styleId="Default Paragraph Font">
+    <w:name w:val="Default Paragraph Font"/>
+    <w:rPr/>
+  </w:style>
+  <w:style w:type="paragraph" w:styleId="Heading 8">
+    <w:name w:val="Heading 8"/>
     <w:basedOn w:val="Normal"/>
     <w:next w:val="Normal"/>
-    <w:link w:val="Heading8Char"/>
-    <w:qFormat/>
+    <w:link w:val="Heading 8 Char"/>
     <w:pPr>
-      <w:spacing w:lineRule="auto" w:line="259" w:before="40" w:after="0"/>
-      <w:ind w:hanging="0" w:start="0" w:end="0"/>
-      <w:jc w:val="start"/>
+      <w:pBdr/>
       <w:outlineLvl w:val="7"/>
+      <w:spacing w:before="40" w:after="0" w:line="259" w:lineRule="auto"/>
+      <w:ind w:left="0" w:right="0" w:firstLine="0"/>
+      <w:jc w:val="left"/>
     </w:pPr>
     <w:rPr>
       <w:rFonts w:ascii="Calibri Light" w:hAnsi="Calibri Light"/>
@@ -3419,17 +3330,26 @@
       <w:sz w:val="21"/>
     </w:rPr>
   </w:style>
-  <w:style w:type="paragraph" w:styleId="Heading9">
-    <w:name w:val="heading 9"/>
+  <w:style w:type="character" w:styleId="Heading 8 Char">
+    <w:name w:val="Heading 8 Char"/>
+    <w:basedOn w:val="Default Paragraph Font"/>
+    <w:rPr>
+      <w:rFonts w:ascii="Calibri Light" w:hAnsi="Calibri Light"/>
+      <w:color w:val="333333"/>
+      <w:sz w:val="21"/>
+    </w:rPr>
+  </w:style>
+  <w:style w:type="paragraph" w:styleId="Heading 9">
+    <w:name w:val="Heading 9"/>
     <w:basedOn w:val="Normal"/>
     <w:next w:val="Normal"/>
-    <w:link w:val="Heading9Char"/>
-    <w:qFormat/>
+    <w:link w:val="Heading 9 Char"/>
     <w:pPr>
-      <w:spacing w:lineRule="auto" w:line="259" w:before="40" w:after="0"/>
-      <w:ind w:hanging="0" w:start="0" w:end="0"/>
-      <w:jc w:val="start"/>
+      <w:pBdr/>
       <w:outlineLvl w:val="8"/>
+      <w:spacing w:before="40" w:after="0" w:line="259" w:lineRule="auto"/>
+      <w:ind w:left="0" w:right="0" w:firstLine="0"/>
+      <w:jc w:val="left"/>
     </w:pPr>
     <w:rPr>
       <w:rFonts w:ascii="Calibri Light" w:hAnsi="Calibri Light"/>
@@ -3438,57 +3358,9 @@
       <w:sz w:val="21"/>
     </w:rPr>
   </w:style>
-  <w:style w:type="character" w:styleId="DefaultParagraphFont">
-    <w:name w:val="Default Paragraph Font"/>
-    <w:qFormat/>
-    <w:rPr/>
-  </w:style>
-  <w:style w:type="character" w:styleId="Hyperlink">
-    <w:name w:val="Hyperlink"/>
-    <w:basedOn w:val="DefaultParagraphFont"/>
-    <w:rPr>
-      <w:color w:val="000080"/>
-      <w:u w:val="single"/>
-    </w:rPr>
-  </w:style>
-  <w:style w:type="character" w:styleId="NumberingSymbols">
-    <w:name w:val="Numbering Symbols"/>
-    <w:basedOn w:val="DefaultParagraphFont"/>
-    <w:qFormat/>
-    <w:rPr/>
-  </w:style>
-  <w:style w:type="character" w:styleId="Bullets">
-    <w:name w:val="Bullets"/>
-    <w:basedOn w:val="DefaultParagraphFont"/>
-    <w:qFormat/>
-    <w:rPr>
-      <w:rFonts w:ascii="Arial Unicode MS" w:hAnsi="Arial Unicode MS" w:eastAsia="Arial Unicode MS" w:cs="Arial Unicode MS"/>
-    </w:rPr>
-  </w:style>
-  <w:style w:type="character" w:styleId="Heading7Char">
-    <w:name w:val="Heading 7 Char"/>
-    <w:basedOn w:val="DefaultParagraphFont"/>
-    <w:qFormat/>
-    <w:rPr>
-      <w:rFonts w:ascii="Calibri Light" w:hAnsi="Calibri Light"/>
-      <w:i/>
-      <w:color w:val="1F3763"/>
-    </w:rPr>
-  </w:style>
-  <w:style w:type="character" w:styleId="Heading8Char">
-    <w:name w:val="Heading 8 Char"/>
-    <w:basedOn w:val="DefaultParagraphFont"/>
-    <w:qFormat/>
-    <w:rPr>
-      <w:rFonts w:ascii="Calibri Light" w:hAnsi="Calibri Light"/>
-      <w:color w:val="333333"/>
-      <w:sz w:val="21"/>
-    </w:rPr>
-  </w:style>
-  <w:style w:type="character" w:styleId="Heading9Char">
+  <w:style w:type="character" w:styleId="Heading 9 Char">
     <w:name w:val="Heading 9 Char"/>
-    <w:basedOn w:val="DefaultParagraphFont"/>
-    <w:qFormat/>
+    <w:basedOn w:val="Default Paragraph Font"/>
     <w:rPr>
       <w:rFonts w:ascii="Calibri Light" w:hAnsi="Calibri Light"/>
       <w:i/>
@@ -3496,43 +3368,73 @@
       <w:sz w:val="21"/>
     </w:rPr>
   </w:style>
+  <w:style w:type="character" w:styleId="Hyperlink">
+    <w:name w:val="Hyperlink"/>
+    <w:basedOn w:val="Default Paragraph Font"/>
+    <w:rPr>
+      <w:color w:val="000080"/>
+      <w:u w:val="single"/>
+    </w:rPr>
+  </w:style>
+  <w:style w:type="character" w:styleId="Numbering Symbols">
+    <w:name w:val="Numbering Symbols"/>
+    <w:basedOn w:val="Default Paragraph Font"/>
+    <w:rPr/>
+  </w:style>
+  <w:style w:type="character" w:styleId="Bullets">
+    <w:name w:val="Bullets"/>
+    <w:basedOn w:val="Default Paragraph Font"/>
+    <w:rPr>
+      <w:rFonts w:ascii="Arial Unicode MS" w:eastAsia="Arial Unicode MS" w:hAnsi="Arial Unicode MS" w:cs="Arial Unicode MS"/>
+    </w:rPr>
+  </w:style>
   <w:style w:type="paragraph" w:styleId="Heading">
     <w:name w:val="Heading"/>
     <w:basedOn w:val="Normal"/>
-    <w:next w:val="BodyText"/>
-    <w:qFormat/>
     <w:pPr>
-      <w:keepNext w:val="true"/>
+      <w:pBdr/>
+      <w:keepNext/>
       <w:spacing w:before="240" w:after="120"/>
+      <w:ind/>
     </w:pPr>
     <w:rPr>
-      <w:rFonts w:ascii="Liberation Sans" w:hAnsi="Liberation Sans" w:eastAsia="Microsoft YaHei" w:cs="Arial"/>
+      <w:rFonts w:ascii="Liberation Sans" w:eastAsia="Microsoft YaHei" w:hAnsi="Liberation Sans" w:cs="Arial"/>
       <w:sz w:val="28"/>
       <w:szCs w:val="28"/>
     </w:rPr>
   </w:style>
-  <w:style w:type="paragraph" w:styleId="BodyText">
+  <w:style w:type="paragraph" w:styleId="Body Text">
     <w:name w:val="Body Text"/>
     <w:basedOn w:val="Normal"/>
+    <w:next w:val="Body Text"/>
     <w:pPr>
-      <w:spacing w:lineRule="auto" w:line="276" w:before="0" w:after="140"/>
+      <w:pBdr/>
+      <w:spacing w:before="0" w:after="140" w:line="276" w:lineRule="auto"/>
+      <w:ind/>
     </w:pPr>
     <w:rPr/>
   </w:style>
   <w:style w:type="paragraph" w:styleId="List">
     <w:name w:val="List"/>
-    <w:basedOn w:val="BodyText"/>
-    <w:pPr/>
+    <w:basedOn w:val="Body Text"/>
+    <w:next w:val="List"/>
+    <w:pPr>
+      <w:pBdr/>
+      <w:spacing/>
+      <w:ind/>
+    </w:pPr>
     <w:rPr>
       <w:rFonts w:cs="Arial"/>
     </w:rPr>
   </w:style>
   <w:style w:type="paragraph" w:styleId="Caption">
-    <w:name w:val="caption"/>
+    <w:name w:val="Caption"/>
     <w:basedOn w:val="Normal"/>
-    <w:qFormat/>
+    <w:next w:val="Caption"/>
     <w:pPr>
+      <w:pBdr/>
       <w:spacing w:before="120" w:after="120"/>
+      <w:ind/>
     </w:pPr>
     <w:rPr>
       <w:rFonts w:cs="Arial"/>
@@ -3545,43 +3447,26 @@
   <w:style w:type="paragraph" w:styleId="Index">
     <w:name w:val="Index"/>
     <w:basedOn w:val="Normal"/>
-    <w:qFormat/>
-    <w:pPr/>
+    <w:next w:val="Index"/>
+    <w:pPr>
+      <w:pBdr/>
+      <w:spacing/>
+      <w:ind/>
+    </w:pPr>
     <w:rPr>
       <w:rFonts w:cs="Arial"/>
-    </w:rPr>
-  </w:style>
-  <w:style w:type="paragraph" w:styleId="normal1">
-    <w:name w:val="normal1"/>
-    <w:qFormat/>
-    <w:pPr>
-      <w:keepNext w:val="false"/>
-      <w:keepLines w:val="false"/>
-      <w:widowControl w:val="false"/>
-      <w:suppressAutoHyphens w:val="true"/>
-      <w:bidi w:val="0"/>
-      <w:spacing w:lineRule="auto" w:line="240" w:before="0" w:after="0"/>
-      <w:ind w:hanging="0" w:start="0" w:end="0"/>
-      <w:jc w:val="start"/>
-    </w:pPr>
-    <w:rPr>
-      <w:rFonts w:ascii="Calibri" w:hAnsi="Calibri" w:eastAsia="Calibri" w:cs="Calibri"/>
-      <w:color w:val="auto"/>
-      <w:kern w:val="0"/>
-      <w:sz w:val="22"/>
-      <w:szCs w:val="22"/>
-      <w:lang w:val="en-US" w:eastAsia="zh-CN" w:bidi="hi-IN"/>
     </w:rPr>
   </w:style>
   <w:style w:type="paragraph" w:styleId="Title">
     <w:name w:val="Title"/>
     <w:basedOn w:val="normal1"/>
     <w:next w:val="normal1"/>
-    <w:qFormat/>
     <w:pPr>
-      <w:keepNext w:val="true"/>
+      <w:pBdr/>
+      <w:keepNext/>
       <w:keepLines/>
       <w:spacing w:before="480" w:after="120"/>
+      <w:ind/>
     </w:pPr>
     <w:rPr>
       <w:b/>
@@ -3593,53 +3478,74 @@
     <w:name w:val="Subtitle"/>
     <w:basedOn w:val="normal1"/>
     <w:next w:val="normal1"/>
-    <w:qFormat/>
     <w:pPr>
-      <w:keepNext w:val="true"/>
+      <w:pBdr/>
+      <w:keepNext/>
       <w:keepLines/>
       <w:spacing w:before="360" w:after="80"/>
+      <w:ind/>
     </w:pPr>
     <w:rPr>
-      <w:rFonts w:ascii="Georgia" w:hAnsi="Georgia" w:eastAsia="Georgia" w:cs="Georgia"/>
+      <w:rFonts w:ascii="Georgia" w:eastAsia="Georgia" w:hAnsi="Georgia" w:cs="Georgia"/>
       <w:i/>
       <w:color w:val="666666"/>
       <w:sz w:val="48"/>
       <w:szCs w:val="48"/>
     </w:rPr>
   </w:style>
-  <w:style w:type="paragraph" w:styleId="HeaderandFooter">
+  <w:style w:type="paragraph" w:styleId="Header and Footer">
     <w:name w:val="Header and Footer"/>
     <w:basedOn w:val="Normal"/>
-    <w:qFormat/>
-    <w:pPr/>
+    <w:next w:val="Header and Footer"/>
+    <w:pPr>
+      <w:pBdr/>
+      <w:spacing/>
+      <w:ind/>
+    </w:pPr>
     <w:rPr/>
   </w:style>
   <w:style w:type="paragraph" w:styleId="Header">
-    <w:name w:val="header"/>
-    <w:basedOn w:val="HeaderandFooter"/>
-    <w:pPr/>
+    <w:name w:val="Header"/>
+    <w:basedOn w:val="Header and Footer"/>
+    <w:next w:val="Header"/>
+    <w:pPr>
+      <w:pBdr/>
+      <w:spacing/>
+      <w:ind/>
+    </w:pPr>
     <w:rPr/>
   </w:style>
   <w:style w:type="paragraph" w:styleId="Footer">
-    <w:name w:val="footer"/>
-    <w:basedOn w:val="HeaderandFooter"/>
-    <w:pPr/>
-    <w:rPr/>
-  </w:style>
-  <w:style w:type="paragraph" w:styleId="TableContents">
-    <w:name w:val="Table Contents"/>
-    <w:basedOn w:val="Normal"/>
-    <w:qFormat/>
+    <w:name w:val="Footer"/>
+    <w:basedOn w:val="Header and Footer"/>
+    <w:next w:val="Footer"/>
     <w:pPr>
-      <w:widowControl w:val="false"/>
+      <w:pBdr/>
+      <w:spacing/>
+      <w:ind/>
     </w:pPr>
     <w:rPr/>
   </w:style>
-  <w:style w:type="paragraph" w:styleId="TableHeading">
+  <w:style w:type="paragraph" w:styleId="Table Contents">
+    <w:name w:val="Table Contents"/>
+    <w:basedOn w:val="Normal"/>
+    <w:next w:val="Table Contents"/>
+    <w:pPr>
+      <w:pBdr/>
+      <w:spacing/>
+      <w:widowControl w:val="0"/>
+      <w:ind/>
+    </w:pPr>
+    <w:rPr/>
+  </w:style>
+  <w:style w:type="paragraph" w:styleId="Table Heading">
     <w:name w:val="Table Heading"/>
-    <w:basedOn w:val="TableContents"/>
-    <w:qFormat/>
+    <w:basedOn w:val="Table Contents"/>
+    <w:next w:val="Table Heading"/>
     <w:pPr>
+      <w:pBdr/>
+      <w:spacing/>
+      <w:ind/>
       <w:jc w:val="center"/>
     </w:pPr>
     <w:rPr>
@@ -3649,105 +3555,111 @@
   </w:style>
   <w:style w:type="table" w:styleId="Normal Table">
     <w:name w:val="Normal Table"/>
+    <w:next w:val="Normal Table"/>
   </w:style>
   <w:style w:type="table" w:styleId="Normal Table0">
     <w:name w:val="Normal Table0"/>
+    <w:next w:val="Normal Table0"/>
   </w:style>
 </w:styles>
 </file>
 
 <file path=word/theme/theme1.xml><?xml version="1.0" encoding="utf-8"?>
-<a:theme xmlns:a="http://schemas.openxmlformats.org/drawingml/2006/main" xmlns:r="http://schemas.openxmlformats.org/officeDocument/2006/relationships" name="Office Theme">
+<a:theme xmlns:a="http://schemas.openxmlformats.org/drawingml/2006/main" name="Office Theme">
   <a:themeElements>
     <a:clrScheme name="Office">
       <a:dk1>
-        <a:srgbClr val="000000"/>
+        <a:sysClr val="windowText" lastClr="000000"/>
       </a:dk1>
       <a:lt1>
-        <a:srgbClr val="ffffff"/>
+        <a:sysClr val="window" lastClr="FFFFFF"/>
       </a:lt1>
       <a:dk2>
-        <a:srgbClr val="44546a"/>
+        <a:srgbClr val="44546A"/>
       </a:dk2>
       <a:lt2>
-        <a:srgbClr val="e7e6e6"/>
+        <a:srgbClr val="E7E6E6"/>
       </a:lt2>
       <a:accent1>
-        <a:srgbClr val="4472c4"/>
+        <a:srgbClr val="4472C4"/>
       </a:accent1>
       <a:accent2>
-        <a:srgbClr val="ed7d31"/>
+        <a:srgbClr val="ED7D31"/>
       </a:accent2>
       <a:accent3>
-        <a:srgbClr val="a5a5a5"/>
+        <a:srgbClr val="A5A5A5"/>
       </a:accent3>
       <a:accent4>
-        <a:srgbClr val="ffc000"/>
+        <a:srgbClr val="FFC000"/>
       </a:accent4>
       <a:accent5>
-        <a:srgbClr val="5b9bd5"/>
+        <a:srgbClr val="5B9BD5"/>
       </a:accent5>
       <a:accent6>
-        <a:srgbClr val="70ad47"/>
+        <a:srgbClr val="70AD47"/>
       </a:accent6>
       <a:hlink>
-        <a:srgbClr val="0563c1"/>
+        <a:srgbClr val="0563C1"/>
       </a:hlink>
       <a:folHlink>
-        <a:srgbClr val="954f72"/>
+        <a:srgbClr val="954F72"/>
       </a:folHlink>
     </a:clrScheme>
     <a:fontScheme name="">
       <a:majorFont>
-        <a:latin typeface="Calibri" pitchFamily="0" charset="1"/>
-        <a:ea typeface=""/>
-        <a:cs typeface=""/>
+        <a:latin typeface="Calibri" panose=""/>
+        <a:ea typeface="" panose=""/>
+        <a:cs typeface="" panose=""/>
       </a:majorFont>
       <a:minorFont>
-        <a:latin typeface="Cambria" pitchFamily="0" charset="1"/>
-        <a:ea typeface=""/>
-        <a:cs typeface=""/>
+        <a:latin typeface="Cambria" panose=""/>
+        <a:ea typeface="" panose=""/>
+        <a:cs typeface="" panose=""/>
       </a:minorFont>
     </a:fontScheme>
-    <a:fmtScheme>
+    <a:fmtScheme name="Office">
       <a:fillStyleLst>
         <a:solidFill>
           <a:schemeClr val="phClr"/>
         </a:solidFill>
-        <a:gradFill>
+        <a:gradFill rotWithShape="1">
           <a:gsLst>
             <a:gs pos="0">
               <a:schemeClr val="phClr">
                 <a:lumMod val="110000"/>
+                <a:satMod val="105000"/>
                 <a:tint val="67000"/>
               </a:schemeClr>
             </a:gs>
             <a:gs pos="50000">
               <a:schemeClr val="phClr">
                 <a:lumMod val="105000"/>
+                <a:satMod val="103000"/>
                 <a:tint val="73000"/>
               </a:schemeClr>
             </a:gs>
             <a:gs pos="100000">
               <a:schemeClr val="phClr">
                 <a:lumMod val="105000"/>
+                <a:satMod val="109000"/>
                 <a:tint val="81000"/>
               </a:schemeClr>
             </a:gs>
           </a:gsLst>
           <a:lin ang="5400000" scaled="0"/>
-          <a:tileRect l="0" t="0" r="0" b="0"/>
         </a:gradFill>
-        <a:gradFill>
+        <a:gradFill rotWithShape="1">
           <a:gsLst>
             <a:gs pos="0">
               <a:schemeClr val="phClr">
+                <a:satMod val="103000"/>
                 <a:lumMod val="102000"/>
                 <a:tint val="94000"/>
               </a:schemeClr>
             </a:gs>
             <a:gs pos="50000">
               <a:schemeClr val="phClr">
+                <a:satMod val="110000"/>
                 <a:lumMod val="100000"/>
                 <a:shade val="100000"/>
               </a:schemeClr>
@@ -3755,24 +3667,33 @@
             <a:gs pos="100000">
               <a:schemeClr val="phClr">
                 <a:lumMod val="99000"/>
+                <a:satMod val="120000"/>
                 <a:shade val="78000"/>
               </a:schemeClr>
             </a:gs>
           </a:gsLst>
           <a:lin ang="5400000" scaled="0"/>
-          <a:tileRect l="0" t="0" r="0" b="0"/>
         </a:gradFill>
       </a:fillStyleLst>
       <a:lnStyleLst>
         <a:ln w="6350" cap="flat" cmpd="sng" algn="ctr">
+          <a:solidFill>
+            <a:schemeClr val="phClr"/>
+          </a:solidFill>
           <a:prstDash val="solid"/>
           <a:miter lim="800000"/>
         </a:ln>
         <a:ln w="12700" cap="flat" cmpd="sng" algn="ctr">
+          <a:solidFill>
+            <a:schemeClr val="phClr"/>
+          </a:solidFill>
           <a:prstDash val="solid"/>
           <a:miter lim="800000"/>
         </a:ln>
         <a:ln w="19050" cap="flat" cmpd="sng" algn="ctr">
+          <a:solidFill>
+            <a:schemeClr val="phClr"/>
+          </a:solidFill>
           <a:prstDash val="solid"/>
           <a:miter lim="800000"/>
         </a:ln>
@@ -3785,7 +3706,13 @@
           <a:effectLst/>
         </a:effectStyle>
         <a:effectStyle>
-          <a:effectLst/>
+          <a:effectLst>
+            <a:outerShdw blurRad="57150" dist="19050" dir="5400000" algn="ctr" rotWithShape="0">
+              <a:srgbClr val="000000">
+                <a:alpha val="63000"/>
+              </a:srgbClr>
+            </a:outerShdw>
+          </a:effectLst>
         </a:effectStyle>
       </a:effectStyleLst>
       <a:bgFillStyleLst>
@@ -3795,13 +3722,15 @@
         <a:solidFill>
           <a:schemeClr val="phClr">
             <a:tint val="95000"/>
+            <a:satMod val="170000"/>
           </a:schemeClr>
         </a:solidFill>
-        <a:gradFill>
+        <a:gradFill rotWithShape="1">
           <a:gsLst>
             <a:gs pos="0">
               <a:schemeClr val="phClr">
                 <a:tint val="93000"/>
+                <a:satMod val="150000"/>
                 <a:shade val="98000"/>
                 <a:lumMod val="102000"/>
               </a:schemeClr>
@@ -3809,6 +3738,7 @@
             <a:gs pos="50000">
               <a:schemeClr val="phClr">
                 <a:tint val="98000"/>
+                <a:satMod val="130000"/>
                 <a:shade val="90000"/>
                 <a:lumMod val="103000"/>
               </a:schemeClr>
@@ -3816,11 +3746,11 @@
             <a:gs pos="100000">
               <a:schemeClr val="phClr">
                 <a:shade val="63000"/>
+                <a:satMod val="120000"/>
               </a:schemeClr>
             </a:gs>
           </a:gsLst>
           <a:lin ang="5400000" scaled="0"/>
-          <a:tileRect l="0" t="0" r="0" b="0"/>
         </a:gradFill>
       </a:bgFillStyleLst>
     </a:fmtScheme>

--- a/src/Angebot-BWT.docx
+++ b/src/Angebot-BWT.docx
@@ -1908,7 +1908,115 @@
         <w:pBdr/>
         <w:pStyle w:val="Normal"/>
         <w:spacing w:line="283" w:lineRule="auto"/>
-        <w:ind w:left="125" w:right="1024" w:firstLine="0"/>
+        <w:ind w:left="125" w:right="1024"/>
+        <w:rPr>
+          <w:rFonts w:ascii="Open Sans" w:eastAsia="Open Sans" w:hAnsi="Open Sans" w:cs="Open Sans"/>
+          <w:b w:val="0"/>
+          <w:i w:val="0"/>
+          <w:iCs w:val="0"/>
+          <w:color w:val="auto"/>
+          <w:sz w:val="22"/>
+        </w:rPr>
+      </w:pPr>
+      <w:r>
+        <w:rPr>
+          <w:rFonts w:ascii="Open Sans" w:eastAsia="Open Sans" w:hAnsi="Open Sans" w:cs="Open Sans"/>
+          <w:color w:val="030303"/>
+        </w:rPr>
+        <w:t xml:space="preserve">Diese werden vorab mit Ihnen besprochen, bedürfen lhrer Zustimmung und werden auf Regiebasis nach tatsächlichem Aufwand abgerechnet. (Stundensatz-Facharbeiter: {RegieRateFmt} netto){#hasSubsidyLine}</w:t>
+      </w:r>
+      <w:r>
+        <w:rPr/>
+        <w:br/>
+      </w:r>
+      <w:r>
+        <w:rPr/>
+        <w:br/>
+      </w:r>
+      <w:r>
+        <w:rPr>
+          <w:rFonts w:ascii="Open Sans" w:eastAsia="Open Sans" w:hAnsi="Open Sans" w:cs="Open Sans"/>
+          <w:color w:val="030303"/>
+        </w:rPr>
+        <w:t xml:space="preserve">Der Selbstkostenanteil beträgt </w:t>
+      </w:r>
+      <w:r>
+        <w:rPr>
+          <w:rFonts w:ascii="Open Sans" w:eastAsia="Open Sans" w:hAnsi="Open Sans" w:cs="Open Sans"/>
+          <w:b/>
+          <w:bCs/>
+          <w:color w:val="030303"/>
+        </w:rPr>
+        <w:t xml:space="preserve">{SelbstkostenanteilFmt}</w:t>
+      </w:r>
+      <w:r>
+        <w:rPr>
+          <w:rFonts w:ascii="Open Sans" w:eastAsia="Open Sans" w:hAnsi="Open Sans" w:cs="Open Sans"/>
+          <w:color w:val="030303"/>
+        </w:rPr>
+        <w:t xml:space="preserve"> unter Berücksichtigung eines gewährten Zuschusses durch die Pflegekasse i.H.v. </w:t>
+      </w:r>
+      <w:r>
+        <w:rPr>
+          <w:rFonts w:ascii="Open Sans" w:eastAsia="Open Sans" w:hAnsi="Open Sans" w:cs="Open Sans"/>
+          <w:b/>
+          <w:bCs/>
+          <w:color w:val="030303"/>
+        </w:rPr>
+        <w:t xml:space="preserve">{Zuschusskrankenkasse}</w:t>
+      </w:r>
+      <w:r>
+        <w:rPr>
+          <w:rFonts w:ascii="Open Sans" w:eastAsia="Open Sans" w:hAnsi="Open Sans" w:cs="Open Sans"/>
+          <w:color w:val="030303"/>
+        </w:rPr>
+        <w:t xml:space="preserve">.{/hasSubsidyLine}</w:t>
+      </w:r>
+      <w:r>
+        <w:rPr>
+          <w:rFonts w:ascii="Open Sans" w:eastAsia="Open Sans" w:hAnsi="Open Sans" w:cs="Open Sans"/>
+          <w:color w:val="030303"/>
+        </w:rPr>
+        <w:br/>
+      </w:r>
+      <w:r>
+        <w:rPr>
+          <w:sz w:val="22"/>
+        </w:rPr>
+        <w:t xml:space="preserve">{#SelfPayLines}</w:t>
+      </w:r>
+      <w:r>
+        <w:rPr>
+          <w:sz w:val="22"/>
+        </w:rPr>
+        <w:br/>
+      </w:r>
+      <w:r>
+        <w:rPr>
+          <w:sz w:val="22"/>
+        </w:rPr>
+        <w:t xml:space="preserve">{#IsTitle}</w:t>
+      </w:r>
+      <w:r>
+        <w:rPr>
+          <w:b/>
+          <w:sz w:val="22"/>
+        </w:rPr>
+        <w:t xml:space="preserve">{Text}</w:t>
+      </w:r>
+      <w:r>
+        <w:rPr>
+          <w:sz w:val="22"/>
+        </w:rPr>
+        <w:t xml:space="preserve">{/IsTitle}{^IsTitle}{Text}{/IsTitle}{/SelfPayLines}</w:t>
+      </w:r>
+    </w:p>
+    <w:p>
+      <w:pPr>
+        <w:pBdr/>
+        <w:pStyle w:val="Normal"/>
+        <w:spacing w:line="283" w:lineRule="auto"/>
+        <w:ind w:left="125" w:right="1024"/>
         <w:rPr>
           <w:rFonts w:ascii="Open Sans" w:eastAsia="Open Sans" w:hAnsi="Open Sans" w:cs="Open Sans"/>
           <w:b/>
@@ -1916,6 +2024,7 @@
           <w:i/>
           <w:iCs/>
           <w:color w:val="030303"/>
+          <w:sz w:val="22"/>
         </w:rPr>
       </w:pPr>
       <w:r>
@@ -1923,86 +2032,8 @@
           <w:rFonts w:ascii="Open Sans" w:eastAsia="Open Sans" w:hAnsi="Open Sans" w:cs="Open Sans"/>
           <w:color w:val="030303"/>
         </w:rPr>
-        <w:t xml:space="preserve">Diese werden vorab mit Ihnen besprochen, bedürfen lhrer Zustimmung und werden auf Regiebasis nach tatsächlichem Aufwand abgerechnet. (Stundensatz-Facharbeiter: {RegieRateFmt} netto){#hasSubsidyLine}</w:t>
-      </w:r>
-      <w:r>
-        <w:rPr/>
         <w:br/>
       </w:r>
-      <w:r>
-        <w:rPr/>
-        <w:br/>
-      </w:r>
-      <w:r>
-        <w:rPr>
-          <w:rFonts w:ascii="Open Sans" w:eastAsia="Open Sans" w:hAnsi="Open Sans" w:cs="Open Sans"/>
-          <w:color w:val="030303"/>
-        </w:rPr>
-        <w:t xml:space="preserve">Der Selbstkostenanteil beträgt </w:t>
-      </w:r>
-      <w:r>
-        <w:rPr>
-          <w:rFonts w:ascii="Open Sans" w:eastAsia="Open Sans" w:hAnsi="Open Sans" w:cs="Open Sans"/>
-          <w:b/>
-          <w:bCs/>
-          <w:color w:val="030303"/>
-        </w:rPr>
-        <w:t xml:space="preserve">{SelbstkostenanteilFmt}</w:t>
-      </w:r>
-      <w:r>
-        <w:rPr>
-          <w:rFonts w:ascii="Open Sans" w:eastAsia="Open Sans" w:hAnsi="Open Sans" w:cs="Open Sans"/>
-          <w:color w:val="030303"/>
-        </w:rPr>
-        <w:t xml:space="preserve"> unter Berücksichtigung eines gewährten Zuschusses durch die Pflegekasse i.H.v. </w:t>
-      </w:r>
-      <w:r>
-        <w:rPr>
-          <w:rFonts w:ascii="Open Sans" w:eastAsia="Open Sans" w:hAnsi="Open Sans" w:cs="Open Sans"/>
-          <w:b/>
-          <w:bCs/>
-          <w:color w:val="030303"/>
-        </w:rPr>
-        <w:t xml:space="preserve">{Zuschusskrankenkasse}</w:t>
-      </w:r>
-      <w:r>
-        <w:rPr>
-          <w:rFonts w:ascii="Open Sans" w:eastAsia="Open Sans" w:hAnsi="Open Sans" w:cs="Open Sans"/>
-          <w:color w:val="030303"/>
-        </w:rPr>
-        <w:t xml:space="preserve">.{/hasSubsidyLine}</w:t>
-      </w:r>
-    </w:p>
-    <w:p>
-      <w:pPr>
-        <w:pBdr/>
-        <w:pStyle w:val="Normal"/>
-        <w:spacing w:before="224" w:after="0" w:line="288" w:lineRule="auto"/>
-        <w:ind w:left="125" w:right="0" w:firstLine="0"/>
-        <w:rPr>
-          <w:rFonts w:ascii="Open Sans" w:eastAsia="Open Sans" w:hAnsi="Open Sans" w:cs="Open Sans"/>
-          <w:color w:val="030303"/>
-        </w:rPr>
-      </w:pPr>
-      <w:r>
-        <w:rPr>
-          <w:rFonts w:ascii="Open Sans" w:eastAsia="Open Sans" w:hAnsi="Open Sans" w:cs="Open Sans"/>
-          <w:color w:val="030303"/>
-        </w:rPr>
-        <w:t xml:space="preserve">Dieser wird bei Auftragsbestätigung vorab fällig.</w:t>
-      </w:r>
-    </w:p>
-    <w:p>
-      <w:pPr>
-        <w:pBdr/>
-        <w:pStyle w:val="Normal"/>
-        <w:spacing w:before="215" w:after="0" w:line="286" w:lineRule="auto"/>
-        <w:ind w:left="123" w:right="222" w:firstLine="0"/>
-        <w:rPr>
-          <w:rFonts w:ascii="Open Sans" w:eastAsia="Open Sans" w:hAnsi="Open Sans" w:cs="Open Sans"/>
-          <w:color w:val="000000"/>
-        </w:rPr>
-      </w:pPr>
       <w:r>
         <w:rPr>
           <w:rFonts w:ascii="Open Sans" w:eastAsia="Open Sans" w:hAnsi="Open Sans" w:cs="Open Sans"/>
@@ -2841,7 +2872,7 @@
               <w:sz w:val="22"/>
               <w:szCs w:val="22"/>
             </w:rPr>
-            <w:t xml:space="preserve">1</w:t>
+            <w:t xml:space="preserve">2</w:t>
           </w:r>
           <w:r>
             <w:rPr>
@@ -3391,6 +3422,7 @@
   <w:style w:type="paragraph" w:styleId="Heading">
     <w:name w:val="Heading"/>
     <w:basedOn w:val="Normal"/>
+    <w:next w:val="Heading"/>
     <w:pPr>
       <w:pBdr/>
       <w:keepNext/>
